--- a/Freelance_Marketplace_Ecosystem_Phase1_Fixed.docx
+++ b/Freelance_Marketplace_Ecosystem_Phase1_Fixed.docx
@@ -217,27 +217,17 @@
         </w:rPr>
         <w:t>[Huynh Thien Duc (</w:t>
       </w:r>
-      <w:r>
-        <w:fldChar w:fldCharType="begin"/>
-      </w:r>
-      <w:r>
-        <w:instrText>HYPERLINK "mailto:n25dcat073@student.ptithcm.edu.vn"</w:instrText>
-      </w:r>
-      <w:r>
-        <w:fldChar w:fldCharType="separate"/>
-      </w:r>
-      <w:r>
-        <w:rPr>
-          <w:rStyle w:val="Hyperlink"/>
-          <w:rFonts w:cs="Times New Roman"/>
-          <w:sz w:val="26"/>
-          <w:szCs w:val="26"/>
-        </w:rPr>
-        <w:t>n25dcat073@student.ptithcm.edu.vn</w:t>
-      </w:r>
-      <w:r>
-        <w:fldChar w:fldCharType="end"/>
-      </w:r>
+      <w:hyperlink r:id="rId5" w:history="1">
+        <w:r>
+          <w:rPr>
+            <w:rStyle w:val="Hyperlink"/>
+            <w:rFonts w:cs="Times New Roman"/>
+            <w:sz w:val="26"/>
+            <w:szCs w:val="26"/>
+          </w:rPr>
+          <w:t>n25dcat073@student.ptithcm.edu.vn</w:t>
+        </w:r>
+      </w:hyperlink>
       <w:r>
         <w:rPr>
           <w:rFonts w:cs="Times New Roman"/>
@@ -291,7 +281,7 @@
         </w:rPr>
         <w:t>(</w:t>
       </w:r>
-      <w:hyperlink r:id="rId5" w:history="1">
+      <w:hyperlink r:id="rId6" w:history="1">
         <w:r>
           <w:rPr>
             <w:rStyle w:val="Hyperlink"/>
@@ -354,7 +344,7 @@
         </w:rPr>
         <w:t>(</w:t>
       </w:r>
-      <w:hyperlink r:id="rId6" w:history="1">
+      <w:hyperlink r:id="rId7" w:history="1">
         <w:r>
           <w:rPr>
             <w:rStyle w:val="Hyperlink"/>
@@ -627,39 +617,7 @@
           <w:rFonts w:cs="Times New Roman"/>
           <w:lang w:val="en-US"/>
         </w:rPr>
-        <w:t xml:space="preserve">The project aims to design and implement a relational database for a Freelance Marketplace Ecosystem, inspired by platforms such as </w:t>
-      </w:r>
-      <w:proofErr w:type="spellStart"/>
-      <w:r>
-        <w:rPr>
-          <w:rFonts w:cs="Times New Roman"/>
-          <w:lang w:val="en-US"/>
-        </w:rPr>
-        <w:t>vLance</w:t>
-      </w:r>
-      <w:proofErr w:type="spellEnd"/>
-      <w:r>
-        <w:rPr>
-          <w:rFonts w:cs="Times New Roman"/>
-          <w:lang w:val="en-US"/>
-        </w:rPr>
-        <w:t xml:space="preserve">, Upwork, and </w:t>
-      </w:r>
-      <w:proofErr w:type="spellStart"/>
-      <w:r>
-        <w:rPr>
-          <w:rFonts w:cs="Times New Roman"/>
-          <w:lang w:val="en-US"/>
-        </w:rPr>
-        <w:t>TopCV</w:t>
-      </w:r>
-      <w:proofErr w:type="spellEnd"/>
-      <w:r>
-        <w:rPr>
-          <w:rFonts w:cs="Times New Roman"/>
-          <w:lang w:val="en-US"/>
-        </w:rPr>
-        <w:t>.</w:t>
+        <w:t>The project aims to design and implement a relational database for a Freelance Marketplace Ecosystem, inspired by platforms such as vLance, Upwork, and TopCV.</w:t>
       </w:r>
     </w:p>
     <w:p>
@@ -755,10 +713,7 @@
     <w:p>
       <w:pPr>
         <w:pStyle w:val="ReportBody"/>
-        <w:numPr>
-          <w:ilvl w:val="0"/>
-          <w:numId w:val="2"/>
-        </w:numPr>
+        <w:ind w:left="720"/>
         <w:rPr>
           <w:rFonts w:cs="Times New Roman"/>
         </w:rPr>
@@ -782,10 +737,7 @@
     <w:p>
       <w:pPr>
         <w:pStyle w:val="ReportBody"/>
-        <w:numPr>
-          <w:ilvl w:val="0"/>
-          <w:numId w:val="2"/>
-        </w:numPr>
+        <w:ind w:left="720"/>
         <w:rPr>
           <w:rFonts w:cs="Times New Roman"/>
         </w:rPr>
@@ -1253,9 +1205,13 @@
     <w:p>
       <w:pPr>
         <w:pStyle w:val="Heading2"/>
-      </w:pPr>
-      <w:r>
-        <w:rPr>
+        <w:rPr>
+          <w:color w:val="auto"/>
+        </w:rPr>
+      </w:pPr>
+      <w:r>
+        <w:rPr>
+          <w:color w:val="auto"/>
           <w:sz w:val="26"/>
         </w:rPr>
         <w:t>System Scope</w:t>
@@ -1268,6 +1224,7 @@
         <w:rPr>
           <w:rFonts w:cs="Times New Roman"/>
           <w:b/>
+          <w:color w:val="auto"/>
           <w:lang w:val="en-US"/>
         </w:rPr>
       </w:pPr>
@@ -1275,6 +1232,7 @@
         <w:rPr>
           <w:rFonts w:cs="Times New Roman"/>
           <w:b/>
+          <w:color w:val="auto"/>
         </w:rPr>
         <w:t>In Scope</w:t>
       </w:r>
@@ -1282,6 +1240,7 @@
         <w:rPr>
           <w:rFonts w:cs="Times New Roman"/>
           <w:b/>
+          <w:color w:val="auto"/>
           <w:lang w:val="en-US"/>
         </w:rPr>
         <w:tab/>
@@ -1293,12 +1252,14 @@
         <w:spacing w:before="120" w:after="60"/>
         <w:rPr>
           <w:rFonts w:cs="Times New Roman"/>
+          <w:color w:val="auto"/>
           <w:lang w:val="en-US"/>
         </w:rPr>
       </w:pPr>
       <w:r>
         <w:rPr>
           <w:rFonts w:cs="Times New Roman"/>
+          <w:color w:val="auto"/>
           <w:lang w:val="en-US"/>
         </w:rPr>
         <w:tab/>
@@ -1307,12 +1268,14 @@
       <w:r>
         <w:rPr>
           <w:rFonts w:cs="Times New Roman"/>
+          <w:color w:val="auto"/>
         </w:rPr>
         <w:t xml:space="preserve"> User, Client </w:t>
       </w:r>
       <w:r>
         <w:rPr>
           <w:rFonts w:cs="Times New Roman"/>
+          <w:color w:val="auto"/>
           <w:lang w:val="en-US"/>
         </w:rPr>
         <w:t>and</w:t>
@@ -1320,6 +1283,7 @@
       <w:r>
         <w:rPr>
           <w:rFonts w:cs="Times New Roman"/>
+          <w:color w:val="auto"/>
         </w:rPr>
         <w:t xml:space="preserve"> Freelancer.</w:t>
       </w:r>
@@ -1330,12 +1294,14 @@
         <w:spacing w:before="120" w:after="60"/>
         <w:rPr>
           <w:rFonts w:cs="Times New Roman"/>
+          <w:color w:val="auto"/>
           <w:lang w:val="en-US"/>
         </w:rPr>
       </w:pPr>
       <w:r>
         <w:rPr>
           <w:rFonts w:cs="Times New Roman"/>
+          <w:color w:val="auto"/>
           <w:lang w:val="en-US"/>
         </w:rPr>
         <w:tab/>
@@ -1344,6 +1310,7 @@
         <w:rPr>
           <w:rFonts w:cs="Times New Roman"/>
           <w:bCs/>
+          <w:color w:val="auto"/>
         </w:rPr>
         <w:t>Manage FREELANCER profiles and SKILL.</w:t>
       </w:r>
@@ -1354,12 +1321,14 @@
         <w:spacing w:before="120" w:after="60"/>
         <w:rPr>
           <w:rFonts w:cs="Times New Roman"/>
+          <w:color w:val="auto"/>
           <w:lang w:val="en-US"/>
         </w:rPr>
       </w:pPr>
       <w:r>
         <w:rPr>
           <w:rFonts w:cs="Times New Roman"/>
+          <w:color w:val="auto"/>
           <w:lang w:val="en-US"/>
         </w:rPr>
         <w:tab/>
@@ -1368,12 +1337,14 @@
       <w:r>
         <w:rPr>
           <w:rFonts w:cs="Times New Roman"/>
+          <w:color w:val="auto"/>
         </w:rPr>
         <w:t xml:space="preserve"> Job </w:t>
       </w:r>
       <w:r>
         <w:rPr>
           <w:rFonts w:cs="Times New Roman"/>
+          <w:color w:val="auto"/>
           <w:lang w:val="en-US"/>
         </w:rPr>
         <w:t>and</w:t>
@@ -1381,6 +1352,7 @@
       <w:r>
         <w:rPr>
           <w:rFonts w:cs="Times New Roman"/>
+          <w:color w:val="auto"/>
         </w:rPr>
         <w:t xml:space="preserve"> Job Category.</w:t>
       </w:r>
@@ -1391,12 +1363,14 @@
         <w:spacing w:before="120" w:after="60"/>
         <w:rPr>
           <w:rFonts w:cs="Times New Roman"/>
+          <w:color w:val="auto"/>
           <w:lang w:val="en-US"/>
         </w:rPr>
       </w:pPr>
       <w:r>
         <w:rPr>
           <w:rFonts w:cs="Times New Roman"/>
+          <w:color w:val="auto"/>
           <w:lang w:val="en-US"/>
         </w:rPr>
         <w:tab/>
@@ -1405,12 +1379,14 @@
       <w:r>
         <w:rPr>
           <w:rFonts w:cs="Times New Roman"/>
+          <w:color w:val="auto"/>
         </w:rPr>
         <w:t xml:space="preserve"> Proposal </w:t>
       </w:r>
       <w:r>
         <w:rPr>
           <w:rFonts w:cs="Times New Roman"/>
+          <w:color w:val="auto"/>
           <w:lang w:val="en-US"/>
         </w:rPr>
         <w:t xml:space="preserve">and </w:t>
@@ -1418,14 +1394,9 @@
       <w:r>
         <w:rPr>
           <w:rFonts w:cs="Times New Roman"/>
-        </w:rPr>
-        <w:t>the selection of</w:t>
-      </w:r>
-      <w:r>
-        <w:rPr>
-          <w:rFonts w:cs="Times New Roman"/>
-        </w:rPr>
-        <w:t xml:space="preserve"> Freelancer.</w:t>
+          <w:color w:val="auto"/>
+        </w:rPr>
+        <w:t>the selection of Freelancer.</w:t>
       </w:r>
     </w:p>
     <w:p>
@@ -1434,12 +1405,14 @@
         <w:spacing w:before="120" w:after="60"/>
         <w:rPr>
           <w:rFonts w:cs="Times New Roman"/>
+          <w:color w:val="auto"/>
           <w:lang w:val="en-US"/>
         </w:rPr>
       </w:pPr>
       <w:r>
         <w:rPr>
           <w:rFonts w:cs="Times New Roman"/>
+          <w:color w:val="auto"/>
           <w:lang w:val="en-US"/>
         </w:rPr>
         <w:tab/>
@@ -1448,12 +1421,14 @@
       <w:r>
         <w:rPr>
           <w:rFonts w:cs="Times New Roman"/>
+          <w:color w:val="auto"/>
         </w:rPr>
         <w:t xml:space="preserve"> Contract </w:t>
       </w:r>
       <w:r>
         <w:rPr>
           <w:rFonts w:cs="Times New Roman"/>
+          <w:color w:val="auto"/>
           <w:lang w:val="en-US"/>
         </w:rPr>
         <w:t>and</w:t>
@@ -1461,12 +1436,14 @@
       <w:r>
         <w:rPr>
           <w:rFonts w:cs="Times New Roman"/>
+          <w:color w:val="auto"/>
         </w:rPr>
         <w:t xml:space="preserve"> Milestone</w:t>
       </w:r>
       <w:r>
         <w:rPr>
           <w:rFonts w:cs="Times New Roman"/>
+          <w:color w:val="auto"/>
           <w:lang w:val="en-US"/>
         </w:rPr>
         <w:t>s</w:t>
@@ -1474,6 +1451,7 @@
       <w:r>
         <w:rPr>
           <w:rFonts w:cs="Times New Roman"/>
+          <w:color w:val="auto"/>
         </w:rPr>
         <w:t>.</w:t>
       </w:r>
@@ -1484,12 +1462,14 @@
         <w:spacing w:before="120" w:after="60"/>
         <w:rPr>
           <w:rFonts w:cs="Times New Roman"/>
+          <w:color w:val="auto"/>
           <w:lang w:val="en-US"/>
         </w:rPr>
       </w:pPr>
       <w:r>
         <w:rPr>
           <w:rFonts w:cs="Times New Roman"/>
+          <w:color w:val="auto"/>
           <w:lang w:val="en-US"/>
         </w:rPr>
         <w:tab/>
@@ -1498,18 +1478,14 @@
       <w:r>
         <w:rPr>
           <w:rFonts w:cs="Times New Roman"/>
-        </w:rPr>
-        <w:t xml:space="preserve"> Payment Release </w:t>
-      </w:r>
-      <w:r>
-        <w:rPr>
-          <w:rFonts w:cs="Times New Roman"/>
-        </w:rPr>
-        <w:t>associated</w:t>
-      </w:r>
-      <w:r>
-        <w:rPr>
-          <w:rFonts w:cs="Times New Roman"/>
+          <w:color w:val="auto"/>
+        </w:rPr>
+        <w:t xml:space="preserve"> Payment Release associated</w:t>
+      </w:r>
+      <w:r>
+        <w:rPr>
+          <w:rFonts w:cs="Times New Roman"/>
+          <w:color w:val="auto"/>
           <w:lang w:val="en-US"/>
         </w:rPr>
         <w:t xml:space="preserve"> with</w:t>
@@ -1517,6 +1493,7 @@
       <w:r>
         <w:rPr>
           <w:rFonts w:cs="Times New Roman"/>
+          <w:color w:val="auto"/>
         </w:rPr>
         <w:t xml:space="preserve"> Milestone.</w:t>
       </w:r>
@@ -1532,6 +1509,7 @@
       <w:r>
         <w:rPr>
           <w:rFonts w:cs="Times New Roman"/>
+          <w:color w:val="auto"/>
           <w:lang w:val="en-US"/>
         </w:rPr>
         <w:tab/>
@@ -1540,26 +1518,31 @@
         <w:rPr>
           <w:rFonts w:cs="Times New Roman"/>
           <w:bCs/>
-        </w:rPr>
-        <w:t xml:space="preserve">Record Payment transactions (Payer, Payee, Method) strictly tied to completed </w:t>
-      </w:r>
-      <w:r>
-        <w:rPr>
-          <w:rFonts w:cs="Times New Roman"/>
-          <w:bCs/>
-        </w:rPr>
-        <w:t xml:space="preserve">      </w:t>
-      </w:r>
-      <w:r>
-        <w:rPr>
-          <w:rFonts w:cs="Times New Roman"/>
-          <w:bCs/>
+          <w:color w:val="auto"/>
+        </w:rPr>
+        <w:t>Record Payment transactions (Payer, Payee, Method) strictly tied to completed</w:t>
+      </w:r>
+      <w:r>
+        <w:rPr>
+          <w:rFonts w:cs="Times New Roman"/>
+          <w:bCs/>
+          <w:color w:val="auto"/>
+          <w:lang w:val="en-US"/>
+        </w:rPr>
+        <w:t xml:space="preserve"> </w:t>
+      </w:r>
+      <w:r>
+        <w:rPr>
+          <w:rFonts w:cs="Times New Roman"/>
+          <w:bCs/>
+          <w:color w:val="auto"/>
         </w:rPr>
         <w:t>Milestones.</w:t>
       </w:r>
       <w:r>
         <w:rPr>
           <w:rFonts w:cs="Times New Roman"/>
+          <w:color w:val="auto"/>
           <w:lang w:val="en-US"/>
         </w:rPr>
         <w:br/>
@@ -1645,7 +1628,7 @@
                     <pic:cNvPicPr/>
                   </pic:nvPicPr>
                   <pic:blipFill>
-                    <a:blip r:embed="rId7"/>
+                    <a:blip r:embed="rId8"/>
                     <a:stretch>
                       <a:fillRect/>
                     </a:stretch>
@@ -2614,14 +2597,10 @@
         <w:rPr>
           <w:rFonts w:cs="Times New Roman"/>
           <w:b/>
-        </w:rPr>
-      </w:pPr>
-    </w:p>
-    <w:p/>
-    <w:p/>
-    <w:p/>
-    <w:p/>
-    <w:p/>
+          <w:lang w:val="en-US"/>
+        </w:rPr>
+      </w:pPr>
+    </w:p>
     <w:p>
       <w:pPr>
         <w:pStyle w:val="Heading3"/>
@@ -2811,7 +2790,6 @@
                 <w:rFonts w:cs="Times New Roman"/>
                 <w:sz w:val="20"/>
               </w:rPr>
-              <w:lastRenderedPageBreak/>
               <w:t>USER – FREELANCER</w:t>
             </w:r>
           </w:p>
@@ -3072,6 +3050,7 @@
                 <w:rFonts w:cs="Times New Roman"/>
                 <w:sz w:val="20"/>
               </w:rPr>
+              <w:lastRenderedPageBreak/>
               <w:t>JOB – PROPOSAL</w:t>
             </w:r>
           </w:p>
@@ -3733,23 +3712,23 @@
         <w:pStyle w:val="Heading3"/>
       </w:pPr>
       <w:r>
+        <w:t>JOB_CATEGORY</w:t>
+      </w:r>
+    </w:p>
+    <w:p>
+      <w:pPr>
+        <w:pStyle w:val="ReportBody"/>
+      </w:pPr>
+      <w:r>
+        <w:t>job_categories( category_id PK, category_name, description )</w:t>
+      </w:r>
+    </w:p>
+    <w:p>
+      <w:pPr>
+        <w:pStyle w:val="Heading3"/>
+      </w:pPr>
+      <w:r>
         <w:lastRenderedPageBreak/>
-        <w:t>JOB_CATEGORY</w:t>
-      </w:r>
-    </w:p>
-    <w:p>
-      <w:pPr>
-        <w:pStyle w:val="ReportBody"/>
-      </w:pPr>
-      <w:r>
-        <w:t>job_categories( category_id PK, category_name, description )</w:t>
-      </w:r>
-    </w:p>
-    <w:p>
-      <w:pPr>
-        <w:pStyle w:val="Heading3"/>
-      </w:pPr>
-      <w:r>
         <w:t>JOB</w:t>
       </w:r>
     </w:p>

--- a/Freelance_Marketplace_Ecosystem_Phase1_Fixed.docx
+++ b/Freelance_Marketplace_Ecosystem_Phase1_Fixed.docx
@@ -217,17 +217,27 @@
         </w:rPr>
         <w:t>[Huynh Thien Duc (</w:t>
       </w:r>
-      <w:hyperlink r:id="rId5" w:history="1">
-        <w:r>
-          <w:rPr>
-            <w:rStyle w:val="Hyperlink"/>
-            <w:rFonts w:cs="Times New Roman"/>
-            <w:sz w:val="26"/>
-            <w:szCs w:val="26"/>
-          </w:rPr>
-          <w:t>n25dcat073@student.ptithcm.edu.vn</w:t>
-        </w:r>
-      </w:hyperlink>
+      <w:r>
+        <w:fldChar w:fldCharType="begin"/>
+      </w:r>
+      <w:r>
+        <w:instrText>HYPERLINK "mailto:n25dcat073@student.ptithcm.edu.vn"</w:instrText>
+      </w:r>
+      <w:r>
+        <w:fldChar w:fldCharType="separate"/>
+      </w:r>
+      <w:r>
+        <w:rPr>
+          <w:rStyle w:val="Hyperlink"/>
+          <w:rFonts w:cs="Times New Roman"/>
+          <w:sz w:val="26"/>
+          <w:szCs w:val="26"/>
+        </w:rPr>
+        <w:t>n25dcat073@student.ptithcm.edu.vn</w:t>
+      </w:r>
+      <w:r>
+        <w:fldChar w:fldCharType="end"/>
+      </w:r>
       <w:r>
         <w:rPr>
           <w:rFonts w:cs="Times New Roman"/>
@@ -281,7 +291,7 @@
         </w:rPr>
         <w:t>(</w:t>
       </w:r>
-      <w:hyperlink r:id="rId6" w:history="1">
+      <w:hyperlink r:id="rId5" w:history="1">
         <w:r>
           <w:rPr>
             <w:rStyle w:val="Hyperlink"/>
@@ -344,7 +354,7 @@
         </w:rPr>
         <w:t>(</w:t>
       </w:r>
-      <w:hyperlink r:id="rId7" w:history="1">
+      <w:hyperlink r:id="rId6" w:history="1">
         <w:r>
           <w:rPr>
             <w:rStyle w:val="Hyperlink"/>
@@ -617,7 +627,39 @@
           <w:rFonts w:cs="Times New Roman"/>
           <w:lang w:val="en-US"/>
         </w:rPr>
-        <w:t>The project aims to design and implement a relational database for a Freelance Marketplace Ecosystem, inspired by platforms such as vLance, Upwork, and TopCV.</w:t>
+        <w:t xml:space="preserve">The project aims to design and implement a relational database for a Freelance Marketplace Ecosystem, inspired by platforms such as </w:t>
+      </w:r>
+      <w:proofErr w:type="spellStart"/>
+      <w:r>
+        <w:rPr>
+          <w:rFonts w:cs="Times New Roman"/>
+          <w:lang w:val="en-US"/>
+        </w:rPr>
+        <w:t>vLance</w:t>
+      </w:r>
+      <w:proofErr w:type="spellEnd"/>
+      <w:r>
+        <w:rPr>
+          <w:rFonts w:cs="Times New Roman"/>
+          <w:lang w:val="en-US"/>
+        </w:rPr>
+        <w:t xml:space="preserve">, Upwork, and </w:t>
+      </w:r>
+      <w:proofErr w:type="spellStart"/>
+      <w:r>
+        <w:rPr>
+          <w:rFonts w:cs="Times New Roman"/>
+          <w:lang w:val="en-US"/>
+        </w:rPr>
+        <w:t>TopCV</w:t>
+      </w:r>
+      <w:proofErr w:type="spellEnd"/>
+      <w:r>
+        <w:rPr>
+          <w:rFonts w:cs="Times New Roman"/>
+          <w:lang w:val="en-US"/>
+        </w:rPr>
+        <w:t>.</w:t>
       </w:r>
     </w:p>
     <w:p>
@@ -724,7 +766,6 @@
           <w:b/>
           <w:bCs/>
         </w:rPr>
-        <w:lastRenderedPageBreak/>
         <w:t>Work Definition:</w:t>
       </w:r>
       <w:r>
@@ -1088,7 +1129,6 @@
           <w:rFonts w:cs="Times New Roman"/>
           <w:b/>
         </w:rPr>
-        <w:lastRenderedPageBreak/>
         <w:t xml:space="preserve">BR-12: </w:t>
       </w:r>
       <w:r>
@@ -1611,7 +1651,6 @@
           <w:rFonts w:cs="Times New Roman"/>
           <w:noProof/>
         </w:rPr>
-        <w:lastRenderedPageBreak/>
         <w:drawing>
           <wp:inline distT="0" distB="0" distL="0" distR="0" wp14:anchorId="7F22439B" wp14:editId="60888B5D">
             <wp:extent cx="6120000" cy="2652457"/>
@@ -1628,7 +1667,7 @@
                     <pic:cNvPicPr/>
                   </pic:nvPicPr>
                   <pic:blipFill>
-                    <a:blip r:embed="rId8"/>
+                    <a:blip r:embed="rId7"/>
                     <a:stretch>
                       <a:fillRect/>
                     </a:stretch>
@@ -3050,7 +3089,6 @@
                 <w:rFonts w:cs="Times New Roman"/>
                 <w:sz w:val="20"/>
               </w:rPr>
-              <w:lastRenderedPageBreak/>
               <w:t>JOB – PROPOSAL</w:t>
             </w:r>
           </w:p>
@@ -3728,7 +3766,6 @@
         <w:pStyle w:val="Heading3"/>
       </w:pPr>
       <w:r>
-        <w:lastRenderedPageBreak/>
         <w:t>JOB</w:t>
       </w:r>
     </w:p>
@@ -3801,7 +3838,19 @@
         <w:pStyle w:val="ReportBody"/>
       </w:pPr>
       <w:r>
-        <w:t>payments( payment_id PK, milestone_id FK UNIQUE, payer_id FK → users.user_id, payee_id FK → users.user_id, amount, payment_status )</w:t>
+        <w:t>payments( payment_id PK, milestone_id FK UNIQUE, payer_id FK → users.user_id, payee_id FK → users.user_id, amount,</w:t>
+      </w:r>
+      <w:r>
+        <w:t xml:space="preserve"> </w:t>
+      </w:r>
+      <w:r>
+        <w:t>payment_</w:t>
+      </w:r>
+      <w:r>
+        <w:t>method,</w:t>
+      </w:r>
+      <w:r>
+        <w:t xml:space="preserve"> payment_status )</w:t>
       </w:r>
     </w:p>
     <w:p>
@@ -3855,12 +3904,7051 @@
     <w:p>
       <w:pPr>
         <w:pStyle w:val="ReportBody"/>
+        <w:rPr>
+          <w:lang w:val="en-US"/>
+        </w:rPr>
       </w:pPr>
       <w:r>
         <w:t>• MILESTONE belongs to one CONTRACT. PAYMENT is tied to a MILESTONE and is limited to at most one successful payment per milestone by a UNIQUE milestone_id constraint in the logical design.</w:t>
       </w:r>
     </w:p>
-    <w:p/>
+    <w:p>
+      <w:pPr>
+        <w:pStyle w:val="Heading2"/>
+        <w:rPr>
+          <w:bCs/>
+          <w:sz w:val="26"/>
+          <w:szCs w:val="26"/>
+        </w:rPr>
+      </w:pPr>
+      <w:r>
+        <w:rPr>
+          <w:sz w:val="26"/>
+          <w:szCs w:val="26"/>
+        </w:rPr>
+        <w:t>2.3 Normalization Verification (1NF → 3NF/BCNF)</w:t>
+      </w:r>
+    </w:p>
+    <w:p>
+      <w:pPr>
+        <w:pStyle w:val="ReportBody"/>
+      </w:pPr>
+      <w:r>
+        <w:t>The reconciled schema is designed to satisfy Third Normal Form (3NF). The normalization checks below use the entities and attributes in the Phase 1 conceptual model while applying the more detailed normalization explanations from the Phase 2 report.</w:t>
+      </w:r>
+    </w:p>
+    <w:p>
+      <w:pPr>
+        <w:pStyle w:val="Heading3"/>
+      </w:pPr>
+      <w:r>
+        <w:t>First Normal Form (1NF)</w:t>
+      </w:r>
+    </w:p>
+    <w:p>
+      <w:pPr>
+        <w:pStyle w:val="ReportBody"/>
+      </w:pPr>
+      <w:r>
+        <w:t>• Each relation has a primary key that uniquely identifies a row.</w:t>
+      </w:r>
+    </w:p>
+    <w:p>
+      <w:pPr>
+        <w:pStyle w:val="ReportBody"/>
+      </w:pPr>
+      <w:r>
+        <w:t>• Attributes contain atomic values rather than lists or repeating groups.</w:t>
+      </w:r>
+    </w:p>
+    <w:p>
+      <w:pPr>
+        <w:pStyle w:val="ReportBody"/>
+      </w:pPr>
+      <w:r>
+        <w:t>• The many-to-many relationship between FREELANCER and SKILL is decomposed into FREELANCER_SKILL, so skills are not stored as a comma-separated attribute.</w:t>
+      </w:r>
+    </w:p>
+    <w:p>
+      <w:pPr>
+        <w:pStyle w:val="ReportBody"/>
+      </w:pPr>
+      <w:r>
+        <w:t>• JOB contains separate atomic attributes such as budget_min, budget_max, deadline, and status rather than a combined repeating field.</w:t>
+      </w:r>
+    </w:p>
+    <w:p>
+      <w:pPr>
+        <w:pStyle w:val="ReportBody"/>
+      </w:pPr>
+      <w:r>
+        <w:t>Therefore, the reconciled database satisfies 1NF.</w:t>
+      </w:r>
+    </w:p>
+    <w:p>
+      <w:pPr>
+        <w:pStyle w:val="Heading3"/>
+      </w:pPr>
+      <w:r>
+        <w:t>Second Normal Form (2NF)</w:t>
+      </w:r>
+    </w:p>
+    <w:p>
+      <w:pPr>
+        <w:pStyle w:val="ReportBody"/>
+      </w:pPr>
+      <w:r>
+        <w:t>• All non-key attributes depend on the entire primary key.</w:t>
+      </w:r>
+    </w:p>
+    <w:p>
+      <w:pPr>
+        <w:pStyle w:val="ReportBody"/>
+      </w:pPr>
+      <w:r>
+        <w:t>• In FREELANCER_SKILL, skill_level depends on the combination of freelancer_id and skill_id, not on either attribute alone.</w:t>
+      </w:r>
+    </w:p>
+    <w:p>
+      <w:pPr>
+        <w:pStyle w:val="ReportBody"/>
+      </w:pPr>
+      <w:r>
+        <w:t>• Tables with single-attribute primary keys have no partial dependency by definition.</w:t>
+      </w:r>
+    </w:p>
+    <w:p>
+      <w:pPr>
+        <w:pStyle w:val="ReportBody"/>
+      </w:pPr>
+      <w:r>
+        <w:t>Therefore, the reconciled database satisfies 2NF.</w:t>
+      </w:r>
+    </w:p>
+    <w:p>
+      <w:pPr>
+        <w:pStyle w:val="Heading3"/>
+      </w:pPr>
+      <w:r>
+        <w:t>Third Normal Form (3NF)</w:t>
+      </w:r>
+    </w:p>
+    <w:p>
+      <w:pPr>
+        <w:pStyle w:val="ReportBody"/>
+      </w:pPr>
+      <w:r>
+        <w:t>• Non-key attributes do not depend transitively on other non-key attributes.</w:t>
+      </w:r>
+    </w:p>
+    <w:p>
+      <w:pPr>
+        <w:pStyle w:val="ReportBody"/>
+      </w:pPr>
+      <w:r>
+        <w:t>• Common account data is kept in USER rather than repeated inside CLIENT and FREELANCER.</w:t>
+      </w:r>
+    </w:p>
+    <w:p>
+      <w:pPr>
+        <w:pStyle w:val="ReportBody"/>
+      </w:pPr>
+      <w:r>
+        <w:t>• JOB stores client_id and category_id as foreign keys instead of duplicating company or category descriptions.</w:t>
+      </w:r>
+    </w:p>
+    <w:p>
+      <w:pPr>
+        <w:pStyle w:val="ReportBody"/>
+      </w:pPr>
+      <w:r>
+        <w:t>• CONTRACT stores references to the participating CLIENT and FREELANCER and does not repeat profile attributes.</w:t>
+      </w:r>
+    </w:p>
+    <w:p>
+      <w:pPr>
+        <w:pStyle w:val="ReportBody"/>
+      </w:pPr>
+      <w:r>
+        <w:t>Therefore, the reconciled database satisfies 3NF. Candidate BCNF relations also use candidate/surrogate keys so that non-key determinants are not introduced in the present model.</w:t>
+      </w:r>
+    </w:p>
+    <w:p>
+      <w:pPr>
+        <w:pStyle w:val="Heading11"/>
+        <w:rPr>
+          <w:bCs/>
+          <w:lang w:val="en-US"/>
+        </w:rPr>
+      </w:pPr>
+      <w:r>
+        <w:rPr>
+          <w:bCs/>
+          <w:lang w:val="en-US"/>
+        </w:rPr>
+        <w:t xml:space="preserve"> </w:t>
+      </w:r>
+    </w:p>
+    <w:p>
+      <w:pPr>
+        <w:pStyle w:val="ReportBody"/>
+        <w:rPr>
+          <w:lang w:val="en-US"/>
+        </w:rPr>
+      </w:pPr>
+      <w:r>
+        <w:t>The following data dictionary is rebuilt from the Phase 2 dictionary but aligned to the Phase 1 entity set and attribute names. The result is intended to be the single authoritative dictionary for the combined Phase 1 + Phase 2 report.</w:t>
+      </w:r>
+    </w:p>
+    <w:p>
+      <w:pPr>
+        <w:pStyle w:val="ReportBody"/>
+        <w:rPr>
+          <w:b/>
+          <w:bCs/>
+          <w:sz w:val="26"/>
+          <w:szCs w:val="26"/>
+          <w:lang w:val="en-US"/>
+        </w:rPr>
+      </w:pPr>
+      <w:r>
+        <w:rPr>
+          <w:b/>
+          <w:bCs/>
+          <w:sz w:val="26"/>
+          <w:szCs w:val="26"/>
+          <w:lang w:val="en-US"/>
+        </w:rPr>
+        <w:t xml:space="preserve">3. </w:t>
+      </w:r>
+      <w:r>
+        <w:rPr>
+          <w:b/>
+          <w:bCs/>
+          <w:sz w:val="26"/>
+          <w:szCs w:val="26"/>
+        </w:rPr>
+        <w:t>Data Dictionary (Adapted from ISO/IEC 11179)</w:t>
+      </w:r>
+    </w:p>
+    <w:p>
+      <w:pPr>
+        <w:pStyle w:val="Heading3"/>
+        <w:rPr>
+          <w:b/>
+          <w:bCs/>
+          <w:sz w:val="26"/>
+          <w:szCs w:val="26"/>
+        </w:rPr>
+      </w:pPr>
+      <w:r>
+        <w:rPr>
+          <w:b/>
+          <w:bCs/>
+          <w:sz w:val="26"/>
+          <w:szCs w:val="26"/>
+        </w:rPr>
+        <w:t>3.1 USER</w:t>
+      </w:r>
+    </w:p>
+    <w:tbl>
+      <w:tblPr>
+        <w:tblW w:w="0" w:type="auto"/>
+        <w:tblLook w:val="04A0" w:firstRow="1" w:lastRow="0" w:firstColumn="1" w:lastColumn="0" w:noHBand="0" w:noVBand="1"/>
+      </w:tblPr>
+      <w:tblGrid>
+        <w:gridCol w:w="1501"/>
+        <w:gridCol w:w="1527"/>
+        <w:gridCol w:w="1436"/>
+        <w:gridCol w:w="1451"/>
+        <w:gridCol w:w="1674"/>
+        <w:gridCol w:w="1437"/>
+      </w:tblGrid>
+      <w:tr>
+        <w:trPr>
+          <w:tblHeader/>
+        </w:trPr>
+        <w:tc>
+          <w:tcPr>
+            <w:tcW w:w="1567" w:type="dxa"/>
+            <w:vAlign w:val="center"/>
+          </w:tcPr>
+          <w:p>
+            <w:r>
+              <w:rPr>
+                <w:b/>
+                <w:sz w:val="17"/>
+              </w:rPr>
+              <w:t>Attribute</w:t>
+            </w:r>
+          </w:p>
+        </w:tc>
+        <w:tc>
+          <w:tcPr>
+            <w:tcW w:w="1567" w:type="dxa"/>
+            <w:vAlign w:val="center"/>
+          </w:tcPr>
+          <w:p>
+            <w:r>
+              <w:rPr>
+                <w:b/>
+                <w:sz w:val="17"/>
+              </w:rPr>
+              <w:t>Data Type</w:t>
+            </w:r>
+          </w:p>
+        </w:tc>
+        <w:tc>
+          <w:tcPr>
+            <w:tcW w:w="1567" w:type="dxa"/>
+            <w:vAlign w:val="center"/>
+          </w:tcPr>
+          <w:p>
+            <w:r>
+              <w:rPr>
+                <w:b/>
+                <w:sz w:val="17"/>
+              </w:rPr>
+              <w:t>Key Type</w:t>
+            </w:r>
+          </w:p>
+        </w:tc>
+        <w:tc>
+          <w:tcPr>
+            <w:tcW w:w="1567" w:type="dxa"/>
+            <w:vAlign w:val="center"/>
+          </w:tcPr>
+          <w:p>
+            <w:r>
+              <w:rPr>
+                <w:b/>
+                <w:sz w:val="17"/>
+              </w:rPr>
+              <w:t>Nullable?</w:t>
+            </w:r>
+          </w:p>
+        </w:tc>
+        <w:tc>
+          <w:tcPr>
+            <w:tcW w:w="1567" w:type="dxa"/>
+            <w:vAlign w:val="center"/>
+          </w:tcPr>
+          <w:p>
+            <w:r>
+              <w:rPr>
+                <w:b/>
+                <w:sz w:val="17"/>
+              </w:rPr>
+              <w:t>Default Value</w:t>
+            </w:r>
+          </w:p>
+        </w:tc>
+        <w:tc>
+          <w:tcPr>
+            <w:tcW w:w="1567" w:type="dxa"/>
+            <w:vAlign w:val="center"/>
+          </w:tcPr>
+          <w:p>
+            <w:r>
+              <w:rPr>
+                <w:b/>
+                <w:sz w:val="17"/>
+              </w:rPr>
+              <w:t>Business Rules</w:t>
+            </w:r>
+          </w:p>
+        </w:tc>
+      </w:tr>
+      <w:tr>
+        <w:tc>
+          <w:tcPr>
+            <w:tcW w:w="1567" w:type="dxa"/>
+            <w:vAlign w:val="center"/>
+          </w:tcPr>
+          <w:p>
+            <w:r>
+              <w:rPr>
+                <w:sz w:val="16"/>
+              </w:rPr>
+              <w:t>user_id</w:t>
+            </w:r>
+          </w:p>
+        </w:tc>
+        <w:tc>
+          <w:tcPr>
+            <w:tcW w:w="1567" w:type="dxa"/>
+            <w:vAlign w:val="center"/>
+          </w:tcPr>
+          <w:p>
+            <w:r>
+              <w:rPr>
+                <w:sz w:val="16"/>
+              </w:rPr>
+              <w:t>INT</w:t>
+            </w:r>
+          </w:p>
+        </w:tc>
+        <w:tc>
+          <w:tcPr>
+            <w:tcW w:w="1567" w:type="dxa"/>
+            <w:vAlign w:val="center"/>
+          </w:tcPr>
+          <w:p>
+            <w:r>
+              <w:rPr>
+                <w:sz w:val="16"/>
+              </w:rPr>
+              <w:t>PK</w:t>
+            </w:r>
+          </w:p>
+        </w:tc>
+        <w:tc>
+          <w:tcPr>
+            <w:tcW w:w="1567" w:type="dxa"/>
+            <w:vAlign w:val="center"/>
+          </w:tcPr>
+          <w:p>
+            <w:r>
+              <w:rPr>
+                <w:sz w:val="16"/>
+              </w:rPr>
+              <w:t>No</w:t>
+            </w:r>
+          </w:p>
+        </w:tc>
+        <w:tc>
+          <w:tcPr>
+            <w:tcW w:w="1567" w:type="dxa"/>
+            <w:vAlign w:val="center"/>
+          </w:tcPr>
+          <w:p>
+            <w:r>
+              <w:rPr>
+                <w:sz w:val="16"/>
+              </w:rPr>
+              <w:t>AUTO_INCREMENT</w:t>
+            </w:r>
+          </w:p>
+        </w:tc>
+        <w:tc>
+          <w:tcPr>
+            <w:tcW w:w="1567" w:type="dxa"/>
+            <w:vAlign w:val="center"/>
+          </w:tcPr>
+          <w:p>
+            <w:r>
+              <w:rPr>
+                <w:sz w:val="16"/>
+              </w:rPr>
+              <w:t>Unique user identifier</w:t>
+            </w:r>
+          </w:p>
+        </w:tc>
+      </w:tr>
+      <w:tr>
+        <w:tc>
+          <w:tcPr>
+            <w:tcW w:w="1567" w:type="dxa"/>
+            <w:vAlign w:val="center"/>
+          </w:tcPr>
+          <w:p>
+            <w:r>
+              <w:rPr>
+                <w:sz w:val="16"/>
+              </w:rPr>
+              <w:t>email</w:t>
+            </w:r>
+          </w:p>
+        </w:tc>
+        <w:tc>
+          <w:tcPr>
+            <w:tcW w:w="1567" w:type="dxa"/>
+            <w:vAlign w:val="center"/>
+          </w:tcPr>
+          <w:p>
+            <w:r>
+              <w:rPr>
+                <w:sz w:val="16"/>
+              </w:rPr>
+              <w:t>VARCHAR(150)</w:t>
+            </w:r>
+          </w:p>
+        </w:tc>
+        <w:tc>
+          <w:tcPr>
+            <w:tcW w:w="1567" w:type="dxa"/>
+            <w:vAlign w:val="center"/>
+          </w:tcPr>
+          <w:p>
+            <w:r>
+              <w:rPr>
+                <w:sz w:val="16"/>
+              </w:rPr>
+              <w:t>UNIQUE</w:t>
+            </w:r>
+          </w:p>
+        </w:tc>
+        <w:tc>
+          <w:tcPr>
+            <w:tcW w:w="1567" w:type="dxa"/>
+            <w:vAlign w:val="center"/>
+          </w:tcPr>
+          <w:p>
+            <w:r>
+              <w:rPr>
+                <w:sz w:val="16"/>
+              </w:rPr>
+              <w:t>No</w:t>
+            </w:r>
+          </w:p>
+        </w:tc>
+        <w:tc>
+          <w:tcPr>
+            <w:tcW w:w="1567" w:type="dxa"/>
+            <w:vAlign w:val="center"/>
+          </w:tcPr>
+          <w:p>
+            <w:r>
+              <w:rPr>
+                <w:sz w:val="16"/>
+              </w:rPr>
+              <w:t>None</w:t>
+            </w:r>
+          </w:p>
+        </w:tc>
+        <w:tc>
+          <w:tcPr>
+            <w:tcW w:w="1567" w:type="dxa"/>
+            <w:vAlign w:val="center"/>
+          </w:tcPr>
+          <w:p>
+            <w:r>
+              <w:rPr>
+                <w:sz w:val="16"/>
+              </w:rPr>
+              <w:t>Must be unique</w:t>
+            </w:r>
+          </w:p>
+        </w:tc>
+      </w:tr>
+      <w:tr>
+        <w:tc>
+          <w:tcPr>
+            <w:tcW w:w="1567" w:type="dxa"/>
+            <w:vAlign w:val="center"/>
+          </w:tcPr>
+          <w:p>
+            <w:r>
+              <w:rPr>
+                <w:sz w:val="16"/>
+              </w:rPr>
+              <w:t>full_name</w:t>
+            </w:r>
+          </w:p>
+        </w:tc>
+        <w:tc>
+          <w:tcPr>
+            <w:tcW w:w="1567" w:type="dxa"/>
+            <w:vAlign w:val="center"/>
+          </w:tcPr>
+          <w:p>
+            <w:r>
+              <w:rPr>
+                <w:sz w:val="16"/>
+              </w:rPr>
+              <w:t>VARCHAR(100)</w:t>
+            </w:r>
+          </w:p>
+        </w:tc>
+        <w:tc>
+          <w:tcPr>
+            <w:tcW w:w="1567" w:type="dxa"/>
+            <w:vAlign w:val="center"/>
+          </w:tcPr>
+          <w:p>
+            <w:r>
+              <w:rPr>
+                <w:sz w:val="16"/>
+              </w:rPr>
+              <w:t>None</w:t>
+            </w:r>
+          </w:p>
+        </w:tc>
+        <w:tc>
+          <w:tcPr>
+            <w:tcW w:w="1567" w:type="dxa"/>
+            <w:vAlign w:val="center"/>
+          </w:tcPr>
+          <w:p>
+            <w:r>
+              <w:rPr>
+                <w:sz w:val="16"/>
+              </w:rPr>
+              <w:t>No</w:t>
+            </w:r>
+          </w:p>
+        </w:tc>
+        <w:tc>
+          <w:tcPr>
+            <w:tcW w:w="1567" w:type="dxa"/>
+            <w:vAlign w:val="center"/>
+          </w:tcPr>
+          <w:p>
+            <w:r>
+              <w:rPr>
+                <w:sz w:val="16"/>
+              </w:rPr>
+              <w:t>None</w:t>
+            </w:r>
+          </w:p>
+        </w:tc>
+        <w:tc>
+          <w:tcPr>
+            <w:tcW w:w="1567" w:type="dxa"/>
+            <w:vAlign w:val="center"/>
+          </w:tcPr>
+          <w:p>
+            <w:r>
+              <w:rPr>
+                <w:sz w:val="16"/>
+              </w:rPr>
+              <w:t>User full name</w:t>
+            </w:r>
+          </w:p>
+        </w:tc>
+      </w:tr>
+      <w:tr>
+        <w:tc>
+          <w:tcPr>
+            <w:tcW w:w="1567" w:type="dxa"/>
+            <w:vAlign w:val="center"/>
+          </w:tcPr>
+          <w:p>
+            <w:r>
+              <w:rPr>
+                <w:sz w:val="16"/>
+              </w:rPr>
+              <w:t>password_hash</w:t>
+            </w:r>
+          </w:p>
+        </w:tc>
+        <w:tc>
+          <w:tcPr>
+            <w:tcW w:w="1567" w:type="dxa"/>
+            <w:vAlign w:val="center"/>
+          </w:tcPr>
+          <w:p>
+            <w:r>
+              <w:rPr>
+                <w:sz w:val="16"/>
+              </w:rPr>
+              <w:t>VARCHAR(255)</w:t>
+            </w:r>
+          </w:p>
+        </w:tc>
+        <w:tc>
+          <w:tcPr>
+            <w:tcW w:w="1567" w:type="dxa"/>
+            <w:vAlign w:val="center"/>
+          </w:tcPr>
+          <w:p>
+            <w:r>
+              <w:rPr>
+                <w:sz w:val="16"/>
+              </w:rPr>
+              <w:t>None</w:t>
+            </w:r>
+          </w:p>
+        </w:tc>
+        <w:tc>
+          <w:tcPr>
+            <w:tcW w:w="1567" w:type="dxa"/>
+            <w:vAlign w:val="center"/>
+          </w:tcPr>
+          <w:p>
+            <w:r>
+              <w:rPr>
+                <w:sz w:val="16"/>
+              </w:rPr>
+              <w:t>No</w:t>
+            </w:r>
+          </w:p>
+        </w:tc>
+        <w:tc>
+          <w:tcPr>
+            <w:tcW w:w="1567" w:type="dxa"/>
+            <w:vAlign w:val="center"/>
+          </w:tcPr>
+          <w:p>
+            <w:r>
+              <w:rPr>
+                <w:sz w:val="16"/>
+              </w:rPr>
+              <w:t>None</w:t>
+            </w:r>
+          </w:p>
+        </w:tc>
+        <w:tc>
+          <w:tcPr>
+            <w:tcW w:w="1567" w:type="dxa"/>
+            <w:vAlign w:val="center"/>
+          </w:tcPr>
+          <w:p>
+            <w:r>
+              <w:rPr>
+                <w:sz w:val="16"/>
+              </w:rPr>
+              <w:t>Password must be stored as a secure hash</w:t>
+            </w:r>
+          </w:p>
+        </w:tc>
+      </w:tr>
+      <w:tr>
+        <w:tc>
+          <w:tcPr>
+            <w:tcW w:w="1567" w:type="dxa"/>
+            <w:vAlign w:val="center"/>
+          </w:tcPr>
+          <w:p>
+            <w:r>
+              <w:rPr>
+                <w:sz w:val="16"/>
+              </w:rPr>
+              <w:t>phone</w:t>
+            </w:r>
+          </w:p>
+        </w:tc>
+        <w:tc>
+          <w:tcPr>
+            <w:tcW w:w="1567" w:type="dxa"/>
+            <w:vAlign w:val="center"/>
+          </w:tcPr>
+          <w:p>
+            <w:r>
+              <w:rPr>
+                <w:sz w:val="16"/>
+              </w:rPr>
+              <w:t>VARCHAR(20)</w:t>
+            </w:r>
+          </w:p>
+        </w:tc>
+        <w:tc>
+          <w:tcPr>
+            <w:tcW w:w="1567" w:type="dxa"/>
+            <w:vAlign w:val="center"/>
+          </w:tcPr>
+          <w:p>
+            <w:r>
+              <w:rPr>
+                <w:sz w:val="16"/>
+              </w:rPr>
+              <w:t>None</w:t>
+            </w:r>
+          </w:p>
+        </w:tc>
+        <w:tc>
+          <w:tcPr>
+            <w:tcW w:w="1567" w:type="dxa"/>
+            <w:vAlign w:val="center"/>
+          </w:tcPr>
+          <w:p>
+            <w:r>
+              <w:rPr>
+                <w:sz w:val="16"/>
+              </w:rPr>
+              <w:t>Yes</w:t>
+            </w:r>
+          </w:p>
+        </w:tc>
+        <w:tc>
+          <w:tcPr>
+            <w:tcW w:w="1567" w:type="dxa"/>
+            <w:vAlign w:val="center"/>
+          </w:tcPr>
+          <w:p>
+            <w:r>
+              <w:rPr>
+                <w:sz w:val="16"/>
+              </w:rPr>
+              <w:t>NULL</w:t>
+            </w:r>
+          </w:p>
+        </w:tc>
+        <w:tc>
+          <w:tcPr>
+            <w:tcW w:w="1567" w:type="dxa"/>
+            <w:vAlign w:val="center"/>
+          </w:tcPr>
+          <w:p>
+            <w:r>
+              <w:rPr>
+                <w:sz w:val="16"/>
+              </w:rPr>
+              <w:t>Optional phone number</w:t>
+            </w:r>
+          </w:p>
+        </w:tc>
+      </w:tr>
+    </w:tbl>
+    <w:p>
+      <w:pPr>
+        <w:pStyle w:val="ReportBody"/>
+      </w:pPr>
+    </w:p>
+    <w:p>
+      <w:pPr>
+        <w:pStyle w:val="Heading3"/>
+        <w:rPr>
+          <w:b/>
+          <w:bCs/>
+          <w:sz w:val="26"/>
+          <w:szCs w:val="26"/>
+        </w:rPr>
+      </w:pPr>
+      <w:r>
+        <w:rPr>
+          <w:b/>
+          <w:bCs/>
+          <w:sz w:val="26"/>
+          <w:szCs w:val="26"/>
+        </w:rPr>
+        <w:t>3.2 CLIENT</w:t>
+      </w:r>
+    </w:p>
+    <w:tbl>
+      <w:tblPr>
+        <w:tblW w:w="0" w:type="auto"/>
+        <w:tblLook w:val="04A0" w:firstRow="1" w:lastRow="0" w:firstColumn="1" w:lastColumn="0" w:noHBand="0" w:noVBand="1"/>
+      </w:tblPr>
+      <w:tblGrid>
+        <w:gridCol w:w="1595"/>
+        <w:gridCol w:w="1538"/>
+        <w:gridCol w:w="1438"/>
+        <w:gridCol w:w="1481"/>
+        <w:gridCol w:w="1460"/>
+        <w:gridCol w:w="1514"/>
+      </w:tblGrid>
+      <w:tr>
+        <w:trPr>
+          <w:tblHeader/>
+        </w:trPr>
+        <w:tc>
+          <w:tcPr>
+            <w:tcW w:w="1567" w:type="dxa"/>
+            <w:vAlign w:val="center"/>
+          </w:tcPr>
+          <w:p>
+            <w:r>
+              <w:rPr>
+                <w:b/>
+                <w:sz w:val="17"/>
+              </w:rPr>
+              <w:t>Attribute</w:t>
+            </w:r>
+          </w:p>
+        </w:tc>
+        <w:tc>
+          <w:tcPr>
+            <w:tcW w:w="1567" w:type="dxa"/>
+            <w:vAlign w:val="center"/>
+          </w:tcPr>
+          <w:p>
+            <w:r>
+              <w:rPr>
+                <w:b/>
+                <w:sz w:val="17"/>
+              </w:rPr>
+              <w:t>Data Type</w:t>
+            </w:r>
+          </w:p>
+        </w:tc>
+        <w:tc>
+          <w:tcPr>
+            <w:tcW w:w="1567" w:type="dxa"/>
+            <w:vAlign w:val="center"/>
+          </w:tcPr>
+          <w:p>
+            <w:r>
+              <w:rPr>
+                <w:b/>
+                <w:sz w:val="17"/>
+              </w:rPr>
+              <w:t>Key Type</w:t>
+            </w:r>
+          </w:p>
+        </w:tc>
+        <w:tc>
+          <w:tcPr>
+            <w:tcW w:w="1567" w:type="dxa"/>
+            <w:vAlign w:val="center"/>
+          </w:tcPr>
+          <w:p>
+            <w:r>
+              <w:rPr>
+                <w:b/>
+                <w:sz w:val="17"/>
+              </w:rPr>
+              <w:t>Nullable?</w:t>
+            </w:r>
+          </w:p>
+        </w:tc>
+        <w:tc>
+          <w:tcPr>
+            <w:tcW w:w="1567" w:type="dxa"/>
+            <w:vAlign w:val="center"/>
+          </w:tcPr>
+          <w:p>
+            <w:r>
+              <w:rPr>
+                <w:b/>
+                <w:sz w:val="17"/>
+              </w:rPr>
+              <w:t>Default Value</w:t>
+            </w:r>
+          </w:p>
+        </w:tc>
+        <w:tc>
+          <w:tcPr>
+            <w:tcW w:w="1567" w:type="dxa"/>
+            <w:vAlign w:val="center"/>
+          </w:tcPr>
+          <w:p>
+            <w:r>
+              <w:rPr>
+                <w:b/>
+                <w:sz w:val="17"/>
+              </w:rPr>
+              <w:t>Business Rules</w:t>
+            </w:r>
+          </w:p>
+        </w:tc>
+      </w:tr>
+      <w:tr>
+        <w:tc>
+          <w:tcPr>
+            <w:tcW w:w="1567" w:type="dxa"/>
+            <w:vAlign w:val="center"/>
+          </w:tcPr>
+          <w:p>
+            <w:r>
+              <w:rPr>
+                <w:sz w:val="16"/>
+              </w:rPr>
+              <w:t>client_id</w:t>
+            </w:r>
+          </w:p>
+        </w:tc>
+        <w:tc>
+          <w:tcPr>
+            <w:tcW w:w="1567" w:type="dxa"/>
+            <w:vAlign w:val="center"/>
+          </w:tcPr>
+          <w:p>
+            <w:r>
+              <w:rPr>
+                <w:sz w:val="16"/>
+              </w:rPr>
+              <w:t>INT</w:t>
+            </w:r>
+          </w:p>
+        </w:tc>
+        <w:tc>
+          <w:tcPr>
+            <w:tcW w:w="1567" w:type="dxa"/>
+            <w:vAlign w:val="center"/>
+          </w:tcPr>
+          <w:p>
+            <w:r>
+              <w:rPr>
+                <w:sz w:val="16"/>
+              </w:rPr>
+              <w:t>PK, FK</w:t>
+            </w:r>
+          </w:p>
+        </w:tc>
+        <w:tc>
+          <w:tcPr>
+            <w:tcW w:w="1567" w:type="dxa"/>
+            <w:vAlign w:val="center"/>
+          </w:tcPr>
+          <w:p>
+            <w:r>
+              <w:rPr>
+                <w:sz w:val="16"/>
+              </w:rPr>
+              <w:t>No</w:t>
+            </w:r>
+          </w:p>
+        </w:tc>
+        <w:tc>
+          <w:tcPr>
+            <w:tcW w:w="1567" w:type="dxa"/>
+            <w:vAlign w:val="center"/>
+          </w:tcPr>
+          <w:p>
+            <w:r>
+              <w:rPr>
+                <w:sz w:val="16"/>
+              </w:rPr>
+              <w:t>None</w:t>
+            </w:r>
+          </w:p>
+        </w:tc>
+        <w:tc>
+          <w:tcPr>
+            <w:tcW w:w="1567" w:type="dxa"/>
+            <w:vAlign w:val="center"/>
+          </w:tcPr>
+          <w:p>
+            <w:r>
+              <w:rPr>
+                <w:sz w:val="16"/>
+              </w:rPr>
+              <w:t>References users(user_id); unique client identifier</w:t>
+            </w:r>
+          </w:p>
+        </w:tc>
+      </w:tr>
+      <w:tr>
+        <w:tc>
+          <w:tcPr>
+            <w:tcW w:w="1567" w:type="dxa"/>
+            <w:vAlign w:val="center"/>
+          </w:tcPr>
+          <w:p>
+            <w:r>
+              <w:rPr>
+                <w:sz w:val="16"/>
+              </w:rPr>
+              <w:t>company_name</w:t>
+            </w:r>
+          </w:p>
+        </w:tc>
+        <w:tc>
+          <w:tcPr>
+            <w:tcW w:w="1567" w:type="dxa"/>
+            <w:vAlign w:val="center"/>
+          </w:tcPr>
+          <w:p>
+            <w:r>
+              <w:rPr>
+                <w:sz w:val="16"/>
+              </w:rPr>
+              <w:t>VARCHAR(150)</w:t>
+            </w:r>
+          </w:p>
+        </w:tc>
+        <w:tc>
+          <w:tcPr>
+            <w:tcW w:w="1567" w:type="dxa"/>
+            <w:vAlign w:val="center"/>
+          </w:tcPr>
+          <w:p>
+            <w:r>
+              <w:rPr>
+                <w:sz w:val="16"/>
+              </w:rPr>
+              <w:t>None</w:t>
+            </w:r>
+          </w:p>
+        </w:tc>
+        <w:tc>
+          <w:tcPr>
+            <w:tcW w:w="1567" w:type="dxa"/>
+            <w:vAlign w:val="center"/>
+          </w:tcPr>
+          <w:p>
+            <w:r>
+              <w:rPr>
+                <w:sz w:val="16"/>
+              </w:rPr>
+              <w:t>Yes</w:t>
+            </w:r>
+          </w:p>
+        </w:tc>
+        <w:tc>
+          <w:tcPr>
+            <w:tcW w:w="1567" w:type="dxa"/>
+            <w:vAlign w:val="center"/>
+          </w:tcPr>
+          <w:p>
+            <w:r>
+              <w:rPr>
+                <w:sz w:val="16"/>
+              </w:rPr>
+              <w:t>NULL</w:t>
+            </w:r>
+          </w:p>
+        </w:tc>
+        <w:tc>
+          <w:tcPr>
+            <w:tcW w:w="1567" w:type="dxa"/>
+            <w:vAlign w:val="center"/>
+          </w:tcPr>
+          <w:p>
+            <w:r>
+              <w:rPr>
+                <w:sz w:val="16"/>
+              </w:rPr>
+              <w:t>Client company name</w:t>
+            </w:r>
+          </w:p>
+        </w:tc>
+      </w:tr>
+      <w:tr>
+        <w:tc>
+          <w:tcPr>
+            <w:tcW w:w="1567" w:type="dxa"/>
+            <w:vAlign w:val="center"/>
+          </w:tcPr>
+          <w:p>
+            <w:r>
+              <w:rPr>
+                <w:sz w:val="16"/>
+              </w:rPr>
+              <w:t>company_description</w:t>
+            </w:r>
+          </w:p>
+        </w:tc>
+        <w:tc>
+          <w:tcPr>
+            <w:tcW w:w="1567" w:type="dxa"/>
+            <w:vAlign w:val="center"/>
+          </w:tcPr>
+          <w:p>
+            <w:r>
+              <w:rPr>
+                <w:sz w:val="16"/>
+              </w:rPr>
+              <w:t>TEXT</w:t>
+            </w:r>
+          </w:p>
+        </w:tc>
+        <w:tc>
+          <w:tcPr>
+            <w:tcW w:w="1567" w:type="dxa"/>
+            <w:vAlign w:val="center"/>
+          </w:tcPr>
+          <w:p>
+            <w:r>
+              <w:rPr>
+                <w:sz w:val="16"/>
+              </w:rPr>
+              <w:t>None</w:t>
+            </w:r>
+          </w:p>
+        </w:tc>
+        <w:tc>
+          <w:tcPr>
+            <w:tcW w:w="1567" w:type="dxa"/>
+            <w:vAlign w:val="center"/>
+          </w:tcPr>
+          <w:p>
+            <w:r>
+              <w:rPr>
+                <w:sz w:val="16"/>
+              </w:rPr>
+              <w:t>Yes</w:t>
+            </w:r>
+          </w:p>
+        </w:tc>
+        <w:tc>
+          <w:tcPr>
+            <w:tcW w:w="1567" w:type="dxa"/>
+            <w:vAlign w:val="center"/>
+          </w:tcPr>
+          <w:p>
+            <w:r>
+              <w:rPr>
+                <w:sz w:val="16"/>
+              </w:rPr>
+              <w:t>NULL</w:t>
+            </w:r>
+          </w:p>
+        </w:tc>
+        <w:tc>
+          <w:tcPr>
+            <w:tcW w:w="1567" w:type="dxa"/>
+            <w:vAlign w:val="center"/>
+          </w:tcPr>
+          <w:p>
+            <w:r>
+              <w:rPr>
+                <w:sz w:val="16"/>
+              </w:rPr>
+              <w:t>Optional company description</w:t>
+            </w:r>
+          </w:p>
+        </w:tc>
+      </w:tr>
+      <w:tr>
+        <w:tc>
+          <w:tcPr>
+            <w:tcW w:w="1567" w:type="dxa"/>
+            <w:vAlign w:val="center"/>
+          </w:tcPr>
+          <w:p>
+            <w:r>
+              <w:rPr>
+                <w:sz w:val="16"/>
+              </w:rPr>
+              <w:t>location</w:t>
+            </w:r>
+          </w:p>
+        </w:tc>
+        <w:tc>
+          <w:tcPr>
+            <w:tcW w:w="1567" w:type="dxa"/>
+            <w:vAlign w:val="center"/>
+          </w:tcPr>
+          <w:p>
+            <w:r>
+              <w:rPr>
+                <w:sz w:val="16"/>
+              </w:rPr>
+              <w:t>VARCHAR(150)</w:t>
+            </w:r>
+          </w:p>
+        </w:tc>
+        <w:tc>
+          <w:tcPr>
+            <w:tcW w:w="1567" w:type="dxa"/>
+            <w:vAlign w:val="center"/>
+          </w:tcPr>
+          <w:p>
+            <w:r>
+              <w:rPr>
+                <w:sz w:val="16"/>
+              </w:rPr>
+              <w:t>None</w:t>
+            </w:r>
+          </w:p>
+        </w:tc>
+        <w:tc>
+          <w:tcPr>
+            <w:tcW w:w="1567" w:type="dxa"/>
+            <w:vAlign w:val="center"/>
+          </w:tcPr>
+          <w:p>
+            <w:r>
+              <w:rPr>
+                <w:sz w:val="16"/>
+              </w:rPr>
+              <w:t>Yes</w:t>
+            </w:r>
+          </w:p>
+        </w:tc>
+        <w:tc>
+          <w:tcPr>
+            <w:tcW w:w="1567" w:type="dxa"/>
+            <w:vAlign w:val="center"/>
+          </w:tcPr>
+          <w:p>
+            <w:r>
+              <w:rPr>
+                <w:sz w:val="16"/>
+              </w:rPr>
+              <w:t>NULL</w:t>
+            </w:r>
+          </w:p>
+        </w:tc>
+        <w:tc>
+          <w:tcPr>
+            <w:tcW w:w="1567" w:type="dxa"/>
+            <w:vAlign w:val="center"/>
+          </w:tcPr>
+          <w:p>
+            <w:r>
+              <w:rPr>
+                <w:sz w:val="16"/>
+              </w:rPr>
+              <w:t>Client location</w:t>
+            </w:r>
+          </w:p>
+        </w:tc>
+      </w:tr>
+    </w:tbl>
+    <w:p>
+      <w:pPr>
+        <w:pStyle w:val="ReportBody"/>
+      </w:pPr>
+    </w:p>
+    <w:p>
+      <w:pPr>
+        <w:pStyle w:val="Heading3"/>
+        <w:rPr>
+          <w:b/>
+          <w:bCs/>
+          <w:sz w:val="26"/>
+          <w:szCs w:val="26"/>
+        </w:rPr>
+      </w:pPr>
+      <w:r>
+        <w:rPr>
+          <w:b/>
+          <w:bCs/>
+          <w:sz w:val="26"/>
+          <w:szCs w:val="26"/>
+        </w:rPr>
+        <w:t>3.3 FREELANCER</w:t>
+      </w:r>
+    </w:p>
+    <w:tbl>
+      <w:tblPr>
+        <w:tblW w:w="0" w:type="auto"/>
+        <w:tblLook w:val="04A0" w:firstRow="1" w:lastRow="0" w:firstColumn="1" w:lastColumn="0" w:noHBand="0" w:noVBand="1"/>
+      </w:tblPr>
+      <w:tblGrid>
+        <w:gridCol w:w="1528"/>
+        <w:gridCol w:w="1532"/>
+        <w:gridCol w:w="1412"/>
+        <w:gridCol w:w="1464"/>
+        <w:gridCol w:w="1542"/>
+        <w:gridCol w:w="1548"/>
+      </w:tblGrid>
+      <w:tr>
+        <w:trPr>
+          <w:tblHeader/>
+        </w:trPr>
+        <w:tc>
+          <w:tcPr>
+            <w:tcW w:w="1567" w:type="dxa"/>
+            <w:vAlign w:val="center"/>
+          </w:tcPr>
+          <w:p>
+            <w:r>
+              <w:rPr>
+                <w:b/>
+                <w:sz w:val="17"/>
+              </w:rPr>
+              <w:t>Attribute</w:t>
+            </w:r>
+          </w:p>
+        </w:tc>
+        <w:tc>
+          <w:tcPr>
+            <w:tcW w:w="1567" w:type="dxa"/>
+            <w:vAlign w:val="center"/>
+          </w:tcPr>
+          <w:p>
+            <w:r>
+              <w:rPr>
+                <w:b/>
+                <w:sz w:val="17"/>
+              </w:rPr>
+              <w:t>Data Type</w:t>
+            </w:r>
+          </w:p>
+        </w:tc>
+        <w:tc>
+          <w:tcPr>
+            <w:tcW w:w="1567" w:type="dxa"/>
+            <w:vAlign w:val="center"/>
+          </w:tcPr>
+          <w:p>
+            <w:r>
+              <w:rPr>
+                <w:b/>
+                <w:sz w:val="17"/>
+              </w:rPr>
+              <w:t>Key Type</w:t>
+            </w:r>
+          </w:p>
+        </w:tc>
+        <w:tc>
+          <w:tcPr>
+            <w:tcW w:w="1567" w:type="dxa"/>
+            <w:vAlign w:val="center"/>
+          </w:tcPr>
+          <w:p>
+            <w:r>
+              <w:rPr>
+                <w:b/>
+                <w:sz w:val="17"/>
+              </w:rPr>
+              <w:t>Nullable?</w:t>
+            </w:r>
+          </w:p>
+        </w:tc>
+        <w:tc>
+          <w:tcPr>
+            <w:tcW w:w="1567" w:type="dxa"/>
+            <w:vAlign w:val="center"/>
+          </w:tcPr>
+          <w:p>
+            <w:r>
+              <w:rPr>
+                <w:b/>
+                <w:sz w:val="17"/>
+              </w:rPr>
+              <w:t>Default Value</w:t>
+            </w:r>
+          </w:p>
+        </w:tc>
+        <w:tc>
+          <w:tcPr>
+            <w:tcW w:w="1567" w:type="dxa"/>
+            <w:vAlign w:val="center"/>
+          </w:tcPr>
+          <w:p>
+            <w:r>
+              <w:rPr>
+                <w:b/>
+                <w:sz w:val="17"/>
+              </w:rPr>
+              <w:t>Business Rules</w:t>
+            </w:r>
+          </w:p>
+        </w:tc>
+      </w:tr>
+      <w:tr>
+        <w:tc>
+          <w:tcPr>
+            <w:tcW w:w="1567" w:type="dxa"/>
+            <w:vAlign w:val="center"/>
+          </w:tcPr>
+          <w:p>
+            <w:r>
+              <w:rPr>
+                <w:sz w:val="16"/>
+              </w:rPr>
+              <w:t>freelancer_id</w:t>
+            </w:r>
+          </w:p>
+        </w:tc>
+        <w:tc>
+          <w:tcPr>
+            <w:tcW w:w="1567" w:type="dxa"/>
+            <w:vAlign w:val="center"/>
+          </w:tcPr>
+          <w:p>
+            <w:r>
+              <w:rPr>
+                <w:sz w:val="16"/>
+              </w:rPr>
+              <w:t>INT</w:t>
+            </w:r>
+          </w:p>
+        </w:tc>
+        <w:tc>
+          <w:tcPr>
+            <w:tcW w:w="1567" w:type="dxa"/>
+            <w:vAlign w:val="center"/>
+          </w:tcPr>
+          <w:p>
+            <w:r>
+              <w:rPr>
+                <w:sz w:val="16"/>
+              </w:rPr>
+              <w:t>PK, FK</w:t>
+            </w:r>
+          </w:p>
+        </w:tc>
+        <w:tc>
+          <w:tcPr>
+            <w:tcW w:w="1567" w:type="dxa"/>
+            <w:vAlign w:val="center"/>
+          </w:tcPr>
+          <w:p>
+            <w:r>
+              <w:rPr>
+                <w:sz w:val="16"/>
+              </w:rPr>
+              <w:t>No</w:t>
+            </w:r>
+          </w:p>
+        </w:tc>
+        <w:tc>
+          <w:tcPr>
+            <w:tcW w:w="1567" w:type="dxa"/>
+            <w:vAlign w:val="center"/>
+          </w:tcPr>
+          <w:p>
+            <w:r>
+              <w:rPr>
+                <w:sz w:val="16"/>
+              </w:rPr>
+              <w:t>None</w:t>
+            </w:r>
+          </w:p>
+        </w:tc>
+        <w:tc>
+          <w:tcPr>
+            <w:tcW w:w="1567" w:type="dxa"/>
+            <w:vAlign w:val="center"/>
+          </w:tcPr>
+          <w:p>
+            <w:r>
+              <w:rPr>
+                <w:sz w:val="16"/>
+              </w:rPr>
+              <w:t>References users(user_id); unique freelancer identifier</w:t>
+            </w:r>
+          </w:p>
+        </w:tc>
+      </w:tr>
+      <w:tr>
+        <w:tc>
+          <w:tcPr>
+            <w:tcW w:w="1567" w:type="dxa"/>
+            <w:vAlign w:val="center"/>
+          </w:tcPr>
+          <w:p>
+            <w:r>
+              <w:rPr>
+                <w:sz w:val="16"/>
+              </w:rPr>
+              <w:t>professional_title</w:t>
+            </w:r>
+          </w:p>
+        </w:tc>
+        <w:tc>
+          <w:tcPr>
+            <w:tcW w:w="1567" w:type="dxa"/>
+            <w:vAlign w:val="center"/>
+          </w:tcPr>
+          <w:p>
+            <w:r>
+              <w:rPr>
+                <w:sz w:val="16"/>
+              </w:rPr>
+              <w:t>VARCHAR(150)</w:t>
+            </w:r>
+          </w:p>
+        </w:tc>
+        <w:tc>
+          <w:tcPr>
+            <w:tcW w:w="1567" w:type="dxa"/>
+            <w:vAlign w:val="center"/>
+          </w:tcPr>
+          <w:p>
+            <w:r>
+              <w:rPr>
+                <w:sz w:val="16"/>
+              </w:rPr>
+              <w:t>None</w:t>
+            </w:r>
+          </w:p>
+        </w:tc>
+        <w:tc>
+          <w:tcPr>
+            <w:tcW w:w="1567" w:type="dxa"/>
+            <w:vAlign w:val="center"/>
+          </w:tcPr>
+          <w:p>
+            <w:r>
+              <w:rPr>
+                <w:sz w:val="16"/>
+              </w:rPr>
+              <w:t>No</w:t>
+            </w:r>
+          </w:p>
+        </w:tc>
+        <w:tc>
+          <w:tcPr>
+            <w:tcW w:w="1567" w:type="dxa"/>
+            <w:vAlign w:val="center"/>
+          </w:tcPr>
+          <w:p>
+            <w:r>
+              <w:rPr>
+                <w:sz w:val="16"/>
+              </w:rPr>
+              <w:t>None</w:t>
+            </w:r>
+          </w:p>
+        </w:tc>
+        <w:tc>
+          <w:tcPr>
+            <w:tcW w:w="1567" w:type="dxa"/>
+            <w:vAlign w:val="center"/>
+          </w:tcPr>
+          <w:p>
+            <w:r>
+              <w:rPr>
+                <w:sz w:val="16"/>
+              </w:rPr>
+              <w:t>Freelancer professional title</w:t>
+            </w:r>
+          </w:p>
+        </w:tc>
+      </w:tr>
+      <w:tr>
+        <w:tc>
+          <w:tcPr>
+            <w:tcW w:w="1567" w:type="dxa"/>
+            <w:vAlign w:val="center"/>
+          </w:tcPr>
+          <w:p>
+            <w:r>
+              <w:rPr>
+                <w:sz w:val="16"/>
+              </w:rPr>
+              <w:t>bio</w:t>
+            </w:r>
+          </w:p>
+        </w:tc>
+        <w:tc>
+          <w:tcPr>
+            <w:tcW w:w="1567" w:type="dxa"/>
+            <w:vAlign w:val="center"/>
+          </w:tcPr>
+          <w:p>
+            <w:r>
+              <w:rPr>
+                <w:sz w:val="16"/>
+              </w:rPr>
+              <w:t>TEXT</w:t>
+            </w:r>
+          </w:p>
+        </w:tc>
+        <w:tc>
+          <w:tcPr>
+            <w:tcW w:w="1567" w:type="dxa"/>
+            <w:vAlign w:val="center"/>
+          </w:tcPr>
+          <w:p>
+            <w:r>
+              <w:rPr>
+                <w:sz w:val="16"/>
+              </w:rPr>
+              <w:t>None</w:t>
+            </w:r>
+          </w:p>
+        </w:tc>
+        <w:tc>
+          <w:tcPr>
+            <w:tcW w:w="1567" w:type="dxa"/>
+            <w:vAlign w:val="center"/>
+          </w:tcPr>
+          <w:p>
+            <w:r>
+              <w:rPr>
+                <w:sz w:val="16"/>
+              </w:rPr>
+              <w:t>Yes</w:t>
+            </w:r>
+          </w:p>
+        </w:tc>
+        <w:tc>
+          <w:tcPr>
+            <w:tcW w:w="1567" w:type="dxa"/>
+            <w:vAlign w:val="center"/>
+          </w:tcPr>
+          <w:p>
+            <w:r>
+              <w:rPr>
+                <w:sz w:val="16"/>
+              </w:rPr>
+              <w:t>NULL</w:t>
+            </w:r>
+          </w:p>
+        </w:tc>
+        <w:tc>
+          <w:tcPr>
+            <w:tcW w:w="1567" w:type="dxa"/>
+            <w:vAlign w:val="center"/>
+          </w:tcPr>
+          <w:p>
+            <w:r>
+              <w:rPr>
+                <w:sz w:val="16"/>
+              </w:rPr>
+              <w:t>Freelancer biography/profile text</w:t>
+            </w:r>
+          </w:p>
+        </w:tc>
+      </w:tr>
+      <w:tr>
+        <w:tc>
+          <w:tcPr>
+            <w:tcW w:w="1567" w:type="dxa"/>
+            <w:vAlign w:val="center"/>
+          </w:tcPr>
+          <w:p>
+            <w:r>
+              <w:rPr>
+                <w:sz w:val="16"/>
+              </w:rPr>
+              <w:t>hourly_rate</w:t>
+            </w:r>
+          </w:p>
+        </w:tc>
+        <w:tc>
+          <w:tcPr>
+            <w:tcW w:w="1567" w:type="dxa"/>
+            <w:vAlign w:val="center"/>
+          </w:tcPr>
+          <w:p>
+            <w:r>
+              <w:rPr>
+                <w:sz w:val="16"/>
+              </w:rPr>
+              <w:t>DECIMAL(10,2)</w:t>
+            </w:r>
+          </w:p>
+        </w:tc>
+        <w:tc>
+          <w:tcPr>
+            <w:tcW w:w="1567" w:type="dxa"/>
+            <w:vAlign w:val="center"/>
+          </w:tcPr>
+          <w:p>
+            <w:r>
+              <w:rPr>
+                <w:sz w:val="16"/>
+              </w:rPr>
+              <w:t>None</w:t>
+            </w:r>
+          </w:p>
+        </w:tc>
+        <w:tc>
+          <w:tcPr>
+            <w:tcW w:w="1567" w:type="dxa"/>
+            <w:vAlign w:val="center"/>
+          </w:tcPr>
+          <w:p>
+            <w:r>
+              <w:rPr>
+                <w:sz w:val="16"/>
+              </w:rPr>
+              <w:t>No</w:t>
+            </w:r>
+          </w:p>
+        </w:tc>
+        <w:tc>
+          <w:tcPr>
+            <w:tcW w:w="1567" w:type="dxa"/>
+            <w:vAlign w:val="center"/>
+          </w:tcPr>
+          <w:p>
+            <w:r>
+              <w:rPr>
+                <w:sz w:val="16"/>
+              </w:rPr>
+              <w:t>0.00</w:t>
+            </w:r>
+          </w:p>
+        </w:tc>
+        <w:tc>
+          <w:tcPr>
+            <w:tcW w:w="1567" w:type="dxa"/>
+            <w:vAlign w:val="center"/>
+          </w:tcPr>
+          <w:p>
+            <w:r>
+              <w:rPr>
+                <w:sz w:val="16"/>
+              </w:rPr>
+              <w:t>Must be greater than or equal to 0</w:t>
+            </w:r>
+          </w:p>
+        </w:tc>
+      </w:tr>
+      <w:tr>
+        <w:tc>
+          <w:tcPr>
+            <w:tcW w:w="1567" w:type="dxa"/>
+            <w:vAlign w:val="center"/>
+          </w:tcPr>
+          <w:p>
+            <w:r>
+              <w:rPr>
+                <w:sz w:val="16"/>
+              </w:rPr>
+              <w:t>experience_level</w:t>
+            </w:r>
+          </w:p>
+        </w:tc>
+        <w:tc>
+          <w:tcPr>
+            <w:tcW w:w="1567" w:type="dxa"/>
+            <w:vAlign w:val="center"/>
+          </w:tcPr>
+          <w:p>
+            <w:r>
+              <w:rPr>
+                <w:sz w:val="16"/>
+              </w:rPr>
+              <w:t>VARCHAR(20)</w:t>
+            </w:r>
+          </w:p>
+        </w:tc>
+        <w:tc>
+          <w:tcPr>
+            <w:tcW w:w="1567" w:type="dxa"/>
+            <w:vAlign w:val="center"/>
+          </w:tcPr>
+          <w:p>
+            <w:r>
+              <w:rPr>
+                <w:sz w:val="16"/>
+              </w:rPr>
+              <w:t>None</w:t>
+            </w:r>
+          </w:p>
+        </w:tc>
+        <w:tc>
+          <w:tcPr>
+            <w:tcW w:w="1567" w:type="dxa"/>
+            <w:vAlign w:val="center"/>
+          </w:tcPr>
+          <w:p>
+            <w:r>
+              <w:rPr>
+                <w:sz w:val="16"/>
+              </w:rPr>
+              <w:t>No</w:t>
+            </w:r>
+          </w:p>
+        </w:tc>
+        <w:tc>
+          <w:tcPr>
+            <w:tcW w:w="1567" w:type="dxa"/>
+            <w:vAlign w:val="center"/>
+          </w:tcPr>
+          <w:p>
+            <w:r>
+              <w:rPr>
+                <w:sz w:val="16"/>
+              </w:rPr>
+              <w:t>INTERMEDIATE</w:t>
+            </w:r>
+          </w:p>
+        </w:tc>
+        <w:tc>
+          <w:tcPr>
+            <w:tcW w:w="1567" w:type="dxa"/>
+            <w:vAlign w:val="center"/>
+          </w:tcPr>
+          <w:p>
+            <w:r>
+              <w:rPr>
+                <w:sz w:val="16"/>
+              </w:rPr>
+              <w:t>Level such as BEGINNER, INTERMEDIATE, ADVANCED, or EXPERT</w:t>
+            </w:r>
+          </w:p>
+        </w:tc>
+      </w:tr>
+    </w:tbl>
+    <w:p>
+      <w:pPr>
+        <w:pStyle w:val="ReportBody"/>
+        <w:rPr>
+          <w:b/>
+          <w:bCs/>
+          <w:sz w:val="26"/>
+          <w:szCs w:val="26"/>
+        </w:rPr>
+      </w:pPr>
+    </w:p>
+    <w:p>
+      <w:pPr>
+        <w:pStyle w:val="Heading3"/>
+        <w:rPr>
+          <w:b/>
+          <w:bCs/>
+          <w:sz w:val="26"/>
+          <w:szCs w:val="26"/>
+        </w:rPr>
+      </w:pPr>
+      <w:r>
+        <w:rPr>
+          <w:b/>
+          <w:bCs/>
+          <w:sz w:val="26"/>
+          <w:szCs w:val="26"/>
+        </w:rPr>
+        <w:t>3.4 SKILL</w:t>
+      </w:r>
+    </w:p>
+    <w:tbl>
+      <w:tblPr>
+        <w:tblW w:w="0" w:type="auto"/>
+        <w:tblLook w:val="04A0" w:firstRow="1" w:lastRow="0" w:firstColumn="1" w:lastColumn="0" w:noHBand="0" w:noVBand="1"/>
+      </w:tblPr>
+      <w:tblGrid>
+        <w:gridCol w:w="1462"/>
+        <w:gridCol w:w="1531"/>
+        <w:gridCol w:w="1448"/>
+        <w:gridCol w:w="1462"/>
+        <w:gridCol w:w="1674"/>
+        <w:gridCol w:w="1449"/>
+      </w:tblGrid>
+      <w:tr>
+        <w:trPr>
+          <w:tblHeader/>
+        </w:trPr>
+        <w:tc>
+          <w:tcPr>
+            <w:tcW w:w="1567" w:type="dxa"/>
+            <w:vAlign w:val="center"/>
+          </w:tcPr>
+          <w:p>
+            <w:r>
+              <w:rPr>
+                <w:b/>
+                <w:sz w:val="17"/>
+              </w:rPr>
+              <w:t>Attribute</w:t>
+            </w:r>
+          </w:p>
+        </w:tc>
+        <w:tc>
+          <w:tcPr>
+            <w:tcW w:w="1567" w:type="dxa"/>
+            <w:vAlign w:val="center"/>
+          </w:tcPr>
+          <w:p>
+            <w:r>
+              <w:rPr>
+                <w:b/>
+                <w:sz w:val="17"/>
+              </w:rPr>
+              <w:t>Data Type</w:t>
+            </w:r>
+          </w:p>
+        </w:tc>
+        <w:tc>
+          <w:tcPr>
+            <w:tcW w:w="1567" w:type="dxa"/>
+            <w:vAlign w:val="center"/>
+          </w:tcPr>
+          <w:p>
+            <w:r>
+              <w:rPr>
+                <w:b/>
+                <w:sz w:val="17"/>
+              </w:rPr>
+              <w:t>Key Type</w:t>
+            </w:r>
+          </w:p>
+        </w:tc>
+        <w:tc>
+          <w:tcPr>
+            <w:tcW w:w="1567" w:type="dxa"/>
+            <w:vAlign w:val="center"/>
+          </w:tcPr>
+          <w:p>
+            <w:r>
+              <w:rPr>
+                <w:b/>
+                <w:sz w:val="17"/>
+              </w:rPr>
+              <w:t>Nullable?</w:t>
+            </w:r>
+          </w:p>
+        </w:tc>
+        <w:tc>
+          <w:tcPr>
+            <w:tcW w:w="1567" w:type="dxa"/>
+            <w:vAlign w:val="center"/>
+          </w:tcPr>
+          <w:p>
+            <w:r>
+              <w:rPr>
+                <w:b/>
+                <w:sz w:val="17"/>
+              </w:rPr>
+              <w:t>Default Value</w:t>
+            </w:r>
+          </w:p>
+        </w:tc>
+        <w:tc>
+          <w:tcPr>
+            <w:tcW w:w="1567" w:type="dxa"/>
+            <w:vAlign w:val="center"/>
+          </w:tcPr>
+          <w:p>
+            <w:r>
+              <w:rPr>
+                <w:b/>
+                <w:sz w:val="17"/>
+              </w:rPr>
+              <w:t>Business Rules</w:t>
+            </w:r>
+          </w:p>
+        </w:tc>
+      </w:tr>
+      <w:tr>
+        <w:tc>
+          <w:tcPr>
+            <w:tcW w:w="1567" w:type="dxa"/>
+            <w:vAlign w:val="center"/>
+          </w:tcPr>
+          <w:p>
+            <w:r>
+              <w:rPr>
+                <w:sz w:val="16"/>
+              </w:rPr>
+              <w:t>s</w:t>
+            </w:r>
+            <w:r>
+              <w:rPr>
+                <w:sz w:val="16"/>
+              </w:rPr>
+              <w:t>kill_id</w:t>
+            </w:r>
+          </w:p>
+        </w:tc>
+        <w:tc>
+          <w:tcPr>
+            <w:tcW w:w="1567" w:type="dxa"/>
+            <w:vAlign w:val="center"/>
+          </w:tcPr>
+          <w:p>
+            <w:r>
+              <w:rPr>
+                <w:sz w:val="16"/>
+              </w:rPr>
+              <w:t>INT</w:t>
+            </w:r>
+          </w:p>
+        </w:tc>
+        <w:tc>
+          <w:tcPr>
+            <w:tcW w:w="1567" w:type="dxa"/>
+            <w:vAlign w:val="center"/>
+          </w:tcPr>
+          <w:p>
+            <w:r>
+              <w:rPr>
+                <w:sz w:val="16"/>
+              </w:rPr>
+              <w:t>PK</w:t>
+            </w:r>
+          </w:p>
+        </w:tc>
+        <w:tc>
+          <w:tcPr>
+            <w:tcW w:w="1567" w:type="dxa"/>
+            <w:vAlign w:val="center"/>
+          </w:tcPr>
+          <w:p>
+            <w:r>
+              <w:rPr>
+                <w:sz w:val="16"/>
+              </w:rPr>
+              <w:t>No</w:t>
+            </w:r>
+          </w:p>
+        </w:tc>
+        <w:tc>
+          <w:tcPr>
+            <w:tcW w:w="1567" w:type="dxa"/>
+            <w:vAlign w:val="center"/>
+          </w:tcPr>
+          <w:p>
+            <w:r>
+              <w:rPr>
+                <w:sz w:val="16"/>
+              </w:rPr>
+              <w:t>AUTO_INCREMENT</w:t>
+            </w:r>
+          </w:p>
+        </w:tc>
+        <w:tc>
+          <w:tcPr>
+            <w:tcW w:w="1567" w:type="dxa"/>
+            <w:vAlign w:val="center"/>
+          </w:tcPr>
+          <w:p>
+            <w:r>
+              <w:rPr>
+                <w:sz w:val="16"/>
+              </w:rPr>
+              <w:t>Unique skill identifier</w:t>
+            </w:r>
+          </w:p>
+        </w:tc>
+      </w:tr>
+      <w:tr>
+        <w:tc>
+          <w:tcPr>
+            <w:tcW w:w="1567" w:type="dxa"/>
+            <w:vAlign w:val="center"/>
+          </w:tcPr>
+          <w:p>
+            <w:r>
+              <w:rPr>
+                <w:sz w:val="16"/>
+              </w:rPr>
+              <w:t>skill_name</w:t>
+            </w:r>
+          </w:p>
+        </w:tc>
+        <w:tc>
+          <w:tcPr>
+            <w:tcW w:w="1567" w:type="dxa"/>
+            <w:vAlign w:val="center"/>
+          </w:tcPr>
+          <w:p>
+            <w:r>
+              <w:rPr>
+                <w:sz w:val="16"/>
+              </w:rPr>
+              <w:t>VARCHAR(100)</w:t>
+            </w:r>
+          </w:p>
+        </w:tc>
+        <w:tc>
+          <w:tcPr>
+            <w:tcW w:w="1567" w:type="dxa"/>
+            <w:vAlign w:val="center"/>
+          </w:tcPr>
+          <w:p>
+            <w:r>
+              <w:rPr>
+                <w:sz w:val="16"/>
+              </w:rPr>
+              <w:t>UNIQUE</w:t>
+            </w:r>
+          </w:p>
+        </w:tc>
+        <w:tc>
+          <w:tcPr>
+            <w:tcW w:w="1567" w:type="dxa"/>
+            <w:vAlign w:val="center"/>
+          </w:tcPr>
+          <w:p>
+            <w:r>
+              <w:rPr>
+                <w:sz w:val="16"/>
+              </w:rPr>
+              <w:t>No</w:t>
+            </w:r>
+          </w:p>
+        </w:tc>
+        <w:tc>
+          <w:tcPr>
+            <w:tcW w:w="1567" w:type="dxa"/>
+            <w:vAlign w:val="center"/>
+          </w:tcPr>
+          <w:p>
+            <w:r>
+              <w:rPr>
+                <w:sz w:val="16"/>
+              </w:rPr>
+              <w:t>None</w:t>
+            </w:r>
+          </w:p>
+        </w:tc>
+        <w:tc>
+          <w:tcPr>
+            <w:tcW w:w="1567" w:type="dxa"/>
+            <w:vAlign w:val="center"/>
+          </w:tcPr>
+          <w:p>
+            <w:r>
+              <w:rPr>
+                <w:sz w:val="16"/>
+              </w:rPr>
+              <w:t>Skill name must be unique</w:t>
+            </w:r>
+          </w:p>
+        </w:tc>
+      </w:tr>
+    </w:tbl>
+    <w:p>
+      <w:pPr>
+        <w:pStyle w:val="ReportBody"/>
+      </w:pPr>
+    </w:p>
+    <w:p>
+      <w:pPr>
+        <w:pStyle w:val="Heading3"/>
+        <w:rPr>
+          <w:b/>
+          <w:bCs/>
+          <w:sz w:val="26"/>
+          <w:szCs w:val="26"/>
+        </w:rPr>
+      </w:pPr>
+      <w:r>
+        <w:rPr>
+          <w:b/>
+          <w:bCs/>
+          <w:sz w:val="26"/>
+          <w:szCs w:val="26"/>
+        </w:rPr>
+        <w:t>3.5 FREELANCER_SKILL</w:t>
+      </w:r>
+    </w:p>
+    <w:tbl>
+      <w:tblPr>
+        <w:tblW w:w="0" w:type="auto"/>
+        <w:tblLook w:val="04A0" w:firstRow="1" w:lastRow="0" w:firstColumn="1" w:lastColumn="0" w:noHBand="0" w:noVBand="1"/>
+      </w:tblPr>
+      <w:tblGrid>
+        <w:gridCol w:w="1436"/>
+        <w:gridCol w:w="1488"/>
+        <w:gridCol w:w="1311"/>
+        <w:gridCol w:w="1397"/>
+        <w:gridCol w:w="1525"/>
+        <w:gridCol w:w="1869"/>
+      </w:tblGrid>
+      <w:tr>
+        <w:trPr>
+          <w:tblHeader/>
+        </w:trPr>
+        <w:tc>
+          <w:tcPr>
+            <w:tcW w:w="1567" w:type="dxa"/>
+            <w:vAlign w:val="center"/>
+          </w:tcPr>
+          <w:p>
+            <w:r>
+              <w:rPr>
+                <w:b/>
+                <w:sz w:val="17"/>
+              </w:rPr>
+              <w:t>Attribute</w:t>
+            </w:r>
+          </w:p>
+        </w:tc>
+        <w:tc>
+          <w:tcPr>
+            <w:tcW w:w="1567" w:type="dxa"/>
+            <w:vAlign w:val="center"/>
+          </w:tcPr>
+          <w:p>
+            <w:r>
+              <w:rPr>
+                <w:b/>
+                <w:sz w:val="17"/>
+              </w:rPr>
+              <w:t>Data Type</w:t>
+            </w:r>
+          </w:p>
+        </w:tc>
+        <w:tc>
+          <w:tcPr>
+            <w:tcW w:w="1567" w:type="dxa"/>
+            <w:vAlign w:val="center"/>
+          </w:tcPr>
+          <w:p>
+            <w:r>
+              <w:rPr>
+                <w:b/>
+                <w:sz w:val="17"/>
+              </w:rPr>
+              <w:t>Key Type</w:t>
+            </w:r>
+          </w:p>
+        </w:tc>
+        <w:tc>
+          <w:tcPr>
+            <w:tcW w:w="1567" w:type="dxa"/>
+            <w:vAlign w:val="center"/>
+          </w:tcPr>
+          <w:p>
+            <w:r>
+              <w:rPr>
+                <w:b/>
+                <w:sz w:val="17"/>
+              </w:rPr>
+              <w:t>Nullable?</w:t>
+            </w:r>
+          </w:p>
+        </w:tc>
+        <w:tc>
+          <w:tcPr>
+            <w:tcW w:w="1567" w:type="dxa"/>
+            <w:vAlign w:val="center"/>
+          </w:tcPr>
+          <w:p>
+            <w:r>
+              <w:rPr>
+                <w:b/>
+                <w:sz w:val="17"/>
+              </w:rPr>
+              <w:t>Default Value</w:t>
+            </w:r>
+          </w:p>
+        </w:tc>
+        <w:tc>
+          <w:tcPr>
+            <w:tcW w:w="1567" w:type="dxa"/>
+            <w:vAlign w:val="center"/>
+          </w:tcPr>
+          <w:p>
+            <w:r>
+              <w:rPr>
+                <w:b/>
+                <w:sz w:val="17"/>
+              </w:rPr>
+              <w:t>Business Rules</w:t>
+            </w:r>
+          </w:p>
+        </w:tc>
+      </w:tr>
+      <w:tr>
+        <w:tc>
+          <w:tcPr>
+            <w:tcW w:w="1567" w:type="dxa"/>
+            <w:vAlign w:val="center"/>
+          </w:tcPr>
+          <w:p>
+            <w:r>
+              <w:rPr>
+                <w:sz w:val="16"/>
+              </w:rPr>
+              <w:t>freelancer_id</w:t>
+            </w:r>
+          </w:p>
+        </w:tc>
+        <w:tc>
+          <w:tcPr>
+            <w:tcW w:w="1567" w:type="dxa"/>
+            <w:vAlign w:val="center"/>
+          </w:tcPr>
+          <w:p>
+            <w:r>
+              <w:rPr>
+                <w:sz w:val="16"/>
+              </w:rPr>
+              <w:t>INT</w:t>
+            </w:r>
+          </w:p>
+        </w:tc>
+        <w:tc>
+          <w:tcPr>
+            <w:tcW w:w="1567" w:type="dxa"/>
+            <w:vAlign w:val="center"/>
+          </w:tcPr>
+          <w:p>
+            <w:r>
+              <w:rPr>
+                <w:sz w:val="16"/>
+              </w:rPr>
+              <w:t>PK, FK</w:t>
+            </w:r>
+          </w:p>
+        </w:tc>
+        <w:tc>
+          <w:tcPr>
+            <w:tcW w:w="1567" w:type="dxa"/>
+            <w:vAlign w:val="center"/>
+          </w:tcPr>
+          <w:p>
+            <w:r>
+              <w:rPr>
+                <w:sz w:val="16"/>
+              </w:rPr>
+              <w:t>No</w:t>
+            </w:r>
+          </w:p>
+        </w:tc>
+        <w:tc>
+          <w:tcPr>
+            <w:tcW w:w="1567" w:type="dxa"/>
+            <w:vAlign w:val="center"/>
+          </w:tcPr>
+          <w:p>
+            <w:r>
+              <w:rPr>
+                <w:sz w:val="16"/>
+              </w:rPr>
+              <w:t>None</w:t>
+            </w:r>
+          </w:p>
+        </w:tc>
+        <w:tc>
+          <w:tcPr>
+            <w:tcW w:w="1567" w:type="dxa"/>
+            <w:vAlign w:val="center"/>
+          </w:tcPr>
+          <w:p>
+            <w:r>
+              <w:rPr>
+                <w:sz w:val="16"/>
+              </w:rPr>
+              <w:t>References freelancers(freelancer_id)</w:t>
+            </w:r>
+          </w:p>
+        </w:tc>
+      </w:tr>
+      <w:tr>
+        <w:tc>
+          <w:tcPr>
+            <w:tcW w:w="1567" w:type="dxa"/>
+            <w:vAlign w:val="center"/>
+          </w:tcPr>
+          <w:p>
+            <w:r>
+              <w:rPr>
+                <w:sz w:val="16"/>
+              </w:rPr>
+              <w:t>skill_id</w:t>
+            </w:r>
+          </w:p>
+        </w:tc>
+        <w:tc>
+          <w:tcPr>
+            <w:tcW w:w="1567" w:type="dxa"/>
+            <w:vAlign w:val="center"/>
+          </w:tcPr>
+          <w:p>
+            <w:r>
+              <w:rPr>
+                <w:sz w:val="16"/>
+              </w:rPr>
+              <w:t>INT</w:t>
+            </w:r>
+          </w:p>
+        </w:tc>
+        <w:tc>
+          <w:tcPr>
+            <w:tcW w:w="1567" w:type="dxa"/>
+            <w:vAlign w:val="center"/>
+          </w:tcPr>
+          <w:p>
+            <w:r>
+              <w:rPr>
+                <w:sz w:val="16"/>
+              </w:rPr>
+              <w:t>PK, FK</w:t>
+            </w:r>
+          </w:p>
+        </w:tc>
+        <w:tc>
+          <w:tcPr>
+            <w:tcW w:w="1567" w:type="dxa"/>
+            <w:vAlign w:val="center"/>
+          </w:tcPr>
+          <w:p>
+            <w:r>
+              <w:rPr>
+                <w:sz w:val="16"/>
+              </w:rPr>
+              <w:t>No</w:t>
+            </w:r>
+          </w:p>
+        </w:tc>
+        <w:tc>
+          <w:tcPr>
+            <w:tcW w:w="1567" w:type="dxa"/>
+            <w:vAlign w:val="center"/>
+          </w:tcPr>
+          <w:p>
+            <w:r>
+              <w:rPr>
+                <w:sz w:val="16"/>
+              </w:rPr>
+              <w:t>None</w:t>
+            </w:r>
+          </w:p>
+        </w:tc>
+        <w:tc>
+          <w:tcPr>
+            <w:tcW w:w="1567" w:type="dxa"/>
+            <w:vAlign w:val="center"/>
+          </w:tcPr>
+          <w:p>
+            <w:r>
+              <w:rPr>
+                <w:sz w:val="16"/>
+              </w:rPr>
+              <w:t>References skills(skill_id)</w:t>
+            </w:r>
+          </w:p>
+        </w:tc>
+      </w:tr>
+      <w:tr>
+        <w:tc>
+          <w:tcPr>
+            <w:tcW w:w="1567" w:type="dxa"/>
+            <w:vAlign w:val="center"/>
+          </w:tcPr>
+          <w:p>
+            <w:r>
+              <w:rPr>
+                <w:sz w:val="16"/>
+              </w:rPr>
+              <w:t>skill_level</w:t>
+            </w:r>
+          </w:p>
+        </w:tc>
+        <w:tc>
+          <w:tcPr>
+            <w:tcW w:w="1567" w:type="dxa"/>
+            <w:vAlign w:val="center"/>
+          </w:tcPr>
+          <w:p>
+            <w:r>
+              <w:rPr>
+                <w:sz w:val="16"/>
+              </w:rPr>
+              <w:t>VARCHAR(20)</w:t>
+            </w:r>
+          </w:p>
+        </w:tc>
+        <w:tc>
+          <w:tcPr>
+            <w:tcW w:w="1567" w:type="dxa"/>
+            <w:vAlign w:val="center"/>
+          </w:tcPr>
+          <w:p>
+            <w:r>
+              <w:rPr>
+                <w:sz w:val="16"/>
+              </w:rPr>
+              <w:t>None</w:t>
+            </w:r>
+          </w:p>
+        </w:tc>
+        <w:tc>
+          <w:tcPr>
+            <w:tcW w:w="1567" w:type="dxa"/>
+            <w:vAlign w:val="center"/>
+          </w:tcPr>
+          <w:p>
+            <w:r>
+              <w:rPr>
+                <w:sz w:val="16"/>
+              </w:rPr>
+              <w:t>No</w:t>
+            </w:r>
+          </w:p>
+        </w:tc>
+        <w:tc>
+          <w:tcPr>
+            <w:tcW w:w="1567" w:type="dxa"/>
+            <w:vAlign w:val="center"/>
+          </w:tcPr>
+          <w:p>
+            <w:r>
+              <w:rPr>
+                <w:sz w:val="16"/>
+              </w:rPr>
+              <w:t>INTERMEDIATE</w:t>
+            </w:r>
+          </w:p>
+        </w:tc>
+        <w:tc>
+          <w:tcPr>
+            <w:tcW w:w="1567" w:type="dxa"/>
+            <w:vAlign w:val="center"/>
+          </w:tcPr>
+          <w:p>
+            <w:r>
+              <w:rPr>
+                <w:sz w:val="16"/>
+              </w:rPr>
+              <w:t>BEGINNER, INTERMEDIATE, ADVANCED, or EXPERT</w:t>
+            </w:r>
+          </w:p>
+        </w:tc>
+      </w:tr>
+    </w:tbl>
+    <w:p>
+      <w:pPr>
+        <w:pStyle w:val="ReportBody"/>
+        <w:rPr>
+          <w:b/>
+          <w:bCs/>
+          <w:sz w:val="26"/>
+          <w:szCs w:val="26"/>
+        </w:rPr>
+      </w:pPr>
+    </w:p>
+    <w:p>
+      <w:pPr>
+        <w:pStyle w:val="Heading3"/>
+        <w:rPr>
+          <w:b/>
+          <w:bCs/>
+          <w:sz w:val="26"/>
+          <w:szCs w:val="26"/>
+        </w:rPr>
+      </w:pPr>
+      <w:r>
+        <w:rPr>
+          <w:b/>
+          <w:bCs/>
+          <w:sz w:val="26"/>
+          <w:szCs w:val="26"/>
+        </w:rPr>
+        <w:t>3.6 JOB_CATEGORY</w:t>
+      </w:r>
+    </w:p>
+    <w:tbl>
+      <w:tblPr>
+        <w:tblW w:w="0" w:type="auto"/>
+        <w:tblLook w:val="04A0" w:firstRow="1" w:lastRow="0" w:firstColumn="1" w:lastColumn="0" w:noHBand="0" w:noVBand="1"/>
+      </w:tblPr>
+      <w:tblGrid>
+        <w:gridCol w:w="1499"/>
+        <w:gridCol w:w="1526"/>
+        <w:gridCol w:w="1431"/>
+        <w:gridCol w:w="1447"/>
+        <w:gridCol w:w="1674"/>
+        <w:gridCol w:w="1449"/>
+      </w:tblGrid>
+      <w:tr>
+        <w:trPr>
+          <w:tblHeader/>
+        </w:trPr>
+        <w:tc>
+          <w:tcPr>
+            <w:tcW w:w="1567" w:type="dxa"/>
+            <w:vAlign w:val="center"/>
+          </w:tcPr>
+          <w:p>
+            <w:r>
+              <w:rPr>
+                <w:b/>
+                <w:sz w:val="17"/>
+              </w:rPr>
+              <w:t>Attribute</w:t>
+            </w:r>
+          </w:p>
+        </w:tc>
+        <w:tc>
+          <w:tcPr>
+            <w:tcW w:w="1567" w:type="dxa"/>
+            <w:vAlign w:val="center"/>
+          </w:tcPr>
+          <w:p>
+            <w:r>
+              <w:rPr>
+                <w:b/>
+                <w:sz w:val="17"/>
+              </w:rPr>
+              <w:t>Data Type</w:t>
+            </w:r>
+          </w:p>
+        </w:tc>
+        <w:tc>
+          <w:tcPr>
+            <w:tcW w:w="1567" w:type="dxa"/>
+            <w:vAlign w:val="center"/>
+          </w:tcPr>
+          <w:p>
+            <w:r>
+              <w:rPr>
+                <w:b/>
+                <w:sz w:val="17"/>
+              </w:rPr>
+              <w:t>Key Type</w:t>
+            </w:r>
+          </w:p>
+        </w:tc>
+        <w:tc>
+          <w:tcPr>
+            <w:tcW w:w="1567" w:type="dxa"/>
+            <w:vAlign w:val="center"/>
+          </w:tcPr>
+          <w:p>
+            <w:r>
+              <w:rPr>
+                <w:b/>
+                <w:sz w:val="17"/>
+              </w:rPr>
+              <w:t>Nullable?</w:t>
+            </w:r>
+          </w:p>
+        </w:tc>
+        <w:tc>
+          <w:tcPr>
+            <w:tcW w:w="1567" w:type="dxa"/>
+            <w:vAlign w:val="center"/>
+          </w:tcPr>
+          <w:p>
+            <w:r>
+              <w:rPr>
+                <w:b/>
+                <w:sz w:val="17"/>
+              </w:rPr>
+              <w:t>Default Value</w:t>
+            </w:r>
+          </w:p>
+        </w:tc>
+        <w:tc>
+          <w:tcPr>
+            <w:tcW w:w="1567" w:type="dxa"/>
+            <w:vAlign w:val="center"/>
+          </w:tcPr>
+          <w:p>
+            <w:r>
+              <w:rPr>
+                <w:b/>
+                <w:sz w:val="17"/>
+              </w:rPr>
+              <w:t>Business Rules</w:t>
+            </w:r>
+          </w:p>
+        </w:tc>
+      </w:tr>
+      <w:tr>
+        <w:tc>
+          <w:tcPr>
+            <w:tcW w:w="1567" w:type="dxa"/>
+            <w:vAlign w:val="center"/>
+          </w:tcPr>
+          <w:p>
+            <w:r>
+              <w:rPr>
+                <w:sz w:val="16"/>
+              </w:rPr>
+              <w:t>category_id</w:t>
+            </w:r>
+          </w:p>
+        </w:tc>
+        <w:tc>
+          <w:tcPr>
+            <w:tcW w:w="1567" w:type="dxa"/>
+            <w:vAlign w:val="center"/>
+          </w:tcPr>
+          <w:p>
+            <w:r>
+              <w:rPr>
+                <w:sz w:val="16"/>
+              </w:rPr>
+              <w:t>INT</w:t>
+            </w:r>
+          </w:p>
+        </w:tc>
+        <w:tc>
+          <w:tcPr>
+            <w:tcW w:w="1567" w:type="dxa"/>
+            <w:vAlign w:val="center"/>
+          </w:tcPr>
+          <w:p>
+            <w:r>
+              <w:rPr>
+                <w:sz w:val="16"/>
+              </w:rPr>
+              <w:t>PK</w:t>
+            </w:r>
+          </w:p>
+        </w:tc>
+        <w:tc>
+          <w:tcPr>
+            <w:tcW w:w="1567" w:type="dxa"/>
+            <w:vAlign w:val="center"/>
+          </w:tcPr>
+          <w:p>
+            <w:r>
+              <w:rPr>
+                <w:sz w:val="16"/>
+              </w:rPr>
+              <w:t>No</w:t>
+            </w:r>
+          </w:p>
+        </w:tc>
+        <w:tc>
+          <w:tcPr>
+            <w:tcW w:w="1567" w:type="dxa"/>
+            <w:vAlign w:val="center"/>
+          </w:tcPr>
+          <w:p>
+            <w:r>
+              <w:rPr>
+                <w:sz w:val="16"/>
+              </w:rPr>
+              <w:t>AUTO_INCREMENT</w:t>
+            </w:r>
+          </w:p>
+        </w:tc>
+        <w:tc>
+          <w:tcPr>
+            <w:tcW w:w="1567" w:type="dxa"/>
+            <w:vAlign w:val="center"/>
+          </w:tcPr>
+          <w:p>
+            <w:r>
+              <w:rPr>
+                <w:sz w:val="16"/>
+              </w:rPr>
+              <w:t>Unique category identifier</w:t>
+            </w:r>
+          </w:p>
+        </w:tc>
+      </w:tr>
+      <w:tr>
+        <w:tc>
+          <w:tcPr>
+            <w:tcW w:w="1567" w:type="dxa"/>
+            <w:vAlign w:val="center"/>
+          </w:tcPr>
+          <w:p>
+            <w:r>
+              <w:rPr>
+                <w:sz w:val="16"/>
+              </w:rPr>
+              <w:t>category_name</w:t>
+            </w:r>
+          </w:p>
+        </w:tc>
+        <w:tc>
+          <w:tcPr>
+            <w:tcW w:w="1567" w:type="dxa"/>
+            <w:vAlign w:val="center"/>
+          </w:tcPr>
+          <w:p>
+            <w:r>
+              <w:rPr>
+                <w:sz w:val="16"/>
+              </w:rPr>
+              <w:t>VARCHAR(100)</w:t>
+            </w:r>
+          </w:p>
+        </w:tc>
+        <w:tc>
+          <w:tcPr>
+            <w:tcW w:w="1567" w:type="dxa"/>
+            <w:vAlign w:val="center"/>
+          </w:tcPr>
+          <w:p>
+            <w:r>
+              <w:rPr>
+                <w:sz w:val="16"/>
+              </w:rPr>
+              <w:t>UNIQUE</w:t>
+            </w:r>
+          </w:p>
+        </w:tc>
+        <w:tc>
+          <w:tcPr>
+            <w:tcW w:w="1567" w:type="dxa"/>
+            <w:vAlign w:val="center"/>
+          </w:tcPr>
+          <w:p>
+            <w:r>
+              <w:rPr>
+                <w:sz w:val="16"/>
+              </w:rPr>
+              <w:t>No</w:t>
+            </w:r>
+          </w:p>
+        </w:tc>
+        <w:tc>
+          <w:tcPr>
+            <w:tcW w:w="1567" w:type="dxa"/>
+            <w:vAlign w:val="center"/>
+          </w:tcPr>
+          <w:p>
+            <w:r>
+              <w:rPr>
+                <w:sz w:val="16"/>
+              </w:rPr>
+              <w:t>None</w:t>
+            </w:r>
+          </w:p>
+        </w:tc>
+        <w:tc>
+          <w:tcPr>
+            <w:tcW w:w="1567" w:type="dxa"/>
+            <w:vAlign w:val="center"/>
+          </w:tcPr>
+          <w:p>
+            <w:r>
+              <w:rPr>
+                <w:sz w:val="16"/>
+              </w:rPr>
+              <w:t>Category name must be unique</w:t>
+            </w:r>
+          </w:p>
+        </w:tc>
+      </w:tr>
+      <w:tr>
+        <w:tc>
+          <w:tcPr>
+            <w:tcW w:w="1567" w:type="dxa"/>
+            <w:vAlign w:val="center"/>
+          </w:tcPr>
+          <w:p>
+            <w:r>
+              <w:rPr>
+                <w:sz w:val="16"/>
+              </w:rPr>
+              <w:t>description</w:t>
+            </w:r>
+          </w:p>
+        </w:tc>
+        <w:tc>
+          <w:tcPr>
+            <w:tcW w:w="1567" w:type="dxa"/>
+            <w:vAlign w:val="center"/>
+          </w:tcPr>
+          <w:p>
+            <w:r>
+              <w:rPr>
+                <w:sz w:val="16"/>
+              </w:rPr>
+              <w:t>TEXT</w:t>
+            </w:r>
+          </w:p>
+        </w:tc>
+        <w:tc>
+          <w:tcPr>
+            <w:tcW w:w="1567" w:type="dxa"/>
+            <w:vAlign w:val="center"/>
+          </w:tcPr>
+          <w:p>
+            <w:r>
+              <w:rPr>
+                <w:sz w:val="16"/>
+              </w:rPr>
+              <w:t>None</w:t>
+            </w:r>
+          </w:p>
+        </w:tc>
+        <w:tc>
+          <w:tcPr>
+            <w:tcW w:w="1567" w:type="dxa"/>
+            <w:vAlign w:val="center"/>
+          </w:tcPr>
+          <w:p>
+            <w:r>
+              <w:rPr>
+                <w:sz w:val="16"/>
+              </w:rPr>
+              <w:t>Yes</w:t>
+            </w:r>
+          </w:p>
+        </w:tc>
+        <w:tc>
+          <w:tcPr>
+            <w:tcW w:w="1567" w:type="dxa"/>
+            <w:vAlign w:val="center"/>
+          </w:tcPr>
+          <w:p>
+            <w:r>
+              <w:rPr>
+                <w:sz w:val="16"/>
+              </w:rPr>
+              <w:t>NULL</w:t>
+            </w:r>
+          </w:p>
+        </w:tc>
+        <w:tc>
+          <w:tcPr>
+            <w:tcW w:w="1567" w:type="dxa"/>
+            <w:vAlign w:val="center"/>
+          </w:tcPr>
+          <w:p>
+            <w:r>
+              <w:rPr>
+                <w:sz w:val="16"/>
+              </w:rPr>
+              <w:t>Optional category description</w:t>
+            </w:r>
+          </w:p>
+        </w:tc>
+      </w:tr>
+    </w:tbl>
+    <w:p>
+      <w:pPr>
+        <w:pStyle w:val="ReportBody"/>
+      </w:pPr>
+    </w:p>
+    <w:p>
+      <w:pPr>
+        <w:pStyle w:val="Heading3"/>
+        <w:rPr>
+          <w:b/>
+          <w:bCs/>
+          <w:sz w:val="26"/>
+          <w:szCs w:val="26"/>
+        </w:rPr>
+      </w:pPr>
+      <w:r>
+        <w:rPr>
+          <w:b/>
+          <w:bCs/>
+          <w:sz w:val="26"/>
+          <w:szCs w:val="26"/>
+        </w:rPr>
+        <w:t>3.7 JOB</w:t>
+      </w:r>
+    </w:p>
+    <w:tbl>
+      <w:tblPr>
+        <w:tblW w:w="0" w:type="auto"/>
+        <w:tblLook w:val="04A0" w:firstRow="1" w:lastRow="0" w:firstColumn="1" w:lastColumn="0" w:noHBand="0" w:noVBand="1"/>
+      </w:tblPr>
+      <w:tblGrid>
+        <w:gridCol w:w="1352"/>
+        <w:gridCol w:w="1482"/>
+        <w:gridCol w:w="1190"/>
+        <w:gridCol w:w="1317"/>
+        <w:gridCol w:w="1674"/>
+        <w:gridCol w:w="2011"/>
+      </w:tblGrid>
+      <w:tr>
+        <w:trPr>
+          <w:tblHeader/>
+        </w:trPr>
+        <w:tc>
+          <w:tcPr>
+            <w:tcW w:w="1567" w:type="dxa"/>
+            <w:vAlign w:val="center"/>
+          </w:tcPr>
+          <w:p>
+            <w:r>
+              <w:rPr>
+                <w:b/>
+                <w:sz w:val="17"/>
+              </w:rPr>
+              <w:t>Attribute</w:t>
+            </w:r>
+          </w:p>
+        </w:tc>
+        <w:tc>
+          <w:tcPr>
+            <w:tcW w:w="1567" w:type="dxa"/>
+            <w:vAlign w:val="center"/>
+          </w:tcPr>
+          <w:p>
+            <w:r>
+              <w:rPr>
+                <w:b/>
+                <w:sz w:val="17"/>
+              </w:rPr>
+              <w:t>Data Type</w:t>
+            </w:r>
+          </w:p>
+        </w:tc>
+        <w:tc>
+          <w:tcPr>
+            <w:tcW w:w="1567" w:type="dxa"/>
+            <w:vAlign w:val="center"/>
+          </w:tcPr>
+          <w:p>
+            <w:r>
+              <w:rPr>
+                <w:b/>
+                <w:sz w:val="17"/>
+              </w:rPr>
+              <w:t>Key Type</w:t>
+            </w:r>
+          </w:p>
+        </w:tc>
+        <w:tc>
+          <w:tcPr>
+            <w:tcW w:w="1567" w:type="dxa"/>
+            <w:vAlign w:val="center"/>
+          </w:tcPr>
+          <w:p>
+            <w:r>
+              <w:rPr>
+                <w:b/>
+                <w:sz w:val="17"/>
+              </w:rPr>
+              <w:t>Nullable?</w:t>
+            </w:r>
+          </w:p>
+        </w:tc>
+        <w:tc>
+          <w:tcPr>
+            <w:tcW w:w="1567" w:type="dxa"/>
+            <w:vAlign w:val="center"/>
+          </w:tcPr>
+          <w:p>
+            <w:r>
+              <w:rPr>
+                <w:b/>
+                <w:sz w:val="17"/>
+              </w:rPr>
+              <w:t>Default Value</w:t>
+            </w:r>
+          </w:p>
+        </w:tc>
+        <w:tc>
+          <w:tcPr>
+            <w:tcW w:w="1567" w:type="dxa"/>
+            <w:vAlign w:val="center"/>
+          </w:tcPr>
+          <w:p>
+            <w:r>
+              <w:rPr>
+                <w:b/>
+                <w:sz w:val="17"/>
+              </w:rPr>
+              <w:t>Business Rules</w:t>
+            </w:r>
+          </w:p>
+        </w:tc>
+      </w:tr>
+      <w:tr>
+        <w:tc>
+          <w:tcPr>
+            <w:tcW w:w="1567" w:type="dxa"/>
+            <w:vAlign w:val="center"/>
+          </w:tcPr>
+          <w:p>
+            <w:r>
+              <w:rPr>
+                <w:sz w:val="16"/>
+              </w:rPr>
+              <w:t>job_id</w:t>
+            </w:r>
+          </w:p>
+        </w:tc>
+        <w:tc>
+          <w:tcPr>
+            <w:tcW w:w="1567" w:type="dxa"/>
+            <w:vAlign w:val="center"/>
+          </w:tcPr>
+          <w:p>
+            <w:r>
+              <w:rPr>
+                <w:sz w:val="16"/>
+              </w:rPr>
+              <w:t>INT</w:t>
+            </w:r>
+          </w:p>
+        </w:tc>
+        <w:tc>
+          <w:tcPr>
+            <w:tcW w:w="1567" w:type="dxa"/>
+            <w:vAlign w:val="center"/>
+          </w:tcPr>
+          <w:p>
+            <w:r>
+              <w:rPr>
+                <w:sz w:val="16"/>
+              </w:rPr>
+              <w:t>PK</w:t>
+            </w:r>
+          </w:p>
+        </w:tc>
+        <w:tc>
+          <w:tcPr>
+            <w:tcW w:w="1567" w:type="dxa"/>
+            <w:vAlign w:val="center"/>
+          </w:tcPr>
+          <w:p>
+            <w:r>
+              <w:rPr>
+                <w:sz w:val="16"/>
+              </w:rPr>
+              <w:t>No</w:t>
+            </w:r>
+          </w:p>
+        </w:tc>
+        <w:tc>
+          <w:tcPr>
+            <w:tcW w:w="1567" w:type="dxa"/>
+            <w:vAlign w:val="center"/>
+          </w:tcPr>
+          <w:p>
+            <w:r>
+              <w:rPr>
+                <w:sz w:val="16"/>
+              </w:rPr>
+              <w:t>AUTO_INCREMENT</w:t>
+            </w:r>
+          </w:p>
+        </w:tc>
+        <w:tc>
+          <w:tcPr>
+            <w:tcW w:w="1567" w:type="dxa"/>
+            <w:vAlign w:val="center"/>
+          </w:tcPr>
+          <w:p>
+            <w:r>
+              <w:rPr>
+                <w:sz w:val="16"/>
+              </w:rPr>
+              <w:t>Unique job identifier</w:t>
+            </w:r>
+          </w:p>
+        </w:tc>
+      </w:tr>
+      <w:tr>
+        <w:tc>
+          <w:tcPr>
+            <w:tcW w:w="1567" w:type="dxa"/>
+            <w:vAlign w:val="center"/>
+          </w:tcPr>
+          <w:p>
+            <w:r>
+              <w:rPr>
+                <w:sz w:val="16"/>
+              </w:rPr>
+              <w:t>client_id</w:t>
+            </w:r>
+          </w:p>
+        </w:tc>
+        <w:tc>
+          <w:tcPr>
+            <w:tcW w:w="1567" w:type="dxa"/>
+            <w:vAlign w:val="center"/>
+          </w:tcPr>
+          <w:p>
+            <w:r>
+              <w:rPr>
+                <w:sz w:val="16"/>
+              </w:rPr>
+              <w:t>INT</w:t>
+            </w:r>
+          </w:p>
+        </w:tc>
+        <w:tc>
+          <w:tcPr>
+            <w:tcW w:w="1567" w:type="dxa"/>
+            <w:vAlign w:val="center"/>
+          </w:tcPr>
+          <w:p>
+            <w:r>
+              <w:rPr>
+                <w:sz w:val="16"/>
+              </w:rPr>
+              <w:t>FK</w:t>
+            </w:r>
+          </w:p>
+        </w:tc>
+        <w:tc>
+          <w:tcPr>
+            <w:tcW w:w="1567" w:type="dxa"/>
+            <w:vAlign w:val="center"/>
+          </w:tcPr>
+          <w:p>
+            <w:r>
+              <w:rPr>
+                <w:sz w:val="16"/>
+              </w:rPr>
+              <w:t>No</w:t>
+            </w:r>
+          </w:p>
+        </w:tc>
+        <w:tc>
+          <w:tcPr>
+            <w:tcW w:w="1567" w:type="dxa"/>
+            <w:vAlign w:val="center"/>
+          </w:tcPr>
+          <w:p>
+            <w:r>
+              <w:rPr>
+                <w:sz w:val="16"/>
+              </w:rPr>
+              <w:t>None</w:t>
+            </w:r>
+          </w:p>
+        </w:tc>
+        <w:tc>
+          <w:tcPr>
+            <w:tcW w:w="1567" w:type="dxa"/>
+            <w:vAlign w:val="center"/>
+          </w:tcPr>
+          <w:p>
+            <w:r>
+              <w:rPr>
+                <w:sz w:val="16"/>
+              </w:rPr>
+              <w:t>References clients(client_id)</w:t>
+            </w:r>
+          </w:p>
+        </w:tc>
+      </w:tr>
+      <w:tr>
+        <w:tc>
+          <w:tcPr>
+            <w:tcW w:w="1567" w:type="dxa"/>
+            <w:vAlign w:val="center"/>
+          </w:tcPr>
+          <w:p>
+            <w:r>
+              <w:rPr>
+                <w:sz w:val="16"/>
+              </w:rPr>
+              <w:t>category_id</w:t>
+            </w:r>
+          </w:p>
+        </w:tc>
+        <w:tc>
+          <w:tcPr>
+            <w:tcW w:w="1567" w:type="dxa"/>
+            <w:vAlign w:val="center"/>
+          </w:tcPr>
+          <w:p>
+            <w:r>
+              <w:rPr>
+                <w:sz w:val="16"/>
+              </w:rPr>
+              <w:t>INT</w:t>
+            </w:r>
+          </w:p>
+        </w:tc>
+        <w:tc>
+          <w:tcPr>
+            <w:tcW w:w="1567" w:type="dxa"/>
+            <w:vAlign w:val="center"/>
+          </w:tcPr>
+          <w:p>
+            <w:r>
+              <w:rPr>
+                <w:sz w:val="16"/>
+              </w:rPr>
+              <w:t>FK</w:t>
+            </w:r>
+          </w:p>
+        </w:tc>
+        <w:tc>
+          <w:tcPr>
+            <w:tcW w:w="1567" w:type="dxa"/>
+            <w:vAlign w:val="center"/>
+          </w:tcPr>
+          <w:p>
+            <w:r>
+              <w:rPr>
+                <w:sz w:val="16"/>
+              </w:rPr>
+              <w:t>No</w:t>
+            </w:r>
+          </w:p>
+        </w:tc>
+        <w:tc>
+          <w:tcPr>
+            <w:tcW w:w="1567" w:type="dxa"/>
+            <w:vAlign w:val="center"/>
+          </w:tcPr>
+          <w:p>
+            <w:r>
+              <w:rPr>
+                <w:sz w:val="16"/>
+              </w:rPr>
+              <w:t>None</w:t>
+            </w:r>
+          </w:p>
+        </w:tc>
+        <w:tc>
+          <w:tcPr>
+            <w:tcW w:w="1567" w:type="dxa"/>
+            <w:vAlign w:val="center"/>
+          </w:tcPr>
+          <w:p>
+            <w:r>
+              <w:rPr>
+                <w:sz w:val="16"/>
+              </w:rPr>
+              <w:t>References job_categories(category_id)</w:t>
+            </w:r>
+          </w:p>
+        </w:tc>
+      </w:tr>
+      <w:tr>
+        <w:tc>
+          <w:tcPr>
+            <w:tcW w:w="1567" w:type="dxa"/>
+            <w:vAlign w:val="center"/>
+          </w:tcPr>
+          <w:p>
+            <w:r>
+              <w:rPr>
+                <w:sz w:val="16"/>
+              </w:rPr>
+              <w:t>title</w:t>
+            </w:r>
+          </w:p>
+        </w:tc>
+        <w:tc>
+          <w:tcPr>
+            <w:tcW w:w="1567" w:type="dxa"/>
+            <w:vAlign w:val="center"/>
+          </w:tcPr>
+          <w:p>
+            <w:r>
+              <w:rPr>
+                <w:sz w:val="16"/>
+              </w:rPr>
+              <w:t>VARCHAR(200)</w:t>
+            </w:r>
+          </w:p>
+        </w:tc>
+        <w:tc>
+          <w:tcPr>
+            <w:tcW w:w="1567" w:type="dxa"/>
+            <w:vAlign w:val="center"/>
+          </w:tcPr>
+          <w:p>
+            <w:r>
+              <w:rPr>
+                <w:sz w:val="16"/>
+              </w:rPr>
+              <w:t>None</w:t>
+            </w:r>
+          </w:p>
+        </w:tc>
+        <w:tc>
+          <w:tcPr>
+            <w:tcW w:w="1567" w:type="dxa"/>
+            <w:vAlign w:val="center"/>
+          </w:tcPr>
+          <w:p>
+            <w:r>
+              <w:rPr>
+                <w:sz w:val="16"/>
+              </w:rPr>
+              <w:t>No</w:t>
+            </w:r>
+          </w:p>
+        </w:tc>
+        <w:tc>
+          <w:tcPr>
+            <w:tcW w:w="1567" w:type="dxa"/>
+            <w:vAlign w:val="center"/>
+          </w:tcPr>
+          <w:p>
+            <w:r>
+              <w:rPr>
+                <w:sz w:val="16"/>
+              </w:rPr>
+              <w:t>None</w:t>
+            </w:r>
+          </w:p>
+        </w:tc>
+        <w:tc>
+          <w:tcPr>
+            <w:tcW w:w="1567" w:type="dxa"/>
+            <w:vAlign w:val="center"/>
+          </w:tcPr>
+          <w:p>
+            <w:r>
+              <w:rPr>
+                <w:sz w:val="16"/>
+              </w:rPr>
+              <w:t>Job title</w:t>
+            </w:r>
+          </w:p>
+        </w:tc>
+      </w:tr>
+      <w:tr>
+        <w:tc>
+          <w:tcPr>
+            <w:tcW w:w="1567" w:type="dxa"/>
+            <w:vAlign w:val="center"/>
+          </w:tcPr>
+          <w:p>
+            <w:r>
+              <w:rPr>
+                <w:sz w:val="16"/>
+              </w:rPr>
+              <w:t>description</w:t>
+            </w:r>
+          </w:p>
+        </w:tc>
+        <w:tc>
+          <w:tcPr>
+            <w:tcW w:w="1567" w:type="dxa"/>
+            <w:vAlign w:val="center"/>
+          </w:tcPr>
+          <w:p>
+            <w:r>
+              <w:rPr>
+                <w:sz w:val="16"/>
+              </w:rPr>
+              <w:t>TEXT</w:t>
+            </w:r>
+          </w:p>
+        </w:tc>
+        <w:tc>
+          <w:tcPr>
+            <w:tcW w:w="1567" w:type="dxa"/>
+            <w:vAlign w:val="center"/>
+          </w:tcPr>
+          <w:p>
+            <w:r>
+              <w:rPr>
+                <w:sz w:val="16"/>
+              </w:rPr>
+              <w:t>None</w:t>
+            </w:r>
+          </w:p>
+        </w:tc>
+        <w:tc>
+          <w:tcPr>
+            <w:tcW w:w="1567" w:type="dxa"/>
+            <w:vAlign w:val="center"/>
+          </w:tcPr>
+          <w:p>
+            <w:r>
+              <w:rPr>
+                <w:sz w:val="16"/>
+              </w:rPr>
+              <w:t>No</w:t>
+            </w:r>
+          </w:p>
+        </w:tc>
+        <w:tc>
+          <w:tcPr>
+            <w:tcW w:w="1567" w:type="dxa"/>
+            <w:vAlign w:val="center"/>
+          </w:tcPr>
+          <w:p>
+            <w:r>
+              <w:rPr>
+                <w:sz w:val="16"/>
+              </w:rPr>
+              <w:t>None</w:t>
+            </w:r>
+          </w:p>
+        </w:tc>
+        <w:tc>
+          <w:tcPr>
+            <w:tcW w:w="1567" w:type="dxa"/>
+            <w:vAlign w:val="center"/>
+          </w:tcPr>
+          <w:p>
+            <w:r>
+              <w:rPr>
+                <w:sz w:val="16"/>
+              </w:rPr>
+              <w:t>Job details</w:t>
+            </w:r>
+          </w:p>
+        </w:tc>
+      </w:tr>
+      <w:tr>
+        <w:tc>
+          <w:tcPr>
+            <w:tcW w:w="1567" w:type="dxa"/>
+            <w:vAlign w:val="center"/>
+          </w:tcPr>
+          <w:p>
+            <w:r>
+              <w:rPr>
+                <w:sz w:val="16"/>
+              </w:rPr>
+              <w:t>budget_min</w:t>
+            </w:r>
+          </w:p>
+        </w:tc>
+        <w:tc>
+          <w:tcPr>
+            <w:tcW w:w="1567" w:type="dxa"/>
+            <w:vAlign w:val="center"/>
+          </w:tcPr>
+          <w:p>
+            <w:r>
+              <w:rPr>
+                <w:sz w:val="16"/>
+              </w:rPr>
+              <w:t>DECIMAL(15,2)</w:t>
+            </w:r>
+          </w:p>
+        </w:tc>
+        <w:tc>
+          <w:tcPr>
+            <w:tcW w:w="1567" w:type="dxa"/>
+            <w:vAlign w:val="center"/>
+          </w:tcPr>
+          <w:p>
+            <w:r>
+              <w:rPr>
+                <w:sz w:val="16"/>
+              </w:rPr>
+              <w:t>None</w:t>
+            </w:r>
+          </w:p>
+        </w:tc>
+        <w:tc>
+          <w:tcPr>
+            <w:tcW w:w="1567" w:type="dxa"/>
+            <w:vAlign w:val="center"/>
+          </w:tcPr>
+          <w:p>
+            <w:r>
+              <w:rPr>
+                <w:sz w:val="16"/>
+              </w:rPr>
+              <w:t>No</w:t>
+            </w:r>
+          </w:p>
+        </w:tc>
+        <w:tc>
+          <w:tcPr>
+            <w:tcW w:w="1567" w:type="dxa"/>
+            <w:vAlign w:val="center"/>
+          </w:tcPr>
+          <w:p>
+            <w:r>
+              <w:rPr>
+                <w:sz w:val="16"/>
+              </w:rPr>
+              <w:t>0.00</w:t>
+            </w:r>
+          </w:p>
+        </w:tc>
+        <w:tc>
+          <w:tcPr>
+            <w:tcW w:w="1567" w:type="dxa"/>
+            <w:vAlign w:val="center"/>
+          </w:tcPr>
+          <w:p>
+            <w:r>
+              <w:rPr>
+                <w:sz w:val="16"/>
+              </w:rPr>
+              <w:t>Must be greater than or equal to 0 and not exceed budget_max</w:t>
+            </w:r>
+          </w:p>
+        </w:tc>
+      </w:tr>
+      <w:tr>
+        <w:tc>
+          <w:tcPr>
+            <w:tcW w:w="1567" w:type="dxa"/>
+            <w:vAlign w:val="center"/>
+          </w:tcPr>
+          <w:p>
+            <w:r>
+              <w:rPr>
+                <w:sz w:val="16"/>
+              </w:rPr>
+              <w:t>budget_max</w:t>
+            </w:r>
+          </w:p>
+        </w:tc>
+        <w:tc>
+          <w:tcPr>
+            <w:tcW w:w="1567" w:type="dxa"/>
+            <w:vAlign w:val="center"/>
+          </w:tcPr>
+          <w:p>
+            <w:r>
+              <w:rPr>
+                <w:sz w:val="16"/>
+              </w:rPr>
+              <w:t>DECIMAL(15,2)</w:t>
+            </w:r>
+          </w:p>
+        </w:tc>
+        <w:tc>
+          <w:tcPr>
+            <w:tcW w:w="1567" w:type="dxa"/>
+            <w:vAlign w:val="center"/>
+          </w:tcPr>
+          <w:p>
+            <w:r>
+              <w:rPr>
+                <w:sz w:val="16"/>
+              </w:rPr>
+              <w:t>None</w:t>
+            </w:r>
+          </w:p>
+        </w:tc>
+        <w:tc>
+          <w:tcPr>
+            <w:tcW w:w="1567" w:type="dxa"/>
+            <w:vAlign w:val="center"/>
+          </w:tcPr>
+          <w:p>
+            <w:r>
+              <w:rPr>
+                <w:sz w:val="16"/>
+              </w:rPr>
+              <w:t>No</w:t>
+            </w:r>
+          </w:p>
+        </w:tc>
+        <w:tc>
+          <w:tcPr>
+            <w:tcW w:w="1567" w:type="dxa"/>
+            <w:vAlign w:val="center"/>
+          </w:tcPr>
+          <w:p>
+            <w:r>
+              <w:rPr>
+                <w:sz w:val="16"/>
+              </w:rPr>
+              <w:t>0.00</w:t>
+            </w:r>
+          </w:p>
+        </w:tc>
+        <w:tc>
+          <w:tcPr>
+            <w:tcW w:w="1567" w:type="dxa"/>
+            <w:vAlign w:val="center"/>
+          </w:tcPr>
+          <w:p>
+            <w:r>
+              <w:rPr>
+                <w:sz w:val="16"/>
+              </w:rPr>
+              <w:t>Must be greater than or equal to budget_min</w:t>
+            </w:r>
+          </w:p>
+        </w:tc>
+      </w:tr>
+      <w:tr>
+        <w:tc>
+          <w:tcPr>
+            <w:tcW w:w="1567" w:type="dxa"/>
+            <w:vAlign w:val="center"/>
+          </w:tcPr>
+          <w:p>
+            <w:r>
+              <w:rPr>
+                <w:sz w:val="16"/>
+              </w:rPr>
+              <w:t>deadline</w:t>
+            </w:r>
+          </w:p>
+        </w:tc>
+        <w:tc>
+          <w:tcPr>
+            <w:tcW w:w="1567" w:type="dxa"/>
+            <w:vAlign w:val="center"/>
+          </w:tcPr>
+          <w:p>
+            <w:r>
+              <w:rPr>
+                <w:sz w:val="16"/>
+              </w:rPr>
+              <w:t>DATE</w:t>
+            </w:r>
+          </w:p>
+        </w:tc>
+        <w:tc>
+          <w:tcPr>
+            <w:tcW w:w="1567" w:type="dxa"/>
+            <w:vAlign w:val="center"/>
+          </w:tcPr>
+          <w:p>
+            <w:r>
+              <w:rPr>
+                <w:sz w:val="16"/>
+              </w:rPr>
+              <w:t>None</w:t>
+            </w:r>
+          </w:p>
+        </w:tc>
+        <w:tc>
+          <w:tcPr>
+            <w:tcW w:w="1567" w:type="dxa"/>
+            <w:vAlign w:val="center"/>
+          </w:tcPr>
+          <w:p>
+            <w:r>
+              <w:rPr>
+                <w:sz w:val="16"/>
+              </w:rPr>
+              <w:t>Yes</w:t>
+            </w:r>
+          </w:p>
+        </w:tc>
+        <w:tc>
+          <w:tcPr>
+            <w:tcW w:w="1567" w:type="dxa"/>
+            <w:vAlign w:val="center"/>
+          </w:tcPr>
+          <w:p>
+            <w:r>
+              <w:rPr>
+                <w:sz w:val="16"/>
+              </w:rPr>
+              <w:t>NULL</w:t>
+            </w:r>
+          </w:p>
+        </w:tc>
+        <w:tc>
+          <w:tcPr>
+            <w:tcW w:w="1567" w:type="dxa"/>
+            <w:vAlign w:val="center"/>
+          </w:tcPr>
+          <w:p>
+            <w:r>
+              <w:rPr>
+                <w:sz w:val="16"/>
+              </w:rPr>
+              <w:t>Must be later than the relevant job creation point when populated</w:t>
+            </w:r>
+          </w:p>
+        </w:tc>
+      </w:tr>
+      <w:tr>
+        <w:tc>
+          <w:tcPr>
+            <w:tcW w:w="1567" w:type="dxa"/>
+            <w:vAlign w:val="center"/>
+          </w:tcPr>
+          <w:p>
+            <w:r>
+              <w:rPr>
+                <w:sz w:val="16"/>
+              </w:rPr>
+              <w:t>status</w:t>
+            </w:r>
+          </w:p>
+        </w:tc>
+        <w:tc>
+          <w:tcPr>
+            <w:tcW w:w="1567" w:type="dxa"/>
+            <w:vAlign w:val="center"/>
+          </w:tcPr>
+          <w:p>
+            <w:r>
+              <w:rPr>
+                <w:sz w:val="16"/>
+              </w:rPr>
+              <w:t>VARCHAR(20)</w:t>
+            </w:r>
+          </w:p>
+        </w:tc>
+        <w:tc>
+          <w:tcPr>
+            <w:tcW w:w="1567" w:type="dxa"/>
+            <w:vAlign w:val="center"/>
+          </w:tcPr>
+          <w:p>
+            <w:r>
+              <w:rPr>
+                <w:sz w:val="16"/>
+              </w:rPr>
+              <w:t>None</w:t>
+            </w:r>
+          </w:p>
+        </w:tc>
+        <w:tc>
+          <w:tcPr>
+            <w:tcW w:w="1567" w:type="dxa"/>
+            <w:vAlign w:val="center"/>
+          </w:tcPr>
+          <w:p>
+            <w:r>
+              <w:rPr>
+                <w:sz w:val="16"/>
+              </w:rPr>
+              <w:t>No</w:t>
+            </w:r>
+          </w:p>
+        </w:tc>
+        <w:tc>
+          <w:tcPr>
+            <w:tcW w:w="1567" w:type="dxa"/>
+            <w:vAlign w:val="center"/>
+          </w:tcPr>
+          <w:p>
+            <w:r>
+              <w:rPr>
+                <w:sz w:val="16"/>
+              </w:rPr>
+              <w:t>OPEN</w:t>
+            </w:r>
+          </w:p>
+        </w:tc>
+        <w:tc>
+          <w:tcPr>
+            <w:tcW w:w="1567" w:type="dxa"/>
+            <w:vAlign w:val="center"/>
+          </w:tcPr>
+          <w:p>
+            <w:r>
+              <w:rPr>
+                <w:sz w:val="16"/>
+              </w:rPr>
+              <w:t>OPEN, IN_PROGRESS, COMPLETED, or CANCELLED</w:t>
+            </w:r>
+          </w:p>
+        </w:tc>
+      </w:tr>
+    </w:tbl>
+    <w:p>
+      <w:pPr>
+        <w:pStyle w:val="ReportBody"/>
+      </w:pPr>
+    </w:p>
+    <w:p>
+      <w:pPr>
+        <w:pStyle w:val="Heading3"/>
+        <w:rPr>
+          <w:b/>
+          <w:bCs/>
+          <w:sz w:val="26"/>
+          <w:szCs w:val="26"/>
+        </w:rPr>
+      </w:pPr>
+      <w:r>
+        <w:rPr>
+          <w:b/>
+          <w:bCs/>
+          <w:sz w:val="26"/>
+          <w:szCs w:val="26"/>
+        </w:rPr>
+        <w:t>3.8 PROPOSAL</w:t>
+      </w:r>
+    </w:p>
+    <w:tbl>
+      <w:tblPr>
+        <w:tblW w:w="0" w:type="auto"/>
+        <w:tblLook w:val="04A0" w:firstRow="1" w:lastRow="0" w:firstColumn="1" w:lastColumn="0" w:noHBand="0" w:noVBand="1"/>
+      </w:tblPr>
+      <w:tblGrid>
+        <w:gridCol w:w="1460"/>
+        <w:gridCol w:w="1445"/>
+        <w:gridCol w:w="1056"/>
+        <w:gridCol w:w="1228"/>
+        <w:gridCol w:w="1968"/>
+        <w:gridCol w:w="1869"/>
+      </w:tblGrid>
+      <w:tr>
+        <w:trPr>
+          <w:tblHeader/>
+        </w:trPr>
+        <w:tc>
+          <w:tcPr>
+            <w:tcW w:w="1567" w:type="dxa"/>
+            <w:vAlign w:val="center"/>
+          </w:tcPr>
+          <w:p>
+            <w:r>
+              <w:rPr>
+                <w:b/>
+                <w:sz w:val="17"/>
+              </w:rPr>
+              <w:t>Attribute</w:t>
+            </w:r>
+          </w:p>
+        </w:tc>
+        <w:tc>
+          <w:tcPr>
+            <w:tcW w:w="1567" w:type="dxa"/>
+            <w:vAlign w:val="center"/>
+          </w:tcPr>
+          <w:p>
+            <w:r>
+              <w:rPr>
+                <w:b/>
+                <w:sz w:val="17"/>
+              </w:rPr>
+              <w:t>Data Type</w:t>
+            </w:r>
+          </w:p>
+        </w:tc>
+        <w:tc>
+          <w:tcPr>
+            <w:tcW w:w="1567" w:type="dxa"/>
+            <w:vAlign w:val="center"/>
+          </w:tcPr>
+          <w:p>
+            <w:r>
+              <w:rPr>
+                <w:b/>
+                <w:sz w:val="17"/>
+              </w:rPr>
+              <w:t>Key Type</w:t>
+            </w:r>
+          </w:p>
+        </w:tc>
+        <w:tc>
+          <w:tcPr>
+            <w:tcW w:w="1567" w:type="dxa"/>
+            <w:vAlign w:val="center"/>
+          </w:tcPr>
+          <w:p>
+            <w:r>
+              <w:rPr>
+                <w:b/>
+                <w:sz w:val="17"/>
+              </w:rPr>
+              <w:t>Nullable?</w:t>
+            </w:r>
+          </w:p>
+        </w:tc>
+        <w:tc>
+          <w:tcPr>
+            <w:tcW w:w="1567" w:type="dxa"/>
+            <w:vAlign w:val="center"/>
+          </w:tcPr>
+          <w:p>
+            <w:r>
+              <w:rPr>
+                <w:b/>
+                <w:sz w:val="17"/>
+              </w:rPr>
+              <w:t>Default Value</w:t>
+            </w:r>
+          </w:p>
+        </w:tc>
+        <w:tc>
+          <w:tcPr>
+            <w:tcW w:w="1567" w:type="dxa"/>
+            <w:vAlign w:val="center"/>
+          </w:tcPr>
+          <w:p>
+            <w:r>
+              <w:rPr>
+                <w:b/>
+                <w:sz w:val="17"/>
+              </w:rPr>
+              <w:t>Business Rules</w:t>
+            </w:r>
+          </w:p>
+        </w:tc>
+      </w:tr>
+      <w:tr>
+        <w:tc>
+          <w:tcPr>
+            <w:tcW w:w="1567" w:type="dxa"/>
+            <w:vAlign w:val="center"/>
+          </w:tcPr>
+          <w:p>
+            <w:r>
+              <w:rPr>
+                <w:sz w:val="16"/>
+              </w:rPr>
+              <w:t>proposal_id</w:t>
+            </w:r>
+          </w:p>
+        </w:tc>
+        <w:tc>
+          <w:tcPr>
+            <w:tcW w:w="1567" w:type="dxa"/>
+            <w:vAlign w:val="center"/>
+          </w:tcPr>
+          <w:p>
+            <w:r>
+              <w:rPr>
+                <w:sz w:val="16"/>
+              </w:rPr>
+              <w:t>INT</w:t>
+            </w:r>
+          </w:p>
+        </w:tc>
+        <w:tc>
+          <w:tcPr>
+            <w:tcW w:w="1567" w:type="dxa"/>
+            <w:vAlign w:val="center"/>
+          </w:tcPr>
+          <w:p>
+            <w:r>
+              <w:rPr>
+                <w:sz w:val="16"/>
+              </w:rPr>
+              <w:t>PK</w:t>
+            </w:r>
+          </w:p>
+        </w:tc>
+        <w:tc>
+          <w:tcPr>
+            <w:tcW w:w="1567" w:type="dxa"/>
+            <w:vAlign w:val="center"/>
+          </w:tcPr>
+          <w:p>
+            <w:r>
+              <w:rPr>
+                <w:sz w:val="16"/>
+              </w:rPr>
+              <w:t>No</w:t>
+            </w:r>
+          </w:p>
+        </w:tc>
+        <w:tc>
+          <w:tcPr>
+            <w:tcW w:w="1567" w:type="dxa"/>
+            <w:vAlign w:val="center"/>
+          </w:tcPr>
+          <w:p>
+            <w:r>
+              <w:rPr>
+                <w:sz w:val="16"/>
+              </w:rPr>
+              <w:t>AUTO_INCREMENT</w:t>
+            </w:r>
+          </w:p>
+        </w:tc>
+        <w:tc>
+          <w:tcPr>
+            <w:tcW w:w="1567" w:type="dxa"/>
+            <w:vAlign w:val="center"/>
+          </w:tcPr>
+          <w:p>
+            <w:r>
+              <w:rPr>
+                <w:sz w:val="16"/>
+              </w:rPr>
+              <w:t>Unique proposal identifier</w:t>
+            </w:r>
+          </w:p>
+        </w:tc>
+      </w:tr>
+      <w:tr>
+        <w:tc>
+          <w:tcPr>
+            <w:tcW w:w="1567" w:type="dxa"/>
+            <w:vAlign w:val="center"/>
+          </w:tcPr>
+          <w:p>
+            <w:r>
+              <w:rPr>
+                <w:sz w:val="16"/>
+              </w:rPr>
+              <w:t>job_id</w:t>
+            </w:r>
+          </w:p>
+        </w:tc>
+        <w:tc>
+          <w:tcPr>
+            <w:tcW w:w="1567" w:type="dxa"/>
+            <w:vAlign w:val="center"/>
+          </w:tcPr>
+          <w:p>
+            <w:r>
+              <w:rPr>
+                <w:sz w:val="16"/>
+              </w:rPr>
+              <w:t>INT</w:t>
+            </w:r>
+          </w:p>
+        </w:tc>
+        <w:tc>
+          <w:tcPr>
+            <w:tcW w:w="1567" w:type="dxa"/>
+            <w:vAlign w:val="center"/>
+          </w:tcPr>
+          <w:p>
+            <w:r>
+              <w:rPr>
+                <w:sz w:val="16"/>
+              </w:rPr>
+              <w:t>FK</w:t>
+            </w:r>
+          </w:p>
+        </w:tc>
+        <w:tc>
+          <w:tcPr>
+            <w:tcW w:w="1567" w:type="dxa"/>
+            <w:vAlign w:val="center"/>
+          </w:tcPr>
+          <w:p>
+            <w:r>
+              <w:rPr>
+                <w:sz w:val="16"/>
+              </w:rPr>
+              <w:t>No</w:t>
+            </w:r>
+          </w:p>
+        </w:tc>
+        <w:tc>
+          <w:tcPr>
+            <w:tcW w:w="1567" w:type="dxa"/>
+            <w:vAlign w:val="center"/>
+          </w:tcPr>
+          <w:p>
+            <w:r>
+              <w:rPr>
+                <w:sz w:val="16"/>
+              </w:rPr>
+              <w:t>None</w:t>
+            </w:r>
+          </w:p>
+        </w:tc>
+        <w:tc>
+          <w:tcPr>
+            <w:tcW w:w="1567" w:type="dxa"/>
+            <w:vAlign w:val="center"/>
+          </w:tcPr>
+          <w:p>
+            <w:r>
+              <w:rPr>
+                <w:sz w:val="16"/>
+              </w:rPr>
+              <w:t>References jobs(job_id)</w:t>
+            </w:r>
+          </w:p>
+        </w:tc>
+      </w:tr>
+      <w:tr>
+        <w:tc>
+          <w:tcPr>
+            <w:tcW w:w="1567" w:type="dxa"/>
+            <w:vAlign w:val="center"/>
+          </w:tcPr>
+          <w:p>
+            <w:r>
+              <w:rPr>
+                <w:sz w:val="16"/>
+              </w:rPr>
+              <w:t>freelancer_id</w:t>
+            </w:r>
+          </w:p>
+        </w:tc>
+        <w:tc>
+          <w:tcPr>
+            <w:tcW w:w="1567" w:type="dxa"/>
+            <w:vAlign w:val="center"/>
+          </w:tcPr>
+          <w:p>
+            <w:r>
+              <w:rPr>
+                <w:sz w:val="16"/>
+              </w:rPr>
+              <w:t>INT</w:t>
+            </w:r>
+          </w:p>
+        </w:tc>
+        <w:tc>
+          <w:tcPr>
+            <w:tcW w:w="1567" w:type="dxa"/>
+            <w:vAlign w:val="center"/>
+          </w:tcPr>
+          <w:p>
+            <w:r>
+              <w:rPr>
+                <w:sz w:val="16"/>
+              </w:rPr>
+              <w:t>FK</w:t>
+            </w:r>
+          </w:p>
+        </w:tc>
+        <w:tc>
+          <w:tcPr>
+            <w:tcW w:w="1567" w:type="dxa"/>
+            <w:vAlign w:val="center"/>
+          </w:tcPr>
+          <w:p>
+            <w:r>
+              <w:rPr>
+                <w:sz w:val="16"/>
+              </w:rPr>
+              <w:t>No</w:t>
+            </w:r>
+          </w:p>
+        </w:tc>
+        <w:tc>
+          <w:tcPr>
+            <w:tcW w:w="1567" w:type="dxa"/>
+            <w:vAlign w:val="center"/>
+          </w:tcPr>
+          <w:p>
+            <w:r>
+              <w:rPr>
+                <w:sz w:val="16"/>
+              </w:rPr>
+              <w:t>None</w:t>
+            </w:r>
+          </w:p>
+        </w:tc>
+        <w:tc>
+          <w:tcPr>
+            <w:tcW w:w="1567" w:type="dxa"/>
+            <w:vAlign w:val="center"/>
+          </w:tcPr>
+          <w:p>
+            <w:r>
+              <w:rPr>
+                <w:sz w:val="16"/>
+              </w:rPr>
+              <w:t>References freelancers(freelancer_id)</w:t>
+            </w:r>
+          </w:p>
+        </w:tc>
+      </w:tr>
+      <w:tr>
+        <w:tc>
+          <w:tcPr>
+            <w:tcW w:w="1567" w:type="dxa"/>
+            <w:vAlign w:val="center"/>
+          </w:tcPr>
+          <w:p>
+            <w:r>
+              <w:rPr>
+                <w:sz w:val="16"/>
+              </w:rPr>
+              <w:t>proposed_amount</w:t>
+            </w:r>
+          </w:p>
+        </w:tc>
+        <w:tc>
+          <w:tcPr>
+            <w:tcW w:w="1567" w:type="dxa"/>
+            <w:vAlign w:val="center"/>
+          </w:tcPr>
+          <w:p>
+            <w:r>
+              <w:rPr>
+                <w:sz w:val="16"/>
+              </w:rPr>
+              <w:t>DECIMAL(15,2)</w:t>
+            </w:r>
+          </w:p>
+        </w:tc>
+        <w:tc>
+          <w:tcPr>
+            <w:tcW w:w="1567" w:type="dxa"/>
+            <w:vAlign w:val="center"/>
+          </w:tcPr>
+          <w:p>
+            <w:r>
+              <w:rPr>
+                <w:sz w:val="16"/>
+              </w:rPr>
+              <w:t>None</w:t>
+            </w:r>
+          </w:p>
+        </w:tc>
+        <w:tc>
+          <w:tcPr>
+            <w:tcW w:w="1567" w:type="dxa"/>
+            <w:vAlign w:val="center"/>
+          </w:tcPr>
+          <w:p>
+            <w:r>
+              <w:rPr>
+                <w:sz w:val="16"/>
+              </w:rPr>
+              <w:t>No</w:t>
+            </w:r>
+          </w:p>
+        </w:tc>
+        <w:tc>
+          <w:tcPr>
+            <w:tcW w:w="1567" w:type="dxa"/>
+            <w:vAlign w:val="center"/>
+          </w:tcPr>
+          <w:p>
+            <w:r>
+              <w:rPr>
+                <w:sz w:val="16"/>
+              </w:rPr>
+              <w:t>None</w:t>
+            </w:r>
+          </w:p>
+        </w:tc>
+        <w:tc>
+          <w:tcPr>
+            <w:tcW w:w="1567" w:type="dxa"/>
+            <w:vAlign w:val="center"/>
+          </w:tcPr>
+          <w:p>
+            <w:r>
+              <w:rPr>
+                <w:sz w:val="16"/>
+              </w:rPr>
+              <w:t>Must be greater than 0</w:t>
+            </w:r>
+          </w:p>
+        </w:tc>
+      </w:tr>
+      <w:tr>
+        <w:tc>
+          <w:tcPr>
+            <w:tcW w:w="1567" w:type="dxa"/>
+            <w:vAlign w:val="center"/>
+          </w:tcPr>
+          <w:p>
+            <w:r>
+              <w:rPr>
+                <w:sz w:val="16"/>
+              </w:rPr>
+              <w:t>cover_letter</w:t>
+            </w:r>
+          </w:p>
+        </w:tc>
+        <w:tc>
+          <w:tcPr>
+            <w:tcW w:w="1567" w:type="dxa"/>
+            <w:vAlign w:val="center"/>
+          </w:tcPr>
+          <w:p>
+            <w:r>
+              <w:rPr>
+                <w:sz w:val="16"/>
+              </w:rPr>
+              <w:t>TEXT</w:t>
+            </w:r>
+          </w:p>
+        </w:tc>
+        <w:tc>
+          <w:tcPr>
+            <w:tcW w:w="1567" w:type="dxa"/>
+            <w:vAlign w:val="center"/>
+          </w:tcPr>
+          <w:p>
+            <w:r>
+              <w:rPr>
+                <w:sz w:val="16"/>
+              </w:rPr>
+              <w:t>None</w:t>
+            </w:r>
+          </w:p>
+        </w:tc>
+        <w:tc>
+          <w:tcPr>
+            <w:tcW w:w="1567" w:type="dxa"/>
+            <w:vAlign w:val="center"/>
+          </w:tcPr>
+          <w:p>
+            <w:r>
+              <w:rPr>
+                <w:sz w:val="16"/>
+              </w:rPr>
+              <w:t>No</w:t>
+            </w:r>
+          </w:p>
+        </w:tc>
+        <w:tc>
+          <w:tcPr>
+            <w:tcW w:w="1567" w:type="dxa"/>
+            <w:vAlign w:val="center"/>
+          </w:tcPr>
+          <w:p>
+            <w:r>
+              <w:rPr>
+                <w:sz w:val="16"/>
+              </w:rPr>
+              <w:t>None</w:t>
+            </w:r>
+          </w:p>
+        </w:tc>
+        <w:tc>
+          <w:tcPr>
+            <w:tcW w:w="1567" w:type="dxa"/>
+            <w:vAlign w:val="center"/>
+          </w:tcPr>
+          <w:p>
+            <w:r>
+              <w:rPr>
+                <w:sz w:val="16"/>
+              </w:rPr>
+              <w:t>Proposal description/cover letter</w:t>
+            </w:r>
+          </w:p>
+        </w:tc>
+      </w:tr>
+      <w:tr>
+        <w:tc>
+          <w:tcPr>
+            <w:tcW w:w="1567" w:type="dxa"/>
+            <w:vAlign w:val="center"/>
+          </w:tcPr>
+          <w:p>
+            <w:r>
+              <w:rPr>
+                <w:sz w:val="16"/>
+              </w:rPr>
+              <w:t>estimated_days</w:t>
+            </w:r>
+          </w:p>
+        </w:tc>
+        <w:tc>
+          <w:tcPr>
+            <w:tcW w:w="1567" w:type="dxa"/>
+            <w:vAlign w:val="center"/>
+          </w:tcPr>
+          <w:p>
+            <w:r>
+              <w:rPr>
+                <w:sz w:val="16"/>
+              </w:rPr>
+              <w:t>INT</w:t>
+            </w:r>
+          </w:p>
+        </w:tc>
+        <w:tc>
+          <w:tcPr>
+            <w:tcW w:w="1567" w:type="dxa"/>
+            <w:vAlign w:val="center"/>
+          </w:tcPr>
+          <w:p>
+            <w:r>
+              <w:rPr>
+                <w:sz w:val="16"/>
+              </w:rPr>
+              <w:t>None</w:t>
+            </w:r>
+          </w:p>
+        </w:tc>
+        <w:tc>
+          <w:tcPr>
+            <w:tcW w:w="1567" w:type="dxa"/>
+            <w:vAlign w:val="center"/>
+          </w:tcPr>
+          <w:p>
+            <w:r>
+              <w:rPr>
+                <w:sz w:val="16"/>
+              </w:rPr>
+              <w:t>No</w:t>
+            </w:r>
+          </w:p>
+        </w:tc>
+        <w:tc>
+          <w:tcPr>
+            <w:tcW w:w="1567" w:type="dxa"/>
+            <w:vAlign w:val="center"/>
+          </w:tcPr>
+          <w:p>
+            <w:r>
+              <w:rPr>
+                <w:sz w:val="16"/>
+              </w:rPr>
+              <w:t>None</w:t>
+            </w:r>
+          </w:p>
+        </w:tc>
+        <w:tc>
+          <w:tcPr>
+            <w:tcW w:w="1567" w:type="dxa"/>
+            <w:vAlign w:val="center"/>
+          </w:tcPr>
+          <w:p>
+            <w:r>
+              <w:rPr>
+                <w:sz w:val="16"/>
+              </w:rPr>
+              <w:t>Must be greater than 0</w:t>
+            </w:r>
+          </w:p>
+        </w:tc>
+      </w:tr>
+      <w:tr>
+        <w:tc>
+          <w:tcPr>
+            <w:tcW w:w="1567" w:type="dxa"/>
+            <w:vAlign w:val="center"/>
+          </w:tcPr>
+          <w:p>
+            <w:r>
+              <w:rPr>
+                <w:sz w:val="16"/>
+              </w:rPr>
+              <w:t>status</w:t>
+            </w:r>
+          </w:p>
+        </w:tc>
+        <w:tc>
+          <w:tcPr>
+            <w:tcW w:w="1567" w:type="dxa"/>
+            <w:vAlign w:val="center"/>
+          </w:tcPr>
+          <w:p>
+            <w:r>
+              <w:rPr>
+                <w:sz w:val="16"/>
+              </w:rPr>
+              <w:t>VARCHAR(20)</w:t>
+            </w:r>
+          </w:p>
+        </w:tc>
+        <w:tc>
+          <w:tcPr>
+            <w:tcW w:w="1567" w:type="dxa"/>
+            <w:vAlign w:val="center"/>
+          </w:tcPr>
+          <w:p>
+            <w:r>
+              <w:rPr>
+                <w:sz w:val="16"/>
+              </w:rPr>
+              <w:t>None</w:t>
+            </w:r>
+          </w:p>
+        </w:tc>
+        <w:tc>
+          <w:tcPr>
+            <w:tcW w:w="1567" w:type="dxa"/>
+            <w:vAlign w:val="center"/>
+          </w:tcPr>
+          <w:p>
+            <w:r>
+              <w:rPr>
+                <w:sz w:val="16"/>
+              </w:rPr>
+              <w:t>No</w:t>
+            </w:r>
+          </w:p>
+        </w:tc>
+        <w:tc>
+          <w:tcPr>
+            <w:tcW w:w="1567" w:type="dxa"/>
+            <w:vAlign w:val="center"/>
+          </w:tcPr>
+          <w:p>
+            <w:r>
+              <w:rPr>
+                <w:sz w:val="16"/>
+              </w:rPr>
+              <w:t>PENDING</w:t>
+            </w:r>
+          </w:p>
+        </w:tc>
+        <w:tc>
+          <w:tcPr>
+            <w:tcW w:w="1567" w:type="dxa"/>
+            <w:vAlign w:val="center"/>
+          </w:tcPr>
+          <w:p>
+            <w:r>
+              <w:rPr>
+                <w:sz w:val="16"/>
+              </w:rPr>
+              <w:t xml:space="preserve">PENDING, </w:t>
+            </w:r>
+            <w:r>
+              <w:rPr>
+                <w:sz w:val="16"/>
+              </w:rPr>
+              <w:t>CLIENT_ACCEPTED</w:t>
+            </w:r>
+            <w:r>
+              <w:rPr>
+                <w:sz w:val="16"/>
+              </w:rPr>
+              <w:t xml:space="preserve">, </w:t>
+            </w:r>
+            <w:r>
+              <w:rPr>
+                <w:sz w:val="16"/>
+              </w:rPr>
+              <w:t xml:space="preserve">CONFIRMED, REJECTED, </w:t>
+            </w:r>
+            <w:r>
+              <w:rPr>
+                <w:sz w:val="16"/>
+              </w:rPr>
+              <w:t>or WITHDRAWN</w:t>
+            </w:r>
+          </w:p>
+        </w:tc>
+      </w:tr>
+      <w:tr>
+        <w:tc>
+          <w:tcPr>
+            <w:tcW w:w="1567" w:type="dxa"/>
+            <w:vAlign w:val="center"/>
+          </w:tcPr>
+          <w:p>
+            <w:r>
+              <w:rPr>
+                <w:sz w:val="16"/>
+              </w:rPr>
+              <w:t>submitted_at</w:t>
+            </w:r>
+          </w:p>
+        </w:tc>
+        <w:tc>
+          <w:tcPr>
+            <w:tcW w:w="1567" w:type="dxa"/>
+            <w:vAlign w:val="center"/>
+          </w:tcPr>
+          <w:p>
+            <w:r>
+              <w:rPr>
+                <w:sz w:val="16"/>
+              </w:rPr>
+              <w:t>DATETIME</w:t>
+            </w:r>
+          </w:p>
+        </w:tc>
+        <w:tc>
+          <w:tcPr>
+            <w:tcW w:w="1567" w:type="dxa"/>
+            <w:vAlign w:val="center"/>
+          </w:tcPr>
+          <w:p>
+            <w:r>
+              <w:rPr>
+                <w:sz w:val="16"/>
+              </w:rPr>
+              <w:t>None</w:t>
+            </w:r>
+          </w:p>
+        </w:tc>
+        <w:tc>
+          <w:tcPr>
+            <w:tcW w:w="1567" w:type="dxa"/>
+            <w:vAlign w:val="center"/>
+          </w:tcPr>
+          <w:p>
+            <w:r>
+              <w:rPr>
+                <w:sz w:val="16"/>
+              </w:rPr>
+              <w:t>No</w:t>
+            </w:r>
+          </w:p>
+        </w:tc>
+        <w:tc>
+          <w:tcPr>
+            <w:tcW w:w="1567" w:type="dxa"/>
+            <w:vAlign w:val="center"/>
+          </w:tcPr>
+          <w:p>
+            <w:r>
+              <w:rPr>
+                <w:sz w:val="16"/>
+              </w:rPr>
+              <w:t>CURRENT_TIMESTAMP</w:t>
+            </w:r>
+          </w:p>
+        </w:tc>
+        <w:tc>
+          <w:tcPr>
+            <w:tcW w:w="1567" w:type="dxa"/>
+            <w:vAlign w:val="center"/>
+          </w:tcPr>
+          <w:p>
+            <w:r>
+              <w:rPr>
+                <w:sz w:val="16"/>
+              </w:rPr>
+              <w:t>Proposal submission time</w:t>
+            </w:r>
+          </w:p>
+        </w:tc>
+      </w:tr>
+    </w:tbl>
+    <w:p>
+      <w:pPr>
+        <w:pStyle w:val="ReportBody"/>
+      </w:pPr>
+    </w:p>
+    <w:p>
+      <w:pPr>
+        <w:pStyle w:val="Heading3"/>
+        <w:rPr>
+          <w:b/>
+          <w:bCs/>
+          <w:sz w:val="26"/>
+          <w:szCs w:val="26"/>
+        </w:rPr>
+      </w:pPr>
+      <w:r>
+        <w:rPr>
+          <w:b/>
+          <w:bCs/>
+          <w:sz w:val="26"/>
+          <w:szCs w:val="26"/>
+        </w:rPr>
+        <w:t>3.9 CONTRACT</w:t>
+      </w:r>
+    </w:p>
+    <w:tbl>
+      <w:tblPr>
+        <w:tblW w:w="0" w:type="auto"/>
+        <w:tblLook w:val="04A0" w:firstRow="1" w:lastRow="0" w:firstColumn="1" w:lastColumn="0" w:noHBand="0" w:noVBand="1"/>
+      </w:tblPr>
+      <w:tblGrid>
+        <w:gridCol w:w="1381"/>
+        <w:gridCol w:w="1480"/>
+        <w:gridCol w:w="1295"/>
+        <w:gridCol w:w="1327"/>
+        <w:gridCol w:w="1674"/>
+        <w:gridCol w:w="1869"/>
+      </w:tblGrid>
+      <w:tr>
+        <w:trPr>
+          <w:tblHeader/>
+        </w:trPr>
+        <w:tc>
+          <w:tcPr>
+            <w:tcW w:w="1567" w:type="dxa"/>
+            <w:vAlign w:val="center"/>
+          </w:tcPr>
+          <w:p>
+            <w:r>
+              <w:rPr>
+                <w:b/>
+                <w:sz w:val="17"/>
+              </w:rPr>
+              <w:t>Attribute</w:t>
+            </w:r>
+          </w:p>
+        </w:tc>
+        <w:tc>
+          <w:tcPr>
+            <w:tcW w:w="1567" w:type="dxa"/>
+            <w:vAlign w:val="center"/>
+          </w:tcPr>
+          <w:p>
+            <w:r>
+              <w:rPr>
+                <w:b/>
+                <w:sz w:val="17"/>
+              </w:rPr>
+              <w:t>Data Type</w:t>
+            </w:r>
+          </w:p>
+        </w:tc>
+        <w:tc>
+          <w:tcPr>
+            <w:tcW w:w="1567" w:type="dxa"/>
+            <w:vAlign w:val="center"/>
+          </w:tcPr>
+          <w:p>
+            <w:r>
+              <w:rPr>
+                <w:b/>
+                <w:sz w:val="17"/>
+              </w:rPr>
+              <w:t>Key Type</w:t>
+            </w:r>
+          </w:p>
+        </w:tc>
+        <w:tc>
+          <w:tcPr>
+            <w:tcW w:w="1567" w:type="dxa"/>
+            <w:vAlign w:val="center"/>
+          </w:tcPr>
+          <w:p>
+            <w:r>
+              <w:rPr>
+                <w:b/>
+                <w:sz w:val="17"/>
+              </w:rPr>
+              <w:t>Nullable?</w:t>
+            </w:r>
+          </w:p>
+        </w:tc>
+        <w:tc>
+          <w:tcPr>
+            <w:tcW w:w="1567" w:type="dxa"/>
+            <w:vAlign w:val="center"/>
+          </w:tcPr>
+          <w:p>
+            <w:r>
+              <w:rPr>
+                <w:b/>
+                <w:sz w:val="17"/>
+              </w:rPr>
+              <w:t>Default Value</w:t>
+            </w:r>
+          </w:p>
+        </w:tc>
+        <w:tc>
+          <w:tcPr>
+            <w:tcW w:w="1567" w:type="dxa"/>
+            <w:vAlign w:val="center"/>
+          </w:tcPr>
+          <w:p>
+            <w:r>
+              <w:rPr>
+                <w:b/>
+                <w:sz w:val="17"/>
+              </w:rPr>
+              <w:t>Business Rules</w:t>
+            </w:r>
+          </w:p>
+        </w:tc>
+      </w:tr>
+      <w:tr>
+        <w:tc>
+          <w:tcPr>
+            <w:tcW w:w="1567" w:type="dxa"/>
+            <w:vAlign w:val="center"/>
+          </w:tcPr>
+          <w:p>
+            <w:r>
+              <w:rPr>
+                <w:sz w:val="16"/>
+              </w:rPr>
+              <w:t>contract_id</w:t>
+            </w:r>
+          </w:p>
+        </w:tc>
+        <w:tc>
+          <w:tcPr>
+            <w:tcW w:w="1567" w:type="dxa"/>
+            <w:vAlign w:val="center"/>
+          </w:tcPr>
+          <w:p>
+            <w:r>
+              <w:rPr>
+                <w:sz w:val="16"/>
+              </w:rPr>
+              <w:t>INT</w:t>
+            </w:r>
+          </w:p>
+        </w:tc>
+        <w:tc>
+          <w:tcPr>
+            <w:tcW w:w="1567" w:type="dxa"/>
+            <w:vAlign w:val="center"/>
+          </w:tcPr>
+          <w:p>
+            <w:r>
+              <w:rPr>
+                <w:sz w:val="16"/>
+              </w:rPr>
+              <w:t>PK</w:t>
+            </w:r>
+          </w:p>
+        </w:tc>
+        <w:tc>
+          <w:tcPr>
+            <w:tcW w:w="1567" w:type="dxa"/>
+            <w:vAlign w:val="center"/>
+          </w:tcPr>
+          <w:p>
+            <w:r>
+              <w:rPr>
+                <w:sz w:val="16"/>
+              </w:rPr>
+              <w:t>No</w:t>
+            </w:r>
+          </w:p>
+        </w:tc>
+        <w:tc>
+          <w:tcPr>
+            <w:tcW w:w="1567" w:type="dxa"/>
+            <w:vAlign w:val="center"/>
+          </w:tcPr>
+          <w:p>
+            <w:r>
+              <w:rPr>
+                <w:sz w:val="16"/>
+              </w:rPr>
+              <w:t>AUTO_INCREMENT</w:t>
+            </w:r>
+          </w:p>
+        </w:tc>
+        <w:tc>
+          <w:tcPr>
+            <w:tcW w:w="1567" w:type="dxa"/>
+            <w:vAlign w:val="center"/>
+          </w:tcPr>
+          <w:p>
+            <w:r>
+              <w:rPr>
+                <w:sz w:val="16"/>
+              </w:rPr>
+              <w:t>Unique contract identifier</w:t>
+            </w:r>
+          </w:p>
+        </w:tc>
+      </w:tr>
+      <w:tr>
+        <w:tc>
+          <w:tcPr>
+            <w:tcW w:w="1567" w:type="dxa"/>
+            <w:vAlign w:val="center"/>
+          </w:tcPr>
+          <w:p>
+            <w:r>
+              <w:rPr>
+                <w:sz w:val="16"/>
+              </w:rPr>
+              <w:t>proposal_id</w:t>
+            </w:r>
+          </w:p>
+        </w:tc>
+        <w:tc>
+          <w:tcPr>
+            <w:tcW w:w="1567" w:type="dxa"/>
+            <w:vAlign w:val="center"/>
+          </w:tcPr>
+          <w:p>
+            <w:r>
+              <w:rPr>
+                <w:sz w:val="16"/>
+              </w:rPr>
+              <w:t>INT</w:t>
+            </w:r>
+          </w:p>
+        </w:tc>
+        <w:tc>
+          <w:tcPr>
+            <w:tcW w:w="1567" w:type="dxa"/>
+            <w:vAlign w:val="center"/>
+          </w:tcPr>
+          <w:p>
+            <w:r>
+              <w:rPr>
+                <w:sz w:val="16"/>
+              </w:rPr>
+              <w:t>FK, UNIQUE</w:t>
+            </w:r>
+          </w:p>
+        </w:tc>
+        <w:tc>
+          <w:tcPr>
+            <w:tcW w:w="1567" w:type="dxa"/>
+            <w:vAlign w:val="center"/>
+          </w:tcPr>
+          <w:p>
+            <w:r>
+              <w:rPr>
+                <w:sz w:val="16"/>
+              </w:rPr>
+              <w:t>No</w:t>
+            </w:r>
+          </w:p>
+        </w:tc>
+        <w:tc>
+          <w:tcPr>
+            <w:tcW w:w="1567" w:type="dxa"/>
+            <w:vAlign w:val="center"/>
+          </w:tcPr>
+          <w:p>
+            <w:r>
+              <w:rPr>
+                <w:sz w:val="16"/>
+              </w:rPr>
+              <w:t>None</w:t>
+            </w:r>
+          </w:p>
+        </w:tc>
+        <w:tc>
+          <w:tcPr>
+            <w:tcW w:w="1567" w:type="dxa"/>
+            <w:vAlign w:val="center"/>
+          </w:tcPr>
+          <w:p>
+            <w:r>
+              <w:rPr>
+                <w:sz w:val="16"/>
+              </w:rPr>
+              <w:t>One accepted proposal creates at most one contract</w:t>
+            </w:r>
+          </w:p>
+        </w:tc>
+      </w:tr>
+      <w:tr>
+        <w:tc>
+          <w:tcPr>
+            <w:tcW w:w="1567" w:type="dxa"/>
+            <w:vAlign w:val="center"/>
+          </w:tcPr>
+          <w:p>
+            <w:r>
+              <w:rPr>
+                <w:sz w:val="16"/>
+              </w:rPr>
+              <w:t>client_id</w:t>
+            </w:r>
+          </w:p>
+        </w:tc>
+        <w:tc>
+          <w:tcPr>
+            <w:tcW w:w="1567" w:type="dxa"/>
+            <w:vAlign w:val="center"/>
+          </w:tcPr>
+          <w:p>
+            <w:r>
+              <w:rPr>
+                <w:sz w:val="16"/>
+              </w:rPr>
+              <w:t>INT</w:t>
+            </w:r>
+          </w:p>
+        </w:tc>
+        <w:tc>
+          <w:tcPr>
+            <w:tcW w:w="1567" w:type="dxa"/>
+            <w:vAlign w:val="center"/>
+          </w:tcPr>
+          <w:p>
+            <w:r>
+              <w:rPr>
+                <w:sz w:val="16"/>
+              </w:rPr>
+              <w:t>FK</w:t>
+            </w:r>
+          </w:p>
+        </w:tc>
+        <w:tc>
+          <w:tcPr>
+            <w:tcW w:w="1567" w:type="dxa"/>
+            <w:vAlign w:val="center"/>
+          </w:tcPr>
+          <w:p>
+            <w:r>
+              <w:rPr>
+                <w:sz w:val="16"/>
+              </w:rPr>
+              <w:t>No</w:t>
+            </w:r>
+          </w:p>
+        </w:tc>
+        <w:tc>
+          <w:tcPr>
+            <w:tcW w:w="1567" w:type="dxa"/>
+            <w:vAlign w:val="center"/>
+          </w:tcPr>
+          <w:p>
+            <w:r>
+              <w:rPr>
+                <w:sz w:val="16"/>
+              </w:rPr>
+              <w:t>None</w:t>
+            </w:r>
+          </w:p>
+        </w:tc>
+        <w:tc>
+          <w:tcPr>
+            <w:tcW w:w="1567" w:type="dxa"/>
+            <w:vAlign w:val="center"/>
+          </w:tcPr>
+          <w:p>
+            <w:r>
+              <w:rPr>
+                <w:sz w:val="16"/>
+              </w:rPr>
+              <w:t>References clients(client_id)</w:t>
+            </w:r>
+          </w:p>
+        </w:tc>
+      </w:tr>
+      <w:tr>
+        <w:tc>
+          <w:tcPr>
+            <w:tcW w:w="1567" w:type="dxa"/>
+            <w:vAlign w:val="center"/>
+          </w:tcPr>
+          <w:p>
+            <w:r>
+              <w:rPr>
+                <w:sz w:val="16"/>
+              </w:rPr>
+              <w:t>freelancer_id</w:t>
+            </w:r>
+          </w:p>
+        </w:tc>
+        <w:tc>
+          <w:tcPr>
+            <w:tcW w:w="1567" w:type="dxa"/>
+            <w:vAlign w:val="center"/>
+          </w:tcPr>
+          <w:p>
+            <w:r>
+              <w:rPr>
+                <w:sz w:val="16"/>
+              </w:rPr>
+              <w:t>INT</w:t>
+            </w:r>
+          </w:p>
+        </w:tc>
+        <w:tc>
+          <w:tcPr>
+            <w:tcW w:w="1567" w:type="dxa"/>
+            <w:vAlign w:val="center"/>
+          </w:tcPr>
+          <w:p>
+            <w:r>
+              <w:rPr>
+                <w:sz w:val="16"/>
+              </w:rPr>
+              <w:t>FK</w:t>
+            </w:r>
+          </w:p>
+        </w:tc>
+        <w:tc>
+          <w:tcPr>
+            <w:tcW w:w="1567" w:type="dxa"/>
+            <w:vAlign w:val="center"/>
+          </w:tcPr>
+          <w:p>
+            <w:r>
+              <w:rPr>
+                <w:sz w:val="16"/>
+              </w:rPr>
+              <w:t>No</w:t>
+            </w:r>
+          </w:p>
+        </w:tc>
+        <w:tc>
+          <w:tcPr>
+            <w:tcW w:w="1567" w:type="dxa"/>
+            <w:vAlign w:val="center"/>
+          </w:tcPr>
+          <w:p>
+            <w:r>
+              <w:rPr>
+                <w:sz w:val="16"/>
+              </w:rPr>
+              <w:t>None</w:t>
+            </w:r>
+          </w:p>
+        </w:tc>
+        <w:tc>
+          <w:tcPr>
+            <w:tcW w:w="1567" w:type="dxa"/>
+            <w:vAlign w:val="center"/>
+          </w:tcPr>
+          <w:p>
+            <w:r>
+              <w:rPr>
+                <w:sz w:val="16"/>
+              </w:rPr>
+              <w:t>References freelancers(freelancer_id)</w:t>
+            </w:r>
+          </w:p>
+        </w:tc>
+      </w:tr>
+      <w:tr>
+        <w:tc>
+          <w:tcPr>
+            <w:tcW w:w="1567" w:type="dxa"/>
+            <w:vAlign w:val="center"/>
+          </w:tcPr>
+          <w:p>
+            <w:r>
+              <w:rPr>
+                <w:sz w:val="16"/>
+              </w:rPr>
+              <w:t>start_date</w:t>
+            </w:r>
+          </w:p>
+        </w:tc>
+        <w:tc>
+          <w:tcPr>
+            <w:tcW w:w="1567" w:type="dxa"/>
+            <w:vAlign w:val="center"/>
+          </w:tcPr>
+          <w:p>
+            <w:r>
+              <w:rPr>
+                <w:sz w:val="16"/>
+              </w:rPr>
+              <w:t>DATE</w:t>
+            </w:r>
+          </w:p>
+        </w:tc>
+        <w:tc>
+          <w:tcPr>
+            <w:tcW w:w="1567" w:type="dxa"/>
+            <w:vAlign w:val="center"/>
+          </w:tcPr>
+          <w:p>
+            <w:r>
+              <w:rPr>
+                <w:sz w:val="16"/>
+              </w:rPr>
+              <w:t>None</w:t>
+            </w:r>
+          </w:p>
+        </w:tc>
+        <w:tc>
+          <w:tcPr>
+            <w:tcW w:w="1567" w:type="dxa"/>
+            <w:vAlign w:val="center"/>
+          </w:tcPr>
+          <w:p>
+            <w:r>
+              <w:rPr>
+                <w:sz w:val="16"/>
+              </w:rPr>
+              <w:t>No</w:t>
+            </w:r>
+          </w:p>
+        </w:tc>
+        <w:tc>
+          <w:tcPr>
+            <w:tcW w:w="1567" w:type="dxa"/>
+            <w:vAlign w:val="center"/>
+          </w:tcPr>
+          <w:p>
+            <w:r>
+              <w:rPr>
+                <w:sz w:val="16"/>
+              </w:rPr>
+              <w:t>None</w:t>
+            </w:r>
+          </w:p>
+        </w:tc>
+        <w:tc>
+          <w:tcPr>
+            <w:tcW w:w="1567" w:type="dxa"/>
+            <w:vAlign w:val="center"/>
+          </w:tcPr>
+          <w:p>
+            <w:r>
+              <w:rPr>
+                <w:sz w:val="16"/>
+              </w:rPr>
+              <w:t>Contract start date</w:t>
+            </w:r>
+          </w:p>
+        </w:tc>
+      </w:tr>
+      <w:tr>
+        <w:tc>
+          <w:tcPr>
+            <w:tcW w:w="1567" w:type="dxa"/>
+            <w:vAlign w:val="center"/>
+          </w:tcPr>
+          <w:p>
+            <w:r>
+              <w:rPr>
+                <w:sz w:val="16"/>
+              </w:rPr>
+              <w:t>end_date</w:t>
+            </w:r>
+          </w:p>
+        </w:tc>
+        <w:tc>
+          <w:tcPr>
+            <w:tcW w:w="1567" w:type="dxa"/>
+            <w:vAlign w:val="center"/>
+          </w:tcPr>
+          <w:p>
+            <w:r>
+              <w:rPr>
+                <w:sz w:val="16"/>
+              </w:rPr>
+              <w:t>DATE</w:t>
+            </w:r>
+          </w:p>
+        </w:tc>
+        <w:tc>
+          <w:tcPr>
+            <w:tcW w:w="1567" w:type="dxa"/>
+            <w:vAlign w:val="center"/>
+          </w:tcPr>
+          <w:p>
+            <w:r>
+              <w:rPr>
+                <w:sz w:val="16"/>
+              </w:rPr>
+              <w:t>None</w:t>
+            </w:r>
+          </w:p>
+        </w:tc>
+        <w:tc>
+          <w:tcPr>
+            <w:tcW w:w="1567" w:type="dxa"/>
+            <w:vAlign w:val="center"/>
+          </w:tcPr>
+          <w:p>
+            <w:r>
+              <w:rPr>
+                <w:sz w:val="16"/>
+              </w:rPr>
+              <w:t>Yes</w:t>
+            </w:r>
+          </w:p>
+        </w:tc>
+        <w:tc>
+          <w:tcPr>
+            <w:tcW w:w="1567" w:type="dxa"/>
+            <w:vAlign w:val="center"/>
+          </w:tcPr>
+          <w:p>
+            <w:r>
+              <w:rPr>
+                <w:sz w:val="16"/>
+              </w:rPr>
+              <w:t>NULL</w:t>
+            </w:r>
+          </w:p>
+        </w:tc>
+        <w:tc>
+          <w:tcPr>
+            <w:tcW w:w="1567" w:type="dxa"/>
+            <w:vAlign w:val="center"/>
+          </w:tcPr>
+          <w:p>
+            <w:r>
+              <w:rPr>
+                <w:sz w:val="16"/>
+              </w:rPr>
+              <w:t>Must be after start_date when populated</w:t>
+            </w:r>
+          </w:p>
+        </w:tc>
+      </w:tr>
+      <w:tr>
+        <w:tc>
+          <w:tcPr>
+            <w:tcW w:w="1567" w:type="dxa"/>
+            <w:vAlign w:val="center"/>
+          </w:tcPr>
+          <w:p>
+            <w:r>
+              <w:rPr>
+                <w:sz w:val="16"/>
+              </w:rPr>
+              <w:t>total_amount</w:t>
+            </w:r>
+          </w:p>
+        </w:tc>
+        <w:tc>
+          <w:tcPr>
+            <w:tcW w:w="1567" w:type="dxa"/>
+            <w:vAlign w:val="center"/>
+          </w:tcPr>
+          <w:p>
+            <w:r>
+              <w:rPr>
+                <w:sz w:val="16"/>
+              </w:rPr>
+              <w:t>DECIMAL(15,2)</w:t>
+            </w:r>
+          </w:p>
+        </w:tc>
+        <w:tc>
+          <w:tcPr>
+            <w:tcW w:w="1567" w:type="dxa"/>
+            <w:vAlign w:val="center"/>
+          </w:tcPr>
+          <w:p>
+            <w:r>
+              <w:rPr>
+                <w:sz w:val="16"/>
+              </w:rPr>
+              <w:t>None</w:t>
+            </w:r>
+          </w:p>
+        </w:tc>
+        <w:tc>
+          <w:tcPr>
+            <w:tcW w:w="1567" w:type="dxa"/>
+            <w:vAlign w:val="center"/>
+          </w:tcPr>
+          <w:p>
+            <w:r>
+              <w:rPr>
+                <w:sz w:val="16"/>
+              </w:rPr>
+              <w:t>No</w:t>
+            </w:r>
+          </w:p>
+        </w:tc>
+        <w:tc>
+          <w:tcPr>
+            <w:tcW w:w="1567" w:type="dxa"/>
+            <w:vAlign w:val="center"/>
+          </w:tcPr>
+          <w:p>
+            <w:r>
+              <w:rPr>
+                <w:sz w:val="16"/>
+              </w:rPr>
+              <w:t>None</w:t>
+            </w:r>
+          </w:p>
+        </w:tc>
+        <w:tc>
+          <w:tcPr>
+            <w:tcW w:w="1567" w:type="dxa"/>
+            <w:vAlign w:val="center"/>
+          </w:tcPr>
+          <w:p>
+            <w:r>
+              <w:rPr>
+                <w:sz w:val="16"/>
+              </w:rPr>
+              <w:t>Must be greater than 0</w:t>
+            </w:r>
+          </w:p>
+        </w:tc>
+      </w:tr>
+      <w:tr>
+        <w:tc>
+          <w:tcPr>
+            <w:tcW w:w="1567" w:type="dxa"/>
+            <w:vAlign w:val="center"/>
+          </w:tcPr>
+          <w:p>
+            <w:r>
+              <w:rPr>
+                <w:sz w:val="16"/>
+              </w:rPr>
+              <w:t>status</w:t>
+            </w:r>
+          </w:p>
+        </w:tc>
+        <w:tc>
+          <w:tcPr>
+            <w:tcW w:w="1567" w:type="dxa"/>
+            <w:vAlign w:val="center"/>
+          </w:tcPr>
+          <w:p>
+            <w:r>
+              <w:rPr>
+                <w:sz w:val="16"/>
+              </w:rPr>
+              <w:t>VARCHAR(20)</w:t>
+            </w:r>
+          </w:p>
+        </w:tc>
+        <w:tc>
+          <w:tcPr>
+            <w:tcW w:w="1567" w:type="dxa"/>
+            <w:vAlign w:val="center"/>
+          </w:tcPr>
+          <w:p>
+            <w:r>
+              <w:rPr>
+                <w:sz w:val="16"/>
+              </w:rPr>
+              <w:t>None</w:t>
+            </w:r>
+          </w:p>
+        </w:tc>
+        <w:tc>
+          <w:tcPr>
+            <w:tcW w:w="1567" w:type="dxa"/>
+            <w:vAlign w:val="center"/>
+          </w:tcPr>
+          <w:p>
+            <w:r>
+              <w:rPr>
+                <w:sz w:val="16"/>
+              </w:rPr>
+              <w:t>No</w:t>
+            </w:r>
+          </w:p>
+        </w:tc>
+        <w:tc>
+          <w:tcPr>
+            <w:tcW w:w="1567" w:type="dxa"/>
+            <w:vAlign w:val="center"/>
+          </w:tcPr>
+          <w:p>
+            <w:r>
+              <w:rPr>
+                <w:sz w:val="16"/>
+              </w:rPr>
+              <w:t>ACTIVE</w:t>
+            </w:r>
+          </w:p>
+        </w:tc>
+        <w:tc>
+          <w:tcPr>
+            <w:tcW w:w="1567" w:type="dxa"/>
+            <w:vAlign w:val="center"/>
+          </w:tcPr>
+          <w:p>
+            <w:r>
+              <w:rPr>
+                <w:sz w:val="16"/>
+              </w:rPr>
+              <w:t>ACTIVE, COMPLETED, or CANCELLED</w:t>
+            </w:r>
+          </w:p>
+        </w:tc>
+      </w:tr>
+    </w:tbl>
+    <w:p>
+      <w:pPr>
+        <w:pStyle w:val="ReportBody"/>
+      </w:pPr>
+    </w:p>
+    <w:p>
+      <w:pPr>
+        <w:pStyle w:val="Heading3"/>
+        <w:rPr>
+          <w:b/>
+          <w:bCs/>
+          <w:sz w:val="26"/>
+          <w:szCs w:val="26"/>
+        </w:rPr>
+      </w:pPr>
+      <w:r>
+        <w:rPr>
+          <w:b/>
+          <w:bCs/>
+          <w:sz w:val="26"/>
+          <w:szCs w:val="26"/>
+        </w:rPr>
+        <w:t>3.10 MILESTONE</w:t>
+      </w:r>
+    </w:p>
+    <w:tbl>
+      <w:tblPr>
+        <w:tblW w:w="0" w:type="auto"/>
+        <w:tblLook w:val="04A0" w:firstRow="1" w:lastRow="0" w:firstColumn="1" w:lastColumn="0" w:noHBand="0" w:noVBand="1"/>
+      </w:tblPr>
+      <w:tblGrid>
+        <w:gridCol w:w="1449"/>
+        <w:gridCol w:w="1517"/>
+        <w:gridCol w:w="1346"/>
+        <w:gridCol w:w="1420"/>
+        <w:gridCol w:w="1674"/>
+        <w:gridCol w:w="1620"/>
+      </w:tblGrid>
+      <w:tr>
+        <w:trPr>
+          <w:tblHeader/>
+        </w:trPr>
+        <w:tc>
+          <w:tcPr>
+            <w:tcW w:w="1567" w:type="dxa"/>
+            <w:vAlign w:val="center"/>
+          </w:tcPr>
+          <w:p>
+            <w:r>
+              <w:rPr>
+                <w:b/>
+                <w:sz w:val="17"/>
+              </w:rPr>
+              <w:t>Attribute</w:t>
+            </w:r>
+          </w:p>
+        </w:tc>
+        <w:tc>
+          <w:tcPr>
+            <w:tcW w:w="1567" w:type="dxa"/>
+            <w:vAlign w:val="center"/>
+          </w:tcPr>
+          <w:p>
+            <w:r>
+              <w:rPr>
+                <w:b/>
+                <w:sz w:val="17"/>
+              </w:rPr>
+              <w:t>Data Type</w:t>
+            </w:r>
+          </w:p>
+        </w:tc>
+        <w:tc>
+          <w:tcPr>
+            <w:tcW w:w="1567" w:type="dxa"/>
+            <w:vAlign w:val="center"/>
+          </w:tcPr>
+          <w:p>
+            <w:r>
+              <w:rPr>
+                <w:b/>
+                <w:sz w:val="17"/>
+              </w:rPr>
+              <w:t>Key Type</w:t>
+            </w:r>
+          </w:p>
+        </w:tc>
+        <w:tc>
+          <w:tcPr>
+            <w:tcW w:w="1567" w:type="dxa"/>
+            <w:vAlign w:val="center"/>
+          </w:tcPr>
+          <w:p>
+            <w:r>
+              <w:rPr>
+                <w:b/>
+                <w:sz w:val="17"/>
+              </w:rPr>
+              <w:t>Nullable?</w:t>
+            </w:r>
+          </w:p>
+        </w:tc>
+        <w:tc>
+          <w:tcPr>
+            <w:tcW w:w="1567" w:type="dxa"/>
+            <w:vAlign w:val="center"/>
+          </w:tcPr>
+          <w:p>
+            <w:r>
+              <w:rPr>
+                <w:b/>
+                <w:sz w:val="17"/>
+              </w:rPr>
+              <w:t>Default Value</w:t>
+            </w:r>
+          </w:p>
+        </w:tc>
+        <w:tc>
+          <w:tcPr>
+            <w:tcW w:w="1567" w:type="dxa"/>
+            <w:vAlign w:val="center"/>
+          </w:tcPr>
+          <w:p>
+            <w:r>
+              <w:rPr>
+                <w:b/>
+                <w:sz w:val="17"/>
+              </w:rPr>
+              <w:t>Business Rules</w:t>
+            </w:r>
+          </w:p>
+        </w:tc>
+      </w:tr>
+      <w:tr>
+        <w:tc>
+          <w:tcPr>
+            <w:tcW w:w="1567" w:type="dxa"/>
+            <w:vAlign w:val="center"/>
+          </w:tcPr>
+          <w:p>
+            <w:r>
+              <w:rPr>
+                <w:sz w:val="16"/>
+              </w:rPr>
+              <w:t>milestone_id</w:t>
+            </w:r>
+          </w:p>
+        </w:tc>
+        <w:tc>
+          <w:tcPr>
+            <w:tcW w:w="1567" w:type="dxa"/>
+            <w:vAlign w:val="center"/>
+          </w:tcPr>
+          <w:p>
+            <w:r>
+              <w:rPr>
+                <w:sz w:val="16"/>
+              </w:rPr>
+              <w:t>INT</w:t>
+            </w:r>
+          </w:p>
+        </w:tc>
+        <w:tc>
+          <w:tcPr>
+            <w:tcW w:w="1567" w:type="dxa"/>
+            <w:vAlign w:val="center"/>
+          </w:tcPr>
+          <w:p>
+            <w:r>
+              <w:rPr>
+                <w:sz w:val="16"/>
+              </w:rPr>
+              <w:t>PK</w:t>
+            </w:r>
+          </w:p>
+        </w:tc>
+        <w:tc>
+          <w:tcPr>
+            <w:tcW w:w="1567" w:type="dxa"/>
+            <w:vAlign w:val="center"/>
+          </w:tcPr>
+          <w:p>
+            <w:r>
+              <w:rPr>
+                <w:sz w:val="16"/>
+              </w:rPr>
+              <w:t>No</w:t>
+            </w:r>
+          </w:p>
+        </w:tc>
+        <w:tc>
+          <w:tcPr>
+            <w:tcW w:w="1567" w:type="dxa"/>
+            <w:vAlign w:val="center"/>
+          </w:tcPr>
+          <w:p>
+            <w:r>
+              <w:rPr>
+                <w:sz w:val="16"/>
+              </w:rPr>
+              <w:t>AUTO_INCREMENT</w:t>
+            </w:r>
+          </w:p>
+        </w:tc>
+        <w:tc>
+          <w:tcPr>
+            <w:tcW w:w="1567" w:type="dxa"/>
+            <w:vAlign w:val="center"/>
+          </w:tcPr>
+          <w:p>
+            <w:r>
+              <w:rPr>
+                <w:sz w:val="16"/>
+              </w:rPr>
+              <w:t>Unique milestone identifier</w:t>
+            </w:r>
+          </w:p>
+        </w:tc>
+      </w:tr>
+      <w:tr>
+        <w:tc>
+          <w:tcPr>
+            <w:tcW w:w="1567" w:type="dxa"/>
+            <w:vAlign w:val="center"/>
+          </w:tcPr>
+          <w:p>
+            <w:r>
+              <w:rPr>
+                <w:sz w:val="16"/>
+              </w:rPr>
+              <w:t>contract_id</w:t>
+            </w:r>
+          </w:p>
+        </w:tc>
+        <w:tc>
+          <w:tcPr>
+            <w:tcW w:w="1567" w:type="dxa"/>
+            <w:vAlign w:val="center"/>
+          </w:tcPr>
+          <w:p>
+            <w:r>
+              <w:rPr>
+                <w:sz w:val="16"/>
+              </w:rPr>
+              <w:t>INT</w:t>
+            </w:r>
+          </w:p>
+        </w:tc>
+        <w:tc>
+          <w:tcPr>
+            <w:tcW w:w="1567" w:type="dxa"/>
+            <w:vAlign w:val="center"/>
+          </w:tcPr>
+          <w:p>
+            <w:r>
+              <w:rPr>
+                <w:sz w:val="16"/>
+              </w:rPr>
+              <w:t>FK</w:t>
+            </w:r>
+          </w:p>
+        </w:tc>
+        <w:tc>
+          <w:tcPr>
+            <w:tcW w:w="1567" w:type="dxa"/>
+            <w:vAlign w:val="center"/>
+          </w:tcPr>
+          <w:p>
+            <w:r>
+              <w:rPr>
+                <w:sz w:val="16"/>
+              </w:rPr>
+              <w:t>No</w:t>
+            </w:r>
+          </w:p>
+        </w:tc>
+        <w:tc>
+          <w:tcPr>
+            <w:tcW w:w="1567" w:type="dxa"/>
+            <w:vAlign w:val="center"/>
+          </w:tcPr>
+          <w:p>
+            <w:r>
+              <w:rPr>
+                <w:sz w:val="16"/>
+              </w:rPr>
+              <w:t>None</w:t>
+            </w:r>
+          </w:p>
+        </w:tc>
+        <w:tc>
+          <w:tcPr>
+            <w:tcW w:w="1567" w:type="dxa"/>
+            <w:vAlign w:val="center"/>
+          </w:tcPr>
+          <w:p>
+            <w:r>
+              <w:rPr>
+                <w:sz w:val="16"/>
+              </w:rPr>
+              <w:t>References contracts(contract_id)</w:t>
+            </w:r>
+          </w:p>
+        </w:tc>
+      </w:tr>
+      <w:tr>
+        <w:tc>
+          <w:tcPr>
+            <w:tcW w:w="1567" w:type="dxa"/>
+            <w:vAlign w:val="center"/>
+          </w:tcPr>
+          <w:p>
+            <w:r>
+              <w:rPr>
+                <w:sz w:val="16"/>
+              </w:rPr>
+              <w:t>title</w:t>
+            </w:r>
+          </w:p>
+        </w:tc>
+        <w:tc>
+          <w:tcPr>
+            <w:tcW w:w="1567" w:type="dxa"/>
+            <w:vAlign w:val="center"/>
+          </w:tcPr>
+          <w:p>
+            <w:r>
+              <w:rPr>
+                <w:sz w:val="16"/>
+              </w:rPr>
+              <w:t>VARCHAR(200)</w:t>
+            </w:r>
+          </w:p>
+        </w:tc>
+        <w:tc>
+          <w:tcPr>
+            <w:tcW w:w="1567" w:type="dxa"/>
+            <w:vAlign w:val="center"/>
+          </w:tcPr>
+          <w:p>
+            <w:r>
+              <w:rPr>
+                <w:sz w:val="16"/>
+              </w:rPr>
+              <w:t>None</w:t>
+            </w:r>
+          </w:p>
+        </w:tc>
+        <w:tc>
+          <w:tcPr>
+            <w:tcW w:w="1567" w:type="dxa"/>
+            <w:vAlign w:val="center"/>
+          </w:tcPr>
+          <w:p>
+            <w:r>
+              <w:rPr>
+                <w:sz w:val="16"/>
+              </w:rPr>
+              <w:t>No</w:t>
+            </w:r>
+          </w:p>
+        </w:tc>
+        <w:tc>
+          <w:tcPr>
+            <w:tcW w:w="1567" w:type="dxa"/>
+            <w:vAlign w:val="center"/>
+          </w:tcPr>
+          <w:p>
+            <w:r>
+              <w:rPr>
+                <w:sz w:val="16"/>
+              </w:rPr>
+              <w:t>None</w:t>
+            </w:r>
+          </w:p>
+        </w:tc>
+        <w:tc>
+          <w:tcPr>
+            <w:tcW w:w="1567" w:type="dxa"/>
+            <w:vAlign w:val="center"/>
+          </w:tcPr>
+          <w:p>
+            <w:r>
+              <w:rPr>
+                <w:sz w:val="16"/>
+              </w:rPr>
+              <w:t>Milestone title</w:t>
+            </w:r>
+          </w:p>
+        </w:tc>
+      </w:tr>
+      <w:tr>
+        <w:tc>
+          <w:tcPr>
+            <w:tcW w:w="1567" w:type="dxa"/>
+            <w:vAlign w:val="center"/>
+          </w:tcPr>
+          <w:p>
+            <w:r>
+              <w:rPr>
+                <w:sz w:val="16"/>
+              </w:rPr>
+              <w:t>description</w:t>
+            </w:r>
+          </w:p>
+        </w:tc>
+        <w:tc>
+          <w:tcPr>
+            <w:tcW w:w="1567" w:type="dxa"/>
+            <w:vAlign w:val="center"/>
+          </w:tcPr>
+          <w:p>
+            <w:r>
+              <w:rPr>
+                <w:sz w:val="16"/>
+              </w:rPr>
+              <w:t>TEXT</w:t>
+            </w:r>
+          </w:p>
+        </w:tc>
+        <w:tc>
+          <w:tcPr>
+            <w:tcW w:w="1567" w:type="dxa"/>
+            <w:vAlign w:val="center"/>
+          </w:tcPr>
+          <w:p>
+            <w:r>
+              <w:rPr>
+                <w:sz w:val="16"/>
+              </w:rPr>
+              <w:t>None</w:t>
+            </w:r>
+          </w:p>
+        </w:tc>
+        <w:tc>
+          <w:tcPr>
+            <w:tcW w:w="1567" w:type="dxa"/>
+            <w:vAlign w:val="center"/>
+          </w:tcPr>
+          <w:p>
+            <w:r>
+              <w:rPr>
+                <w:sz w:val="16"/>
+              </w:rPr>
+              <w:t>Yes</w:t>
+            </w:r>
+          </w:p>
+        </w:tc>
+        <w:tc>
+          <w:tcPr>
+            <w:tcW w:w="1567" w:type="dxa"/>
+            <w:vAlign w:val="center"/>
+          </w:tcPr>
+          <w:p>
+            <w:r>
+              <w:rPr>
+                <w:sz w:val="16"/>
+              </w:rPr>
+              <w:t>NULL</w:t>
+            </w:r>
+          </w:p>
+        </w:tc>
+        <w:tc>
+          <w:tcPr>
+            <w:tcW w:w="1567" w:type="dxa"/>
+            <w:vAlign w:val="center"/>
+          </w:tcPr>
+          <w:p>
+            <w:r>
+              <w:rPr>
+                <w:sz w:val="16"/>
+              </w:rPr>
+              <w:t>Optional milestone description</w:t>
+            </w:r>
+          </w:p>
+        </w:tc>
+      </w:tr>
+      <w:tr>
+        <w:tc>
+          <w:tcPr>
+            <w:tcW w:w="1567" w:type="dxa"/>
+            <w:vAlign w:val="center"/>
+          </w:tcPr>
+          <w:p>
+            <w:r>
+              <w:rPr>
+                <w:sz w:val="16"/>
+              </w:rPr>
+              <w:t>amount</w:t>
+            </w:r>
+          </w:p>
+        </w:tc>
+        <w:tc>
+          <w:tcPr>
+            <w:tcW w:w="1567" w:type="dxa"/>
+            <w:vAlign w:val="center"/>
+          </w:tcPr>
+          <w:p>
+            <w:r>
+              <w:rPr>
+                <w:sz w:val="16"/>
+              </w:rPr>
+              <w:t>DECIMAL(15,2)</w:t>
+            </w:r>
+          </w:p>
+        </w:tc>
+        <w:tc>
+          <w:tcPr>
+            <w:tcW w:w="1567" w:type="dxa"/>
+            <w:vAlign w:val="center"/>
+          </w:tcPr>
+          <w:p>
+            <w:r>
+              <w:rPr>
+                <w:sz w:val="16"/>
+              </w:rPr>
+              <w:t>None</w:t>
+            </w:r>
+          </w:p>
+        </w:tc>
+        <w:tc>
+          <w:tcPr>
+            <w:tcW w:w="1567" w:type="dxa"/>
+            <w:vAlign w:val="center"/>
+          </w:tcPr>
+          <w:p>
+            <w:r>
+              <w:rPr>
+                <w:sz w:val="16"/>
+              </w:rPr>
+              <w:t>No</w:t>
+            </w:r>
+          </w:p>
+        </w:tc>
+        <w:tc>
+          <w:tcPr>
+            <w:tcW w:w="1567" w:type="dxa"/>
+            <w:vAlign w:val="center"/>
+          </w:tcPr>
+          <w:p>
+            <w:r>
+              <w:rPr>
+                <w:sz w:val="16"/>
+              </w:rPr>
+              <w:t>None</w:t>
+            </w:r>
+          </w:p>
+        </w:tc>
+        <w:tc>
+          <w:tcPr>
+            <w:tcW w:w="1567" w:type="dxa"/>
+            <w:vAlign w:val="center"/>
+          </w:tcPr>
+          <w:p>
+            <w:r>
+              <w:rPr>
+                <w:sz w:val="16"/>
+              </w:rPr>
+              <w:t>Must be greater than 0; total milestone value must not exceed contract total</w:t>
+            </w:r>
+          </w:p>
+        </w:tc>
+      </w:tr>
+      <w:tr>
+        <w:tc>
+          <w:tcPr>
+            <w:tcW w:w="1567" w:type="dxa"/>
+            <w:vAlign w:val="center"/>
+          </w:tcPr>
+          <w:p>
+            <w:r>
+              <w:rPr>
+                <w:sz w:val="16"/>
+              </w:rPr>
+              <w:t>due_date</w:t>
+            </w:r>
+          </w:p>
+        </w:tc>
+        <w:tc>
+          <w:tcPr>
+            <w:tcW w:w="1567" w:type="dxa"/>
+            <w:vAlign w:val="center"/>
+          </w:tcPr>
+          <w:p>
+            <w:r>
+              <w:rPr>
+                <w:sz w:val="16"/>
+              </w:rPr>
+              <w:t>DATE</w:t>
+            </w:r>
+          </w:p>
+        </w:tc>
+        <w:tc>
+          <w:tcPr>
+            <w:tcW w:w="1567" w:type="dxa"/>
+            <w:vAlign w:val="center"/>
+          </w:tcPr>
+          <w:p>
+            <w:r>
+              <w:rPr>
+                <w:sz w:val="16"/>
+              </w:rPr>
+              <w:t>None</w:t>
+            </w:r>
+          </w:p>
+        </w:tc>
+        <w:tc>
+          <w:tcPr>
+            <w:tcW w:w="1567" w:type="dxa"/>
+            <w:vAlign w:val="center"/>
+          </w:tcPr>
+          <w:p>
+            <w:r>
+              <w:rPr>
+                <w:sz w:val="16"/>
+              </w:rPr>
+              <w:t>Yes</w:t>
+            </w:r>
+          </w:p>
+        </w:tc>
+        <w:tc>
+          <w:tcPr>
+            <w:tcW w:w="1567" w:type="dxa"/>
+            <w:vAlign w:val="center"/>
+          </w:tcPr>
+          <w:p>
+            <w:r>
+              <w:rPr>
+                <w:sz w:val="16"/>
+              </w:rPr>
+              <w:t>NULL</w:t>
+            </w:r>
+          </w:p>
+        </w:tc>
+        <w:tc>
+          <w:tcPr>
+            <w:tcW w:w="1567" w:type="dxa"/>
+            <w:vAlign w:val="center"/>
+          </w:tcPr>
+          <w:p>
+            <w:r>
+              <w:rPr>
+                <w:sz w:val="16"/>
+              </w:rPr>
+              <w:t>Milestone due date</w:t>
+            </w:r>
+          </w:p>
+        </w:tc>
+      </w:tr>
+      <w:tr>
+        <w:tc>
+          <w:tcPr>
+            <w:tcW w:w="1567" w:type="dxa"/>
+            <w:vAlign w:val="center"/>
+          </w:tcPr>
+          <w:p>
+            <w:r>
+              <w:rPr>
+                <w:sz w:val="16"/>
+              </w:rPr>
+              <w:t>status</w:t>
+            </w:r>
+          </w:p>
+        </w:tc>
+        <w:tc>
+          <w:tcPr>
+            <w:tcW w:w="1567" w:type="dxa"/>
+            <w:vAlign w:val="center"/>
+          </w:tcPr>
+          <w:p>
+            <w:r>
+              <w:rPr>
+                <w:sz w:val="16"/>
+              </w:rPr>
+              <w:t>VARCHAR(20)</w:t>
+            </w:r>
+          </w:p>
+        </w:tc>
+        <w:tc>
+          <w:tcPr>
+            <w:tcW w:w="1567" w:type="dxa"/>
+            <w:vAlign w:val="center"/>
+          </w:tcPr>
+          <w:p>
+            <w:r>
+              <w:rPr>
+                <w:sz w:val="16"/>
+              </w:rPr>
+              <w:t>None</w:t>
+            </w:r>
+          </w:p>
+        </w:tc>
+        <w:tc>
+          <w:tcPr>
+            <w:tcW w:w="1567" w:type="dxa"/>
+            <w:vAlign w:val="center"/>
+          </w:tcPr>
+          <w:p>
+            <w:r>
+              <w:rPr>
+                <w:sz w:val="16"/>
+              </w:rPr>
+              <w:t>No</w:t>
+            </w:r>
+          </w:p>
+        </w:tc>
+        <w:tc>
+          <w:tcPr>
+            <w:tcW w:w="1567" w:type="dxa"/>
+            <w:vAlign w:val="center"/>
+          </w:tcPr>
+          <w:p>
+            <w:r>
+              <w:rPr>
+                <w:sz w:val="16"/>
+              </w:rPr>
+              <w:t>PENDING</w:t>
+            </w:r>
+          </w:p>
+        </w:tc>
+        <w:tc>
+          <w:tcPr>
+            <w:tcW w:w="1567" w:type="dxa"/>
+            <w:vAlign w:val="center"/>
+          </w:tcPr>
+          <w:p>
+            <w:r>
+              <w:rPr>
+                <w:sz w:val="16"/>
+              </w:rPr>
+              <w:t>Status supports approval/release workflow</w:t>
+            </w:r>
+          </w:p>
+        </w:tc>
+      </w:tr>
+    </w:tbl>
+    <w:p>
+      <w:pPr>
+        <w:pStyle w:val="ReportBody"/>
+      </w:pPr>
+    </w:p>
+    <w:p>
+      <w:pPr>
+        <w:pStyle w:val="Heading3"/>
+        <w:rPr>
+          <w:b/>
+          <w:bCs/>
+          <w:sz w:val="26"/>
+          <w:szCs w:val="26"/>
+        </w:rPr>
+      </w:pPr>
+      <w:r>
+        <w:rPr>
+          <w:b/>
+          <w:bCs/>
+          <w:sz w:val="26"/>
+          <w:szCs w:val="26"/>
+        </w:rPr>
+        <w:t>3.11 PAYMENT</w:t>
+      </w:r>
+    </w:p>
+    <w:tbl>
+      <w:tblPr>
+        <w:tblW w:w="0" w:type="auto"/>
+        <w:tblLook w:val="04A0" w:firstRow="1" w:lastRow="0" w:firstColumn="1" w:lastColumn="0" w:noHBand="0" w:noVBand="1"/>
+      </w:tblPr>
+      <w:tblGrid>
+        <w:gridCol w:w="1464"/>
+        <w:gridCol w:w="1467"/>
+        <w:gridCol w:w="1253"/>
+        <w:gridCol w:w="1289"/>
+        <w:gridCol w:w="1674"/>
+        <w:gridCol w:w="1879"/>
+      </w:tblGrid>
+      <w:tr>
+        <w:trPr>
+          <w:tblHeader/>
+        </w:trPr>
+        <w:tc>
+          <w:tcPr>
+            <w:tcW w:w="1567" w:type="dxa"/>
+            <w:vAlign w:val="center"/>
+          </w:tcPr>
+          <w:p>
+            <w:r>
+              <w:rPr>
+                <w:b/>
+                <w:sz w:val="17"/>
+              </w:rPr>
+              <w:t>Attribute</w:t>
+            </w:r>
+          </w:p>
+        </w:tc>
+        <w:tc>
+          <w:tcPr>
+            <w:tcW w:w="1567" w:type="dxa"/>
+            <w:vAlign w:val="center"/>
+          </w:tcPr>
+          <w:p>
+            <w:r>
+              <w:rPr>
+                <w:b/>
+                <w:sz w:val="17"/>
+              </w:rPr>
+              <w:t>Data Type</w:t>
+            </w:r>
+          </w:p>
+        </w:tc>
+        <w:tc>
+          <w:tcPr>
+            <w:tcW w:w="1567" w:type="dxa"/>
+            <w:vAlign w:val="center"/>
+          </w:tcPr>
+          <w:p>
+            <w:r>
+              <w:rPr>
+                <w:b/>
+                <w:sz w:val="17"/>
+              </w:rPr>
+              <w:t>Key Type</w:t>
+            </w:r>
+          </w:p>
+        </w:tc>
+        <w:tc>
+          <w:tcPr>
+            <w:tcW w:w="1567" w:type="dxa"/>
+            <w:vAlign w:val="center"/>
+          </w:tcPr>
+          <w:p>
+            <w:r>
+              <w:rPr>
+                <w:b/>
+                <w:sz w:val="17"/>
+              </w:rPr>
+              <w:t>Nullable?</w:t>
+            </w:r>
+          </w:p>
+        </w:tc>
+        <w:tc>
+          <w:tcPr>
+            <w:tcW w:w="1674" w:type="dxa"/>
+            <w:vAlign w:val="center"/>
+          </w:tcPr>
+          <w:p>
+            <w:r>
+              <w:rPr>
+                <w:b/>
+                <w:sz w:val="17"/>
+              </w:rPr>
+              <w:t>Default Value</w:t>
+            </w:r>
+          </w:p>
+        </w:tc>
+        <w:tc>
+          <w:tcPr>
+            <w:tcW w:w="1879" w:type="dxa"/>
+            <w:vAlign w:val="center"/>
+          </w:tcPr>
+          <w:p>
+            <w:r>
+              <w:rPr>
+                <w:b/>
+                <w:sz w:val="17"/>
+              </w:rPr>
+              <w:t>Business Rules</w:t>
+            </w:r>
+          </w:p>
+        </w:tc>
+      </w:tr>
+      <w:tr>
+        <w:tc>
+          <w:tcPr>
+            <w:tcW w:w="1567" w:type="dxa"/>
+            <w:vAlign w:val="center"/>
+          </w:tcPr>
+          <w:p>
+            <w:r>
+              <w:rPr>
+                <w:sz w:val="16"/>
+              </w:rPr>
+              <w:t>payment_id</w:t>
+            </w:r>
+          </w:p>
+        </w:tc>
+        <w:tc>
+          <w:tcPr>
+            <w:tcW w:w="1567" w:type="dxa"/>
+            <w:vAlign w:val="center"/>
+          </w:tcPr>
+          <w:p>
+            <w:r>
+              <w:rPr>
+                <w:sz w:val="16"/>
+              </w:rPr>
+              <w:t>INT</w:t>
+            </w:r>
+          </w:p>
+        </w:tc>
+        <w:tc>
+          <w:tcPr>
+            <w:tcW w:w="1567" w:type="dxa"/>
+            <w:vAlign w:val="center"/>
+          </w:tcPr>
+          <w:p>
+            <w:r>
+              <w:rPr>
+                <w:sz w:val="16"/>
+              </w:rPr>
+              <w:t>PK</w:t>
+            </w:r>
+          </w:p>
+        </w:tc>
+        <w:tc>
+          <w:tcPr>
+            <w:tcW w:w="1567" w:type="dxa"/>
+            <w:vAlign w:val="center"/>
+          </w:tcPr>
+          <w:p>
+            <w:r>
+              <w:rPr>
+                <w:sz w:val="16"/>
+              </w:rPr>
+              <w:t>No</w:t>
+            </w:r>
+          </w:p>
+        </w:tc>
+        <w:tc>
+          <w:tcPr>
+            <w:tcW w:w="1674" w:type="dxa"/>
+            <w:vAlign w:val="center"/>
+          </w:tcPr>
+          <w:p>
+            <w:r>
+              <w:rPr>
+                <w:sz w:val="16"/>
+              </w:rPr>
+              <w:t>AUTO_INCREMENT</w:t>
+            </w:r>
+          </w:p>
+        </w:tc>
+        <w:tc>
+          <w:tcPr>
+            <w:tcW w:w="1879" w:type="dxa"/>
+            <w:vAlign w:val="center"/>
+          </w:tcPr>
+          <w:p>
+            <w:r>
+              <w:rPr>
+                <w:sz w:val="16"/>
+              </w:rPr>
+              <w:t>Unique payment identifier</w:t>
+            </w:r>
+          </w:p>
+        </w:tc>
+      </w:tr>
+      <w:tr>
+        <w:tc>
+          <w:tcPr>
+            <w:tcW w:w="1567" w:type="dxa"/>
+            <w:vAlign w:val="center"/>
+          </w:tcPr>
+          <w:p>
+            <w:r>
+              <w:rPr>
+                <w:sz w:val="16"/>
+              </w:rPr>
+              <w:t>milestone_id</w:t>
+            </w:r>
+          </w:p>
+        </w:tc>
+        <w:tc>
+          <w:tcPr>
+            <w:tcW w:w="1567" w:type="dxa"/>
+            <w:vAlign w:val="center"/>
+          </w:tcPr>
+          <w:p>
+            <w:r>
+              <w:rPr>
+                <w:sz w:val="16"/>
+              </w:rPr>
+              <w:t>INT</w:t>
+            </w:r>
+          </w:p>
+        </w:tc>
+        <w:tc>
+          <w:tcPr>
+            <w:tcW w:w="1567" w:type="dxa"/>
+            <w:vAlign w:val="center"/>
+          </w:tcPr>
+          <w:p>
+            <w:r>
+              <w:rPr>
+                <w:sz w:val="16"/>
+              </w:rPr>
+              <w:t>FK, UNIQUE</w:t>
+            </w:r>
+          </w:p>
+        </w:tc>
+        <w:tc>
+          <w:tcPr>
+            <w:tcW w:w="1567" w:type="dxa"/>
+            <w:vAlign w:val="center"/>
+          </w:tcPr>
+          <w:p>
+            <w:r>
+              <w:rPr>
+                <w:sz w:val="16"/>
+              </w:rPr>
+              <w:t>No</w:t>
+            </w:r>
+          </w:p>
+        </w:tc>
+        <w:tc>
+          <w:tcPr>
+            <w:tcW w:w="1674" w:type="dxa"/>
+            <w:vAlign w:val="center"/>
+          </w:tcPr>
+          <w:p>
+            <w:r>
+              <w:rPr>
+                <w:sz w:val="16"/>
+              </w:rPr>
+              <w:t>None</w:t>
+            </w:r>
+          </w:p>
+        </w:tc>
+        <w:tc>
+          <w:tcPr>
+            <w:tcW w:w="1879" w:type="dxa"/>
+            <w:vAlign w:val="center"/>
+          </w:tcPr>
+          <w:p>
+            <w:r>
+              <w:rPr>
+                <w:sz w:val="16"/>
+              </w:rPr>
+              <w:t>References milestones(milestone_id); at most one successful payment per milestone</w:t>
+            </w:r>
+          </w:p>
+        </w:tc>
+      </w:tr>
+      <w:tr>
+        <w:tc>
+          <w:tcPr>
+            <w:tcW w:w="1567" w:type="dxa"/>
+            <w:vAlign w:val="center"/>
+          </w:tcPr>
+          <w:p>
+            <w:r>
+              <w:rPr>
+                <w:sz w:val="16"/>
+              </w:rPr>
+              <w:t>payer_id</w:t>
+            </w:r>
+          </w:p>
+        </w:tc>
+        <w:tc>
+          <w:tcPr>
+            <w:tcW w:w="1567" w:type="dxa"/>
+            <w:vAlign w:val="center"/>
+          </w:tcPr>
+          <w:p>
+            <w:r>
+              <w:rPr>
+                <w:sz w:val="16"/>
+              </w:rPr>
+              <w:t>INT</w:t>
+            </w:r>
+          </w:p>
+        </w:tc>
+        <w:tc>
+          <w:tcPr>
+            <w:tcW w:w="1567" w:type="dxa"/>
+            <w:vAlign w:val="center"/>
+          </w:tcPr>
+          <w:p>
+            <w:r>
+              <w:rPr>
+                <w:sz w:val="16"/>
+              </w:rPr>
+              <w:t>FK</w:t>
+            </w:r>
+          </w:p>
+        </w:tc>
+        <w:tc>
+          <w:tcPr>
+            <w:tcW w:w="1567" w:type="dxa"/>
+            <w:vAlign w:val="center"/>
+          </w:tcPr>
+          <w:p>
+            <w:r>
+              <w:rPr>
+                <w:sz w:val="16"/>
+              </w:rPr>
+              <w:t>No</w:t>
+            </w:r>
+          </w:p>
+        </w:tc>
+        <w:tc>
+          <w:tcPr>
+            <w:tcW w:w="1674" w:type="dxa"/>
+            <w:vAlign w:val="center"/>
+          </w:tcPr>
+          <w:p>
+            <w:r>
+              <w:rPr>
+                <w:sz w:val="16"/>
+              </w:rPr>
+              <w:t>None</w:t>
+            </w:r>
+          </w:p>
+        </w:tc>
+        <w:tc>
+          <w:tcPr>
+            <w:tcW w:w="1879" w:type="dxa"/>
+            <w:vAlign w:val="center"/>
+          </w:tcPr>
+          <w:p>
+            <w:r>
+              <w:rPr>
+                <w:sz w:val="16"/>
+              </w:rPr>
+              <w:t>References users(user_id); payer must be a party of the contract</w:t>
+            </w:r>
+          </w:p>
+        </w:tc>
+      </w:tr>
+      <w:tr>
+        <w:tc>
+          <w:tcPr>
+            <w:tcW w:w="1567" w:type="dxa"/>
+            <w:vAlign w:val="center"/>
+          </w:tcPr>
+          <w:p>
+            <w:r>
+              <w:rPr>
+                <w:sz w:val="16"/>
+              </w:rPr>
+              <w:t>payee_id</w:t>
+            </w:r>
+          </w:p>
+        </w:tc>
+        <w:tc>
+          <w:tcPr>
+            <w:tcW w:w="1567" w:type="dxa"/>
+            <w:vAlign w:val="center"/>
+          </w:tcPr>
+          <w:p>
+            <w:r>
+              <w:rPr>
+                <w:sz w:val="16"/>
+              </w:rPr>
+              <w:t>INT</w:t>
+            </w:r>
+          </w:p>
+        </w:tc>
+        <w:tc>
+          <w:tcPr>
+            <w:tcW w:w="1567" w:type="dxa"/>
+            <w:vAlign w:val="center"/>
+          </w:tcPr>
+          <w:p>
+            <w:r>
+              <w:rPr>
+                <w:sz w:val="16"/>
+              </w:rPr>
+              <w:t>FK</w:t>
+            </w:r>
+          </w:p>
+        </w:tc>
+        <w:tc>
+          <w:tcPr>
+            <w:tcW w:w="1567" w:type="dxa"/>
+            <w:vAlign w:val="center"/>
+          </w:tcPr>
+          <w:p>
+            <w:r>
+              <w:rPr>
+                <w:sz w:val="16"/>
+              </w:rPr>
+              <w:t>No</w:t>
+            </w:r>
+          </w:p>
+        </w:tc>
+        <w:tc>
+          <w:tcPr>
+            <w:tcW w:w="1674" w:type="dxa"/>
+            <w:vAlign w:val="center"/>
+          </w:tcPr>
+          <w:p>
+            <w:r>
+              <w:rPr>
+                <w:sz w:val="16"/>
+              </w:rPr>
+              <w:t>None</w:t>
+            </w:r>
+          </w:p>
+        </w:tc>
+        <w:tc>
+          <w:tcPr>
+            <w:tcW w:w="1879" w:type="dxa"/>
+            <w:vAlign w:val="center"/>
+          </w:tcPr>
+          <w:p>
+            <w:r>
+              <w:rPr>
+                <w:sz w:val="16"/>
+              </w:rPr>
+              <w:t>References users(user_id); payee must be a party of the contract</w:t>
+            </w:r>
+          </w:p>
+        </w:tc>
+      </w:tr>
+      <w:tr>
+        <w:tc>
+          <w:tcPr>
+            <w:tcW w:w="1567" w:type="dxa"/>
+            <w:vAlign w:val="center"/>
+          </w:tcPr>
+          <w:p>
+            <w:r>
+              <w:rPr>
+                <w:sz w:val="16"/>
+              </w:rPr>
+              <w:t>amount</w:t>
+            </w:r>
+          </w:p>
+        </w:tc>
+        <w:tc>
+          <w:tcPr>
+            <w:tcW w:w="1567" w:type="dxa"/>
+            <w:vAlign w:val="center"/>
+          </w:tcPr>
+          <w:p>
+            <w:r>
+              <w:rPr>
+                <w:sz w:val="16"/>
+              </w:rPr>
+              <w:t>DECIMAL(15,2)</w:t>
+            </w:r>
+          </w:p>
+        </w:tc>
+        <w:tc>
+          <w:tcPr>
+            <w:tcW w:w="1567" w:type="dxa"/>
+            <w:vAlign w:val="center"/>
+          </w:tcPr>
+          <w:p>
+            <w:r>
+              <w:rPr>
+                <w:sz w:val="16"/>
+              </w:rPr>
+              <w:t>None</w:t>
+            </w:r>
+          </w:p>
+        </w:tc>
+        <w:tc>
+          <w:tcPr>
+            <w:tcW w:w="1567" w:type="dxa"/>
+            <w:vAlign w:val="center"/>
+          </w:tcPr>
+          <w:p>
+            <w:r>
+              <w:rPr>
+                <w:sz w:val="16"/>
+              </w:rPr>
+              <w:t>No</w:t>
+            </w:r>
+          </w:p>
+        </w:tc>
+        <w:tc>
+          <w:tcPr>
+            <w:tcW w:w="1674" w:type="dxa"/>
+            <w:vAlign w:val="center"/>
+          </w:tcPr>
+          <w:p>
+            <w:r>
+              <w:rPr>
+                <w:sz w:val="16"/>
+              </w:rPr>
+              <w:t>None</w:t>
+            </w:r>
+          </w:p>
+        </w:tc>
+        <w:tc>
+          <w:tcPr>
+            <w:tcW w:w="1879" w:type="dxa"/>
+            <w:vAlign w:val="center"/>
+          </w:tcPr>
+          <w:p>
+            <w:r>
+              <w:rPr>
+                <w:sz w:val="16"/>
+              </w:rPr>
+              <w:t>Must be greater than 0 and correspond to the milestone release amount</w:t>
+            </w:r>
+          </w:p>
+        </w:tc>
+      </w:tr>
+      <w:tr>
+        <w:tc>
+          <w:tcPr>
+            <w:tcW w:w="1567" w:type="dxa"/>
+            <w:vAlign w:val="center"/>
+          </w:tcPr>
+          <w:p>
+            <w:pPr>
+              <w:rPr>
+                <w:sz w:val="16"/>
+              </w:rPr>
+            </w:pPr>
+            <w:r>
+              <w:rPr>
+                <w:sz w:val="16"/>
+              </w:rPr>
+              <w:t>payment_status</w:t>
+            </w:r>
+          </w:p>
+        </w:tc>
+        <w:tc>
+          <w:tcPr>
+            <w:tcW w:w="1567" w:type="dxa"/>
+            <w:vAlign w:val="center"/>
+          </w:tcPr>
+          <w:p>
+            <w:r>
+              <w:rPr>
+                <w:sz w:val="16"/>
+              </w:rPr>
+              <w:t>VARCHAR(20)</w:t>
+            </w:r>
+          </w:p>
+        </w:tc>
+        <w:tc>
+          <w:tcPr>
+            <w:tcW w:w="1567" w:type="dxa"/>
+            <w:vAlign w:val="center"/>
+          </w:tcPr>
+          <w:p>
+            <w:r>
+              <w:rPr>
+                <w:sz w:val="16"/>
+              </w:rPr>
+              <w:t>None</w:t>
+            </w:r>
+          </w:p>
+        </w:tc>
+        <w:tc>
+          <w:tcPr>
+            <w:tcW w:w="1567" w:type="dxa"/>
+            <w:vAlign w:val="center"/>
+          </w:tcPr>
+          <w:p>
+            <w:r>
+              <w:rPr>
+                <w:sz w:val="16"/>
+              </w:rPr>
+              <w:t>No</w:t>
+            </w:r>
+          </w:p>
+        </w:tc>
+        <w:tc>
+          <w:tcPr>
+            <w:tcW w:w="1674" w:type="dxa"/>
+            <w:vAlign w:val="center"/>
+          </w:tcPr>
+          <w:p>
+            <w:r>
+              <w:rPr>
+                <w:sz w:val="16"/>
+              </w:rPr>
+              <w:t>PENDING</w:t>
+            </w:r>
+          </w:p>
+        </w:tc>
+        <w:tc>
+          <w:tcPr>
+            <w:tcW w:w="1879" w:type="dxa"/>
+            <w:vAlign w:val="center"/>
+          </w:tcPr>
+          <w:p>
+            <w:r>
+              <w:rPr>
+                <w:sz w:val="16"/>
+              </w:rPr>
+              <w:t>PENDING, PAID, or FAILED</w:t>
+            </w:r>
+          </w:p>
+        </w:tc>
+      </w:tr>
+      <w:tr>
+        <w:tc>
+          <w:tcPr>
+            <w:tcW w:w="1567" w:type="dxa"/>
+            <w:vAlign w:val="center"/>
+          </w:tcPr>
+          <w:p>
+            <w:pPr>
+              <w:rPr>
+                <w:sz w:val="16"/>
+              </w:rPr>
+            </w:pPr>
+            <w:r>
+              <w:rPr>
+                <w:sz w:val="16"/>
+              </w:rPr>
+              <w:t>payment_method</w:t>
+            </w:r>
+          </w:p>
+        </w:tc>
+        <w:tc>
+          <w:tcPr>
+            <w:tcW w:w="1567" w:type="dxa"/>
+            <w:vAlign w:val="center"/>
+          </w:tcPr>
+          <w:p>
+            <w:pPr>
+              <w:rPr>
+                <w:sz w:val="16"/>
+              </w:rPr>
+            </w:pPr>
+            <w:r>
+              <w:rPr>
+                <w:sz w:val="16"/>
+              </w:rPr>
+              <w:t>VARCHAR(50)</w:t>
+            </w:r>
+          </w:p>
+        </w:tc>
+        <w:tc>
+          <w:tcPr>
+            <w:tcW w:w="1567" w:type="dxa"/>
+            <w:vAlign w:val="center"/>
+          </w:tcPr>
+          <w:p>
+            <w:pPr>
+              <w:rPr>
+                <w:sz w:val="16"/>
+              </w:rPr>
+            </w:pPr>
+            <w:r>
+              <w:rPr>
+                <w:sz w:val="16"/>
+              </w:rPr>
+              <w:t>None</w:t>
+            </w:r>
+          </w:p>
+        </w:tc>
+        <w:tc>
+          <w:tcPr>
+            <w:tcW w:w="1567" w:type="dxa"/>
+            <w:vAlign w:val="center"/>
+          </w:tcPr>
+          <w:p>
+            <w:pPr>
+              <w:rPr>
+                <w:sz w:val="16"/>
+              </w:rPr>
+            </w:pPr>
+            <w:r>
+              <w:rPr>
+                <w:sz w:val="16"/>
+              </w:rPr>
+              <w:t>No</w:t>
+            </w:r>
+          </w:p>
+        </w:tc>
+        <w:tc>
+          <w:tcPr>
+            <w:tcW w:w="1674" w:type="dxa"/>
+            <w:vAlign w:val="center"/>
+          </w:tcPr>
+          <w:p>
+            <w:pPr>
+              <w:rPr>
+                <w:sz w:val="16"/>
+              </w:rPr>
+            </w:pPr>
+            <w:r>
+              <w:rPr>
+                <w:sz w:val="16"/>
+              </w:rPr>
+              <w:t>None</w:t>
+            </w:r>
+          </w:p>
+        </w:tc>
+        <w:tc>
+          <w:tcPr>
+            <w:tcW w:w="1879" w:type="dxa"/>
+            <w:vAlign w:val="center"/>
+          </w:tcPr>
+          <w:p>
+            <w:pPr>
+              <w:rPr>
+                <w:sz w:val="16"/>
+              </w:rPr>
+            </w:pPr>
+            <w:r>
+              <w:rPr>
+                <w:sz w:val="16"/>
+              </w:rPr>
+              <w:t>Specifies the transaction method (e.g., 'PayPal', 'Credit Card', 'Bank Transfer')</w:t>
+            </w:r>
+          </w:p>
+        </w:tc>
+      </w:tr>
+    </w:tbl>
+    <w:p>
+      <w:pPr>
+        <w:pStyle w:val="ReportBody"/>
+      </w:pPr>
+    </w:p>
+    <w:p>
+      <w:pPr>
+        <w:pStyle w:val="ReportBody"/>
+      </w:pPr>
+    </w:p>
+    <w:p>
+      <w:pPr>
+        <w:pStyle w:val="ReportBody"/>
+        <w:rPr>
+          <w:lang w:val="en-US"/>
+        </w:rPr>
+      </w:pPr>
+    </w:p>
+    <w:p>
+      <w:pPr>
+        <w:pStyle w:val="ReportBody"/>
+        <w:rPr>
+          <w:lang w:val="en-US"/>
+        </w:rPr>
+      </w:pPr>
+    </w:p>
     <w:sectPr>
       <w:pgSz w:w="11906" w:h="16838"/>
       <w:pgMar w:top="1440" w:right="1440" w:bottom="1440" w:left="1440" w:header="708" w:footer="708" w:gutter="0"/>
@@ -4788,7 +11876,6 @@
   <w:style w:type="character" w:default="1" w:styleId="DefaultParagraphFont">
     <w:name w:val="Default Paragraph Font"/>
     <w:uiPriority w:val="1"/>
-    <w:semiHidden/>
     <w:unhideWhenUsed/>
   </w:style>
   <w:style w:type="table" w:default="1" w:styleId="TableNormal">
